--- a/docs/huong-dan-cham-cong-luong.docx
+++ b/docs/huong-dan-cham-cong-luong.docx
@@ -53,7 +53,7 @@
         <w:spacing w:after="120"/>
       </w:pPr>
       <w:r>
-        <w:t xml:space="preserve">Ba phần: chấm công · thưởng dịch vụ khác · dành cho trưởng phòng · hỏi đáp.</w:t>
+        <w:t xml:space="preserve">Các phần: chấm công · thưởng dịch vụ khác · phiếu lương · dành cho trưởng phòng · hỏi đáp.</w:t>
       </w:r>
     </w:p>
     <w:p>
@@ -85,9 +85,9 @@
         </w:tblBorders>
       </w:tblPr>
       <w:tblGrid>
-        <w:gridCol w:w="2952"/>
-        <w:gridCol w:w="5210"/>
-        <w:gridCol w:w="1476"/>
+        <w:gridCol w:w="2825"/>
+        <w:gridCol w:w="5401"/>
+        <w:gridCol w:w="1412"/>
       </w:tblGrid>
       <w:tr>
         <w:trPr>
@@ -95,7 +95,7 @@
         </w:trPr>
         <w:tc>
           <w:tcPr>
-            <w:tcW w:type="dxa" w:w="2952"/>
+            <w:tcW w:type="dxa" w:w="2825"/>
             <w:tcBorders>
               <w:top w:val="single" w:color="D6D3D1" w:sz="4"/>
               <w:left w:val="single" w:color="D6D3D1" w:sz="4"/>
@@ -123,7 +123,7 @@
         </w:tc>
         <w:tc>
           <w:tcPr>
-            <w:tcW w:type="dxa" w:w="5210"/>
+            <w:tcW w:type="dxa" w:w="5401"/>
             <w:tcBorders>
               <w:top w:val="single" w:color="D6D3D1" w:sz="4"/>
               <w:left w:val="single" w:color="D6D3D1" w:sz="4"/>
@@ -151,7 +151,7 @@
         </w:tc>
         <w:tc>
           <w:tcPr>
-            <w:tcW w:type="dxa" w:w="1476"/>
+            <w:tcW w:type="dxa" w:w="1412"/>
             <w:tcBorders>
               <w:top w:val="single" w:color="D6D3D1" w:sz="4"/>
               <w:left w:val="single" w:color="D6D3D1" w:sz="4"/>
@@ -184,7 +184,7 @@
         </w:trPr>
         <w:tc>
           <w:tcPr>
-            <w:tcW w:type="dxa" w:w="2952"/>
+            <w:tcW w:type="dxa" w:w="2825"/>
             <w:tcBorders>
               <w:top w:val="single" w:color="D6D3D1" w:sz="4"/>
               <w:left w:val="single" w:color="D6D3D1" w:sz="4"/>
@@ -206,7 +206,7 @@
         </w:tc>
         <w:tc>
           <w:tcPr>
-            <w:tcW w:type="dxa" w:w="5210"/>
+            <w:tcW w:type="dxa" w:w="5401"/>
             <w:tcBorders>
               <w:top w:val="single" w:color="D6D3D1" w:sz="4"/>
               <w:left w:val="single" w:color="D6D3D1" w:sz="4"/>
@@ -235,7 +235,7 @@
         </w:tc>
         <w:tc>
           <w:tcPr>
-            <w:tcW w:type="dxa" w:w="1476"/>
+            <w:tcW w:type="dxa" w:w="1412"/>
             <w:tcBorders>
               <w:top w:val="single" w:color="D6D3D1" w:sz="4"/>
               <w:left w:val="single" w:color="D6D3D1" w:sz="4"/>
@@ -262,7 +262,7 @@
         </w:trPr>
         <w:tc>
           <w:tcPr>
-            <w:tcW w:type="dxa" w:w="2952"/>
+            <w:tcW w:type="dxa" w:w="2825"/>
             <w:tcBorders>
               <w:top w:val="single" w:color="D6D3D1" w:sz="4"/>
               <w:left w:val="single" w:color="D6D3D1" w:sz="4"/>
@@ -285,7 +285,7 @@
         </w:tc>
         <w:tc>
           <w:tcPr>
-            <w:tcW w:type="dxa" w:w="5210"/>
+            <w:tcW w:type="dxa" w:w="5401"/>
             <w:tcBorders>
               <w:top w:val="single" w:color="D6D3D1" w:sz="4"/>
               <w:left w:val="single" w:color="D6D3D1" w:sz="4"/>
@@ -318,7 +318,7 @@
         </w:tc>
         <w:tc>
           <w:tcPr>
-            <w:tcW w:type="dxa" w:w="1476"/>
+            <w:tcW w:type="dxa" w:w="1412"/>
             <w:tcBorders>
               <w:top w:val="single" w:color="D6D3D1" w:sz="4"/>
               <w:left w:val="single" w:color="D6D3D1" w:sz="4"/>
@@ -346,7 +346,7 @@
         </w:trPr>
         <w:tc>
           <w:tcPr>
-            <w:tcW w:type="dxa" w:w="2952"/>
+            <w:tcW w:type="dxa" w:w="2825"/>
             <w:tcBorders>
               <w:top w:val="single" w:color="D6D3D1" w:sz="4"/>
               <w:left w:val="single" w:color="D6D3D1" w:sz="4"/>
@@ -368,7 +368,7 @@
         </w:tc>
         <w:tc>
           <w:tcPr>
-            <w:tcW w:type="dxa" w:w="5210"/>
+            <w:tcW w:type="dxa" w:w="5401"/>
             <w:tcBorders>
               <w:top w:val="single" w:color="D6D3D1" w:sz="4"/>
               <w:left w:val="single" w:color="D6D3D1" w:sz="4"/>
@@ -390,7 +390,7 @@
         </w:tc>
         <w:tc>
           <w:tcPr>
-            <w:tcW w:type="dxa" w:w="1476"/>
+            <w:tcW w:type="dxa" w:w="1412"/>
             <w:tcBorders>
               <w:top w:val="single" w:color="D6D3D1" w:sz="4"/>
               <w:left w:val="single" w:color="D6D3D1" w:sz="4"/>
@@ -407,6 +407,107 @@
           <w:p>
             <w:r>
               <w:t xml:space="preserve">Trưởng phòng</w:t>
+            </w:r>
+          </w:p>
+        </w:tc>
+      </w:tr>
+      <w:tr>
+        <w:trPr>
+          <w:tblHeader w:val="false"/>
+        </w:trPr>
+        <w:tc>
+          <w:tcPr>
+            <w:tcW w:type="dxa" w:w="2825"/>
+            <w:tcBorders>
+              <w:top w:val="single" w:color="D6D3D1" w:sz="4"/>
+              <w:left w:val="single" w:color="D6D3D1" w:sz="4"/>
+              <w:bottom w:val="single" w:color="D6D3D1" w:sz="4"/>
+              <w:right w:val="single" w:color="D6D3D1" w:sz="4"/>
+            </w:tcBorders>
+            <w:shd w:fill="FAFAF9" w:color="auto" w:val="clear"/>
+            <w:tcMar>
+              <w:top w:type="dxa" w:w="60"/>
+              <w:left w:type="dxa" w:w="100"/>
+              <w:bottom w:type="dxa" w:w="60"/>
+              <w:right w:type="dxa" w:w="100"/>
+            </w:tcMar>
+          </w:tcPr>
+          <w:p>
+            <w:r>
+              <w:t xml:space="preserve">Khi kế toán gửi phiếu lương</w:t>
+            </w:r>
+          </w:p>
+        </w:tc>
+        <w:tc>
+          <w:tcPr>
+            <w:tcW w:type="dxa" w:w="5401"/>
+            <w:tcBorders>
+              <w:top w:val="single" w:color="D6D3D1" w:sz="4"/>
+              <w:left w:val="single" w:color="D6D3D1" w:sz="4"/>
+              <w:bottom w:val="single" w:color="D6D3D1" w:sz="4"/>
+              <w:right w:val="single" w:color="D6D3D1" w:sz="4"/>
+            </w:tcBorders>
+            <w:shd w:fill="FAFAF9" w:color="auto" w:val="clear"/>
+            <w:tcMar>
+              <w:top w:type="dxa" w:w="60"/>
+              <w:left w:type="dxa" w:w="100"/>
+              <w:bottom w:type="dxa" w:w="60"/>
+              <w:right w:type="dxa" w:w="100"/>
+            </w:tcMar>
+          </w:tcPr>
+          <w:p>
+            <w:r>
+              <w:t xml:space="preserve">Mở tab </w:t>
+            </w:r>
+            <w:r>
+              <w:rPr>
+                <w:b/>
+                <w:bCs/>
+              </w:rPr>
+              <w:t xml:space="preserve">Phiếu lương của tôi</w:t>
+            </w:r>
+            <w:r>
+              <w:t xml:space="preserve">, bấm </w:t>
+            </w:r>
+            <w:r>
+              <w:rPr>
+                <w:b/>
+                <w:bCs/>
+              </w:rPr>
+              <w:t xml:space="preserve">Xác nhận</w:t>
+            </w:r>
+            <w:r>
+              <w:t xml:space="preserve"> hoặc </w:t>
+            </w:r>
+            <w:r>
+              <w:rPr>
+                <w:b/>
+                <w:bCs/>
+              </w:rPr>
+              <w:t xml:space="preserve">Báo sai</w:t>
+            </w:r>
+          </w:p>
+        </w:tc>
+        <w:tc>
+          <w:tcPr>
+            <w:tcW w:type="dxa" w:w="1412"/>
+            <w:tcBorders>
+              <w:top w:val="single" w:color="D6D3D1" w:sz="4"/>
+              <w:left w:val="single" w:color="D6D3D1" w:sz="4"/>
+              <w:bottom w:val="single" w:color="D6D3D1" w:sz="4"/>
+              <w:right w:val="single" w:color="D6D3D1" w:sz="4"/>
+            </w:tcBorders>
+            <w:shd w:fill="FAFAF9" w:color="auto" w:val="clear"/>
+            <w:tcMar>
+              <w:top w:type="dxa" w:w="60"/>
+              <w:left w:type="dxa" w:w="100"/>
+              <w:bottom w:type="dxa" w:w="60"/>
+              <w:right w:type="dxa" w:w="100"/>
+            </w:tcMar>
+          </w:tcPr>
+          <w:p>
+            <w:r>
+              <w:t xml:space="preserve">Mọi nhân viên</w:t>
             </w:r>
           </w:p>
         </w:tc>
@@ -578,8 +679,8 @@
         </w:tblBorders>
       </w:tblPr>
       <w:tblGrid>
-        <w:gridCol w:w="1667"/>
-        <w:gridCol w:w="7971"/>
+        <w:gridCol w:w="1412"/>
+        <w:gridCol w:w="8226"/>
       </w:tblGrid>
       <w:tr>
         <w:trPr>
@@ -587,7 +688,7 @@
         </w:trPr>
         <w:tc>
           <w:tcPr>
-            <w:tcW w:type="dxa" w:w="1667"/>
+            <w:tcW w:type="dxa" w:w="1412"/>
             <w:tcBorders>
               <w:top w:val="single" w:color="D6D3D1" w:sz="4"/>
               <w:left w:val="single" w:color="D6D3D1" w:sz="4"/>
@@ -615,7 +716,7 @@
         </w:tc>
         <w:tc>
           <w:tcPr>
-            <w:tcW w:type="dxa" w:w="7971"/>
+            <w:tcW w:type="dxa" w:w="8226"/>
             <w:tcBorders>
               <w:top w:val="single" w:color="D6D3D1" w:sz="4"/>
               <w:left w:val="single" w:color="D6D3D1" w:sz="4"/>
@@ -648,7 +749,7 @@
         </w:trPr>
         <w:tc>
           <w:tcPr>
-            <w:tcW w:type="dxa" w:w="1667"/>
+            <w:tcW w:type="dxa" w:w="1412"/>
             <w:tcBorders>
               <w:top w:val="single" w:color="D6D3D1" w:sz="4"/>
               <w:left w:val="single" w:color="D6D3D1" w:sz="4"/>
@@ -677,7 +778,7 @@
         </w:tc>
         <w:tc>
           <w:tcPr>
-            <w:tcW w:type="dxa" w:w="7971"/>
+            <w:tcW w:type="dxa" w:w="8226"/>
             <w:tcBorders>
               <w:top w:val="single" w:color="D6D3D1" w:sz="4"/>
               <w:left w:val="single" w:color="D6D3D1" w:sz="4"/>
@@ -724,7 +825,7 @@
         </w:trPr>
         <w:tc>
           <w:tcPr>
-            <w:tcW w:type="dxa" w:w="1667"/>
+            <w:tcW w:type="dxa" w:w="1412"/>
             <w:tcBorders>
               <w:top w:val="single" w:color="D6D3D1" w:sz="4"/>
               <w:left w:val="single" w:color="D6D3D1" w:sz="4"/>
@@ -754,7 +855,7 @@
         </w:tc>
         <w:tc>
           <w:tcPr>
-            <w:tcW w:type="dxa" w:w="7971"/>
+            <w:tcW w:type="dxa" w:w="8226"/>
             <w:tcBorders>
               <w:top w:val="single" w:color="D6D3D1" w:sz="4"/>
               <w:left w:val="single" w:color="D6D3D1" w:sz="4"/>
@@ -792,7 +893,7 @@
         </w:trPr>
         <w:tc>
           <w:tcPr>
-            <w:tcW w:type="dxa" w:w="1667"/>
+            <w:tcW w:type="dxa" w:w="1412"/>
             <w:tcBorders>
               <w:top w:val="single" w:color="D6D3D1" w:sz="4"/>
               <w:left w:val="single" w:color="D6D3D1" w:sz="4"/>
@@ -821,7 +922,7 @@
         </w:tc>
         <w:tc>
           <w:tcPr>
-            <w:tcW w:type="dxa" w:w="7971"/>
+            <w:tcW w:type="dxa" w:w="8226"/>
             <w:tcBorders>
               <w:top w:val="single" w:color="D6D3D1" w:sz="4"/>
               <w:left w:val="single" w:color="D6D3D1" w:sz="4"/>
@@ -848,7 +949,7 @@
         </w:trPr>
         <w:tc>
           <w:tcPr>
-            <w:tcW w:type="dxa" w:w="1667"/>
+            <w:tcW w:type="dxa" w:w="1412"/>
             <w:tcBorders>
               <w:top w:val="single" w:color="D6D3D1" w:sz="4"/>
               <w:left w:val="single" w:color="D6D3D1" w:sz="4"/>
@@ -878,7 +979,7 @@
         </w:tc>
         <w:tc>
           <w:tcPr>
-            <w:tcW w:type="dxa" w:w="7971"/>
+            <w:tcW w:type="dxa" w:w="8226"/>
             <w:tcBorders>
               <w:top w:val="single" w:color="D6D3D1" w:sz="4"/>
               <w:left w:val="single" w:color="D6D3D1" w:sz="4"/>
@@ -900,6 +1001,62 @@
           </w:p>
         </w:tc>
       </w:tr>
+      <w:tr>
+        <w:trPr>
+          <w:tblHeader w:val="false"/>
+        </w:trPr>
+        <w:tc>
+          <w:tcPr>
+            <w:tcW w:type="dxa" w:w="1412"/>
+            <w:tcBorders>
+              <w:top w:val="single" w:color="D6D3D1" w:sz="4"/>
+              <w:left w:val="single" w:color="D6D3D1" w:sz="4"/>
+              <w:bottom w:val="single" w:color="D6D3D1" w:sz="4"/>
+              <w:right w:val="single" w:color="D6D3D1" w:sz="4"/>
+            </w:tcBorders>
+            <w:tcMar>
+              <w:top w:type="dxa" w:w="60"/>
+              <w:left w:type="dxa" w:w="100"/>
+              <w:bottom w:type="dxa" w:w="60"/>
+              <w:right w:type="dxa" w:w="100"/>
+            </w:tcMar>
+          </w:tcPr>
+          <w:p>
+            <w:r>
+              <w:rPr>
+                <w:b/>
+                <w:bCs/>
+              </w:rPr>
+              <w:t xml:space="preserve">Số lần vi phạm tác phong</w:t>
+            </w:r>
+            <w:r>
+              <w:t xml:space="preserve"> (tím)</w:t>
+            </w:r>
+          </w:p>
+        </w:tc>
+        <w:tc>
+          <w:tcPr>
+            <w:tcW w:type="dxa" w:w="8226"/>
+            <w:tcBorders>
+              <w:top w:val="single" w:color="D6D3D1" w:sz="4"/>
+              <w:left w:val="single" w:color="D6D3D1" w:sz="4"/>
+              <w:bottom w:val="single" w:color="D6D3D1" w:sz="4"/>
+              <w:right w:val="single" w:color="D6D3D1" w:sz="4"/>
+            </w:tcBorders>
+            <w:tcMar>
+              <w:top w:type="dxa" w:w="60"/>
+              <w:left w:type="dxa" w:w="100"/>
+              <w:bottom w:type="dxa" w:w="60"/>
+              <w:right w:type="dxa" w:w="100"/>
+            </w:tcMar>
+          </w:tcPr>
+          <w:p>
+            <w:r>
+              <w:t xml:space="preserve">Tự khai số lần vi phạm tác phong trong tháng. Mỗi lần trừ 20% tác phong của bạn (0 lần = 100%, 2 lần = 60%). Tác phong của cả phòng là trung bình mọi người — ảnh hưởng thưởng KPI phòng của cả phòng.</w:t>
+            </w:r>
+          </w:p>
+        </w:tc>
+      </w:tr>
     </w:tbl>
     <w:p/>
     <w:p>
@@ -1012,6 +1169,29 @@
       </w:r>
       <w:r>
         <w:t xml:space="preserve">.</w:t>
+      </w:r>
+    </w:p>
+    <w:p>
+      <w:pPr>
+        <w:pStyle w:val="ListParagraph"/>
+        <w:numPr>
+          <w:ilvl w:val="0"/>
+          <w:numId w:val="2"/>
+        </w:numPr>
+        <w:spacing w:after="60"/>
+      </w:pPr>
+      <w:r>
+        <w:t xml:space="preserve">Gõ </w:t>
+      </w:r>
+      <w:r>
+        <w:rPr>
+          <w:b/>
+          <w:bCs/>
+        </w:rPr>
+        <w:t xml:space="preserve">số lần vi phạm tác phong</w:t>
+      </w:r>
+      <w:r>
+        <w:t xml:space="preserve"> trong tháng (không có thì để 0).</w:t>
       </w:r>
     </w:p>
     <w:p>
@@ -1719,7 +1899,178 @@
         <w:pStyle w:val="Heading1"/>
       </w:pPr>
       <w:r>
-        <w:t xml:space="preserve">Phần 3 — Dành cho trưởng phòng</w:t>
+        <w:t xml:space="preserve">Phần 3 — Phiếu lương của tôi</w:t>
+      </w:r>
+    </w:p>
+    <w:p>
+      <w:pPr>
+        <w:spacing w:after="120"/>
+      </w:pPr>
+      <w:r>
+        <w:t xml:space="preserve">Kế toán nội bộ chốt bảng lương xong sẽ </w:t>
+      </w:r>
+      <w:r>
+        <w:rPr>
+          <w:b/>
+          <w:bCs/>
+        </w:rPr>
+        <w:t xml:space="preserve">gửi phiếu lương</w:t>
+      </w:r>
+      <w:r>
+        <w:t xml:space="preserve"> cho từng người. Vào tab </w:t>
+      </w:r>
+      <w:r>
+        <w:rPr>
+          <w:b/>
+          <w:bCs/>
+        </w:rPr>
+        <w:t xml:space="preserve">Phiếu lương của tôi</w:t>
+      </w:r>
+      <w:r>
+        <w:t xml:space="preserve"> — bạn </w:t>
+      </w:r>
+      <w:r>
+        <w:rPr>
+          <w:b/>
+          <w:bCs/>
+        </w:rPr>
+        <w:t xml:space="preserve">chỉ thấy phiếu của chính mình</w:t>
+      </w:r>
+      <w:r>
+        <w:t xml:space="preserve">.</w:t>
+      </w:r>
+    </w:p>
+    <w:p>
+      <w:pPr>
+        <w:spacing w:after="120"/>
+      </w:pPr>
+      <w:r>
+        <w:t xml:space="preserve">Phiếu ghi đủ: lương cơ bản, ngày tính lương, lương theo công; các khoản thưởng (KPI công việc, KPI công nợ, doanh số, dịch vụ khác, KPI phòng); phụ cấp, điều chỉnh (kèm lý do); tổng thu nhập; khoản trừ BHXH / công đoàn / Đoàn phí; và </w:t>
+      </w:r>
+      <w:r>
+        <w:rPr>
+          <w:b/>
+          <w:bCs/>
+        </w:rPr>
+        <w:t xml:space="preserve">THỰC LĨNH</w:t>
+      </w:r>
+      <w:r>
+        <w:t xml:space="preserve">.</w:t>
+      </w:r>
+    </w:p>
+    <w:p>
+      <w:pPr>
+        <w:pStyle w:val="ListParagraph"/>
+        <w:numPr>
+          <w:ilvl w:val="0"/>
+          <w:numId w:val="3"/>
+        </w:numPr>
+        <w:spacing w:after="60"/>
+      </w:pPr>
+      <w:r>
+        <w:t xml:space="preserve">Đúng → bấm </w:t>
+      </w:r>
+      <w:r>
+        <w:rPr>
+          <w:b/>
+          <w:bCs/>
+        </w:rPr>
+        <w:t xml:space="preserve">✓ Xác nhận đúng</w:t>
+      </w:r>
+      <w:r>
+        <w:t xml:space="preserve">.</w:t>
+      </w:r>
+    </w:p>
+    <w:p>
+      <w:pPr>
+        <w:pStyle w:val="ListParagraph"/>
+        <w:numPr>
+          <w:ilvl w:val="0"/>
+          <w:numId w:val="3"/>
+        </w:numPr>
+        <w:spacing w:after="60"/>
+      </w:pPr>
+      <w:r>
+        <w:t xml:space="preserve">Sai → bấm </w:t>
+      </w:r>
+      <w:r>
+        <w:rPr>
+          <w:b/>
+          <w:bCs/>
+        </w:rPr>
+        <w:t xml:space="preserve">⚠ Báo sai</w:t>
+      </w:r>
+      <w:r>
+        <w:t xml:space="preserve">, ghi rõ chỗ sai (vd </w:t>
+      </w:r>
+      <w:r>
+        <w:rPr>
+          <w:i/>
+          <w:iCs/>
+        </w:rPr>
+        <w:t xml:space="preserve">thiếu 1 ngày công</w:t>
+      </w:r>
+      <w:r>
+        <w:t xml:space="preserve">, </w:t>
+      </w:r>
+      <w:r>
+        <w:rPr>
+          <w:i/>
+          <w:iCs/>
+        </w:rPr>
+        <w:t xml:space="preserve">chưa có thưởng hồ sơ X</w:t>
+      </w:r>
+      <w:r>
+        <w:t xml:space="preserve">) → </w:t>
+      </w:r>
+      <w:r>
+        <w:rPr>
+          <w:b/>
+          <w:bCs/>
+        </w:rPr>
+        <w:t xml:space="preserve">Gửi báo sai</w:t>
+      </w:r>
+      <w:r>
+        <w:t xml:space="preserve">. Kế toán nội bộ sửa rồi gửi lại phiếu, bạn xác nhận lại.</w:t>
+      </w:r>
+    </w:p>
+    <w:p>
+      <w:pPr>
+        <w:pStyle w:val="ListParagraph"/>
+        <w:numPr>
+          <w:ilvl w:val="0"/>
+          <w:numId w:val="3"/>
+        </w:numPr>
+        <w:spacing w:after="60"/>
+      </w:pPr>
+      <w:r>
+        <w:t xml:space="preserve">Tháng nào có phiếu đang chờ bạn xác nhận thì nút tháng đó có dấu </w:t>
+      </w:r>
+      <w:r>
+        <w:rPr>
+          <w:b/>
+          <w:bCs/>
+        </w:rPr>
+        <w:t xml:space="preserve">•</w:t>
+      </w:r>
+      <w:r>
+        <w:t xml:space="preserve">.</w:t>
+      </w:r>
+    </w:p>
+    <w:p>
+      <w:pPr>
+        <w:pBdr>
+          <w:bottom w:val="single" w:color="E7E5E4" w:sz="6" w:space="1"/>
+        </w:pBdr>
+        <w:spacing w:after="120"/>
+      </w:pPr>
+    </w:p>
+    <w:p>
+      <w:pPr>
+        <w:pStyle w:val="Heading1"/>
+      </w:pPr>
+      <w:r>
+        <w:t xml:space="preserve">Phần 4 — Dành cho trưởng phòng</w:t>
       </w:r>
     </w:p>
     <w:p>
@@ -1874,7 +2225,7 @@
         <w:t xml:space="preserve">✎ Sửa</w:t>
       </w:r>
       <w:r>
-        <w:t xml:space="preserve"> ở dòng đó, sửa số ngày, </w:t>
+        <w:t xml:space="preserve"> ở dòng đó, sửa số ngày hoặc số lần vi phạm, </w:t>
       </w:r>
       <w:r>
         <w:rPr>
@@ -2088,7 +2439,17 @@
         <w:t xml:space="preserve">Lương của tôi tính thế nào?</w:t>
       </w:r>
       <w:r>
-        <w:t xml:space="preserve"> Lương theo công = lương cơ bản × ngày tính lương ÷ ngày công chuẩn, cộng các khoản thưởng (KPI công việc, KPI công nợ, doanh số, dịch vụ khác, KPI phòng), trừ BHXH 10,5% + kinh phí công đoàn 0,5% + phí Đoàn 40.000đ (chỉ người đóng BHXH). Kế toán nội bộ tổng hợp và gửi bảng lương — nhân viên không xem bảng lương trên app.</w:t>
+        <w:t xml:space="preserve"> Lương theo công = lương cơ bản × ngày tính lương ÷ ngày công chuẩn, cộng các khoản thưởng (KPI công việc, KPI công nợ, doanh số, dịch vụ khác, KPI phòng), phụ cấp và điều chỉnh, trừ BHXH 10,5% + kinh phí công đoàn 0,5% + phí Đoàn 40.000đ (chỉ người đóng BHXH). Bạn xem đủ các khoản ở tab </w:t>
+      </w:r>
+      <w:r>
+        <w:rPr>
+          <w:b/>
+          <w:bCs/>
+        </w:rPr>
+        <w:t xml:space="preserve">Phiếu lương của tôi</w:t>
+      </w:r>
+      <w:r>
+        <w:t xml:space="preserve">.</w:t>
       </w:r>
     </w:p>
     <w:p>
@@ -2100,6 +2461,21 @@
           <w:b/>
           <w:bCs/>
         </w:rPr>
+        <w:t xml:space="preserve">Thưởng KPI phòng tính thế nào?</w:t>
+      </w:r>
+      <w:r>
+        <w:t xml:space="preserve"> Điểm KPI phòng = trung bình 3 tiêu chí: %-công việc, %-công nợ và %-tác phong của phòng. Mỗi người trong phòng nhận đủ mức: dưới 80% không thưởng · 80–90% được 300.000đ · trên 90% được 500.000đ. Vì vậy một người vi phạm tác phong cũng kéo thưởng của cả phòng.</w:t>
+      </w:r>
+    </w:p>
+    <w:p>
+      <w:pPr>
+        <w:spacing w:after="120"/>
+      </w:pPr>
+      <w:r>
+        <w:rPr>
+          <w:b/>
+          <w:bCs/>
+        </w:rPr>
         <w:t xml:space="preserve">Thưởng KPI lấy số tháng nào?</w:t>
       </w:r>
       <w:r>
@@ -2110,7 +2486,7 @@
           <w:b/>
           <w:bCs/>
         </w:rPr>
-        <w:t xml:space="preserve">%-công việc tháng N−1</w:t>
+        <w:t xml:space="preserve">%-công việc tháng N</w:t>
       </w:r>
       <w:r>
         <w:t xml:space="preserve"> và </w:t>
@@ -2120,10 +2496,10 @@
           <w:b/>
           <w:bCs/>
         </w:rPr>
-        <w:t xml:space="preserve">%-công nợ tháng N−2</w:t>
-      </w:r>
-      <w:r>
-        <w:t xml:space="preserve"> — đúng số trên Báo cáo KPI. Mỗi chỉ số: dưới 80% không thưởng · 80–90% được 300.000đ · trên 90% được 500.000đ.</w:t>
+        <w:t xml:space="preserve">%-công nợ tháng N−1</w:t>
+      </w:r>
+      <w:r>
+        <w:t xml:space="preserve"> (vd lương tháng 10: công việc tháng 10, công nợ tháng 9) — đúng số trên Báo cáo KPI. Doanh thu tính thưởng doanh số cũng lấy tháng N. Mỗi chỉ số: dưới 80% không thưởng · 80–90% được 300.000đ · trên 90% được 500.000đ.</w:t>
       </w:r>
     </w:p>
     <w:p>

--- a/docs/huong-dan-cham-cong-luong.docx
+++ b/docs/huong-dan-cham-cong-luong.docx
@@ -35,7 +35,7 @@
         <w:t xml:space="preserve">tự khai ngày công hằng tháng</w:t>
       </w:r>
       <w:r>
-        <w:t xml:space="preserve"> và </w:t>
+        <w:t xml:space="preserve">, </w:t>
       </w:r>
       <w:r>
         <w:rPr>
@@ -45,7 +45,17 @@
         <w:t xml:space="preserve">khai thưởng dịch vụ khác</w:t>
       </w:r>
       <w:r>
-        <w:t xml:space="preserve"> mình đã làm. Trưởng phòng dùng thêm để kiểm công của phòng và duyệt thưởng. Bảng lương do kế toán nội bộ tổng hợp từ chính những số này — khai đúng và đủ là lương ra đúng.</w:t>
+        <w:t xml:space="preserve"> mình đã làm, và </w:t>
+      </w:r>
+      <w:r>
+        <w:rPr>
+          <w:b/>
+          <w:bCs/>
+        </w:rPr>
+        <w:t xml:space="preserve">xem / xác nhận phiếu lương</w:t>
+      </w:r>
+      <w:r>
+        <w:t xml:space="preserve"> của mình. Trưởng phòng dùng thêm để kiểm công của phòng và duyệt thưởng. Bảng lương do kế toán nội bộ tổng hợp từ chính những số này — khai đúng và đủ là lương ra đúng.</w:t>
       </w:r>
     </w:p>
     <w:p>
@@ -54,6 +64,24 @@
       </w:pPr>
       <w:r>
         <w:t xml:space="preserve">Các phần: chấm công · thưởng dịch vụ khác · phiếu lương · dành cho trưởng phòng · hỏi đáp.</w:t>
+      </w:r>
+    </w:p>
+    <w:p>
+      <w:pPr>
+        <w:spacing w:after="120"/>
+      </w:pPr>
+      <w:r>
+        <w:t xml:space="preserve">Số đỏ ①②③… trên ảnh khớp với cột </w:t>
+      </w:r>
+      <w:r>
+        <w:rPr>
+          <w:b/>
+          <w:bCs/>
+        </w:rPr>
+        <w:t xml:space="preserve">Số</w:t>
+      </w:r>
+      <w:r>
+        <w:t xml:space="preserve"> trong bảng giải thích ngay dưới ảnh.</w:t>
       </w:r>
     </w:p>
     <w:p>
@@ -69,7 +97,7 @@
         <w:pStyle w:val="Heading1"/>
       </w:pPr>
       <w:r>
-        <w:t xml:space="preserve">Lịch hằng tháng — nhớ 3 mốc</w:t>
+        <w:t xml:space="preserve">Lịch hằng tháng — nhớ 4 mốc</w:t>
       </w:r>
     </w:p>
     <w:tbl>
@@ -604,7 +632,7 @@
       <w:r>
         <w:drawing>
           <wp:inline distT="0" distB="0" distL="0" distR="0">
-            <wp:extent cx="5715000" cy="2028825"/>
+            <wp:extent cx="5715000" cy="2057400"/>
             <wp:effectExtent t="0" r="0" b="0" l="0"/>
             <wp:docPr id="1" name="Màn hình Chấm công của tôi" descr="Màn hình Chấm công của tôi" title="Màn hình Chấm công của tôi"/>
             <wp:cNvGraphicFramePr>
@@ -629,7 +657,7 @@
                   <pic:spPr bwMode="auto">
                     <a:xfrm>
                       <a:off x="0" y="0"/>
-                      <a:ext cx="5715000" cy="2028825"/>
+                      <a:ext cx="5715000" cy="2057400"/>
                     </a:xfrm>
                     <a:prstGeom prst="rect">
                       <a:avLst/>
@@ -656,14 +684,6 @@
           <w:szCs w:val="18"/>
         </w:rPr>
         <w:t xml:space="preserve">Màn hình Chấm công của tôi</w:t>
-      </w:r>
-    </w:p>
-    <w:p>
-      <w:pPr>
-        <w:pStyle w:val="Heading2"/>
-      </w:pPr>
-      <w:r>
-        <w:t xml:space="preserve">Các ô trên màn hình</w:t>
       </w:r>
     </w:p>
     <w:tbl>
@@ -679,8 +699,9 @@
         </w:tblBorders>
       </w:tblPr>
       <w:tblGrid>
-        <w:gridCol w:w="1412"/>
-        <w:gridCol w:w="8226"/>
+        <w:gridCol w:w="1200"/>
+        <w:gridCol w:w="1443"/>
+        <w:gridCol w:w="6995"/>
       </w:tblGrid>
       <w:tr>
         <w:trPr>
@@ -688,7 +709,7 @@
         </w:trPr>
         <w:tc>
           <w:tcPr>
-            <w:tcW w:type="dxa" w:w="1412"/>
+            <w:tcW w:type="dxa" w:w="1200"/>
             <w:tcBorders>
               <w:top w:val="single" w:color="D6D3D1" w:sz="4"/>
               <w:left w:val="single" w:color="D6D3D1" w:sz="4"/>
@@ -710,13 +731,41 @@
                 <w:bCs/>
                 <w:color w:val="FFFFFF"/>
               </w:rPr>
+              <w:t xml:space="preserve">Số</w:t>
+            </w:r>
+          </w:p>
+        </w:tc>
+        <w:tc>
+          <w:tcPr>
+            <w:tcW w:type="dxa" w:w="1443"/>
+            <w:tcBorders>
+              <w:top w:val="single" w:color="D6D3D1" w:sz="4"/>
+              <w:left w:val="single" w:color="D6D3D1" w:sz="4"/>
+              <w:bottom w:val="single" w:color="D6D3D1" w:sz="4"/>
+              <w:right w:val="single" w:color="D6D3D1" w:sz="4"/>
+            </w:tcBorders>
+            <w:shd w:fill="8B1A1A" w:color="auto" w:val="clear"/>
+            <w:tcMar>
+              <w:top w:type="dxa" w:w="60"/>
+              <w:left w:type="dxa" w:w="100"/>
+              <w:bottom w:type="dxa" w:w="60"/>
+              <w:right w:type="dxa" w:w="100"/>
+            </w:tcMar>
+          </w:tcPr>
+          <w:p>
+            <w:r>
+              <w:rPr>
+                <w:b/>
+                <w:bCs/>
+                <w:color w:val="FFFFFF"/>
+              </w:rPr>
               <w:t xml:space="preserve">Ô</w:t>
             </w:r>
           </w:p>
         </w:tc>
         <w:tc>
           <w:tcPr>
-            <w:tcW w:type="dxa" w:w="8226"/>
+            <w:tcW w:type="dxa" w:w="6995"/>
             <w:tcBorders>
               <w:top w:val="single" w:color="D6D3D1" w:sz="4"/>
               <w:left w:val="single" w:color="D6D3D1" w:sz="4"/>
@@ -749,72 +798,101 @@
         </w:trPr>
         <w:tc>
           <w:tcPr>
-            <w:tcW w:type="dxa" w:w="1412"/>
-            <w:tcBorders>
-              <w:top w:val="single" w:color="D6D3D1" w:sz="4"/>
-              <w:left w:val="single" w:color="D6D3D1" w:sz="4"/>
-              <w:bottom w:val="single" w:color="D6D3D1" w:sz="4"/>
-              <w:right w:val="single" w:color="D6D3D1" w:sz="4"/>
-            </w:tcBorders>
-            <w:tcMar>
-              <w:top w:type="dxa" w:w="60"/>
-              <w:left w:type="dxa" w:w="100"/>
-              <w:bottom w:type="dxa" w:w="60"/>
-              <w:right w:type="dxa" w:w="100"/>
-            </w:tcMar>
-          </w:tcPr>
-          <w:p>
-            <w:r>
-              <w:rPr>
-                <w:b/>
-                <w:bCs/>
-              </w:rPr>
-              <w:t xml:space="preserve">Ngày công chuẩn</w:t>
-            </w:r>
-            <w:r>
-              <w:t xml:space="preserve"> (xanh dương)</w:t>
-            </w:r>
-          </w:p>
-        </w:tc>
-        <w:tc>
-          <w:tcPr>
-            <w:tcW w:type="dxa" w:w="8226"/>
-            <w:tcBorders>
-              <w:top w:val="single" w:color="D6D3D1" w:sz="4"/>
-              <w:left w:val="single" w:color="D6D3D1" w:sz="4"/>
-              <w:bottom w:val="single" w:color="D6D3D1" w:sz="4"/>
-              <w:right w:val="single" w:color="D6D3D1" w:sz="4"/>
-            </w:tcBorders>
-            <w:tcMar>
-              <w:top w:type="dxa" w:w="60"/>
-              <w:left w:type="dxa" w:w="100"/>
-              <w:bottom w:type="dxa" w:w="60"/>
-              <w:right w:type="dxa" w:w="100"/>
-            </w:tcMar>
-          </w:tcPr>
-          <w:p>
-            <w:r>
-              <w:t xml:space="preserve">Số ngày phải làm trong tháng = số ngày của tháng </w:t>
-            </w:r>
-            <w:r>
-              <w:rPr>
-                <w:b/>
-                <w:bCs/>
-              </w:rPr>
-              <w:t xml:space="preserve">trừ chủ nhật và ngày lễ</w:t>
-            </w:r>
-            <w:r>
-              <w:t xml:space="preserve">. </w:t>
-            </w:r>
-            <w:r>
-              <w:rPr>
-                <w:b/>
-                <w:bCs/>
-              </w:rPr>
-              <w:t xml:space="preserve">Thứ Bảy (làm online) vẫn tính đủ một công.</w:t>
-            </w:r>
-            <w:r>
-              <w:t xml:space="preserve"> App tự tính, không sửa được.</w:t>
+            <w:tcW w:type="dxa" w:w="1200"/>
+            <w:tcBorders>
+              <w:top w:val="single" w:color="D6D3D1" w:sz="4"/>
+              <w:left w:val="single" w:color="D6D3D1" w:sz="4"/>
+              <w:bottom w:val="single" w:color="D6D3D1" w:sz="4"/>
+              <w:right w:val="single" w:color="D6D3D1" w:sz="4"/>
+            </w:tcBorders>
+            <w:tcMar>
+              <w:top w:type="dxa" w:w="60"/>
+              <w:left w:type="dxa" w:w="100"/>
+              <w:bottom w:type="dxa" w:w="60"/>
+              <w:right w:type="dxa" w:w="100"/>
+            </w:tcMar>
+          </w:tcPr>
+          <w:p>
+            <w:r>
+              <w:t xml:space="preserve">1</w:t>
+            </w:r>
+          </w:p>
+        </w:tc>
+        <w:tc>
+          <w:tcPr>
+            <w:tcW w:type="dxa" w:w="1443"/>
+            <w:tcBorders>
+              <w:top w:val="single" w:color="D6D3D1" w:sz="4"/>
+              <w:left w:val="single" w:color="D6D3D1" w:sz="4"/>
+              <w:bottom w:val="single" w:color="D6D3D1" w:sz="4"/>
+              <w:right w:val="single" w:color="D6D3D1" w:sz="4"/>
+            </w:tcBorders>
+            <w:tcMar>
+              <w:top w:type="dxa" w:w="60"/>
+              <w:left w:type="dxa" w:w="100"/>
+              <w:bottom w:type="dxa" w:w="60"/>
+              <w:right w:type="dxa" w:w="100"/>
+            </w:tcMar>
+          </w:tcPr>
+          <w:p>
+            <w:r>
+              <w:rPr>
+                <w:b/>
+                <w:bCs/>
+              </w:rPr>
+              <w:t xml:space="preserve">Chọn tháng</w:t>
+            </w:r>
+          </w:p>
+        </w:tc>
+        <w:tc>
+          <w:tcPr>
+            <w:tcW w:type="dxa" w:w="6995"/>
+            <w:tcBorders>
+              <w:top w:val="single" w:color="D6D3D1" w:sz="4"/>
+              <w:left w:val="single" w:color="D6D3D1" w:sz="4"/>
+              <w:bottom w:val="single" w:color="D6D3D1" w:sz="4"/>
+              <w:right w:val="single" w:color="D6D3D1" w:sz="4"/>
+            </w:tcBorders>
+            <w:tcMar>
+              <w:top w:type="dxa" w:w="60"/>
+              <w:left w:type="dxa" w:w="100"/>
+              <w:bottom w:type="dxa" w:w="60"/>
+              <w:right w:type="dxa" w:w="100"/>
+            </w:tcMar>
+          </w:tcPr>
+          <w:p>
+            <w:r>
+              <w:t xml:space="preserve">Tháng này / tháng trước. Nhãn góc phải cho biết trạng thái: </w:t>
+            </w:r>
+            <w:r>
+              <w:rPr>
+                <w:b/>
+                <w:bCs/>
+              </w:rPr>
+              <w:t xml:space="preserve">Chưa khai</w:t>
+            </w:r>
+            <w:r>
+              <w:t xml:space="preserve"> · </w:t>
+            </w:r>
+            <w:r>
+              <w:rPr>
+                <w:b/>
+                <w:bCs/>
+              </w:rPr>
+              <w:t xml:space="preserve">Đang nháp</w:t>
+            </w:r>
+            <w:r>
+              <w:t xml:space="preserve"> · </w:t>
+            </w:r>
+            <w:r>
+              <w:rPr>
+                <w:b/>
+                <w:bCs/>
+              </w:rPr>
+              <w:t xml:space="preserve">Đã xác nhận</w:t>
+            </w:r>
+            <w:r>
+              <w:t xml:space="preserve">.</w:t>
             </w:r>
           </w:p>
         </w:tc>
@@ -825,7 +903,7 @@
         </w:trPr>
         <w:tc>
           <w:tcPr>
-            <w:tcW w:type="dxa" w:w="1412"/>
+            <w:tcW w:type="dxa" w:w="1200"/>
             <w:tcBorders>
               <w:top w:val="single" w:color="D6D3D1" w:sz="4"/>
               <w:left w:val="single" w:color="D6D3D1" w:sz="4"/>
@@ -842,20 +920,13 @@
           </w:tcPr>
           <w:p>
             <w:r>
-              <w:rPr>
-                <w:b/>
-                <w:bCs/>
-              </w:rPr>
-              <w:t xml:space="preserve">Ngày đi làm</w:t>
-            </w:r>
-            <w:r>
-              <w:t xml:space="preserve"> (xanh lá)</w:t>
-            </w:r>
-          </w:p>
-        </w:tc>
-        <w:tc>
-          <w:tcPr>
-            <w:tcW w:type="dxa" w:w="8226"/>
+              <w:t xml:space="preserve">2</w:t>
+            </w:r>
+          </w:p>
+        </w:tc>
+        <w:tc>
+          <w:tcPr>
+            <w:tcW w:type="dxa" w:w="1443"/>
             <w:tcBorders>
               <w:top w:val="single" w:color="D6D3D1" w:sz="4"/>
               <w:left w:val="single" w:color="D6D3D1" w:sz="4"/>
@@ -872,17 +943,54 @@
           </w:tcPr>
           <w:p>
             <w:r>
-              <w:t xml:space="preserve">App </w:t>
-            </w:r>
-            <w:r>
-              <w:rPr>
-                <w:b/>
-                <w:bCs/>
-              </w:rPr>
-              <w:t xml:space="preserve">tự tính</w:t>
-            </w:r>
-            <w:r>
-              <w:t xml:space="preserve"> = công chuẩn − nghỉ phép − nghỉ không lương.</w:t>
+              <w:rPr>
+                <w:b/>
+                <w:bCs/>
+              </w:rPr>
+              <w:t xml:space="preserve">Ngày công chuẩn</w:t>
+            </w:r>
+          </w:p>
+        </w:tc>
+        <w:tc>
+          <w:tcPr>
+            <w:tcW w:type="dxa" w:w="6995"/>
+            <w:tcBorders>
+              <w:top w:val="single" w:color="D6D3D1" w:sz="4"/>
+              <w:left w:val="single" w:color="D6D3D1" w:sz="4"/>
+              <w:bottom w:val="single" w:color="D6D3D1" w:sz="4"/>
+              <w:right w:val="single" w:color="D6D3D1" w:sz="4"/>
+            </w:tcBorders>
+            <w:shd w:fill="FAFAF9" w:color="auto" w:val="clear"/>
+            <w:tcMar>
+              <w:top w:type="dxa" w:w="60"/>
+              <w:left w:type="dxa" w:w="100"/>
+              <w:bottom w:type="dxa" w:w="60"/>
+              <w:right w:type="dxa" w:w="100"/>
+            </w:tcMar>
+          </w:tcPr>
+          <w:p>
+            <w:r>
+              <w:t xml:space="preserve">Số ngày của tháng </w:t>
+            </w:r>
+            <w:r>
+              <w:rPr>
+                <w:b/>
+                <w:bCs/>
+              </w:rPr>
+              <w:t xml:space="preserve">trừ chủ nhật và ngày lễ</w:t>
+            </w:r>
+            <w:r>
+              <w:t xml:space="preserve">. </w:t>
+            </w:r>
+            <w:r>
+              <w:rPr>
+                <w:b/>
+                <w:bCs/>
+              </w:rPr>
+              <w:t xml:space="preserve">Thứ Bảy (làm online) vẫn tính đủ một công.</w:t>
+            </w:r>
+            <w:r>
+              <w:t xml:space="preserve"> App tự tính.</w:t>
             </w:r>
           </w:p>
         </w:tc>
@@ -893,52 +1001,81 @@
         </w:trPr>
         <w:tc>
           <w:tcPr>
-            <w:tcW w:type="dxa" w:w="1412"/>
-            <w:tcBorders>
-              <w:top w:val="single" w:color="D6D3D1" w:sz="4"/>
-              <w:left w:val="single" w:color="D6D3D1" w:sz="4"/>
-              <w:bottom w:val="single" w:color="D6D3D1" w:sz="4"/>
-              <w:right w:val="single" w:color="D6D3D1" w:sz="4"/>
-            </w:tcBorders>
-            <w:tcMar>
-              <w:top w:type="dxa" w:w="60"/>
-              <w:left w:type="dxa" w:w="100"/>
-              <w:bottom w:type="dxa" w:w="60"/>
-              <w:right w:type="dxa" w:w="100"/>
-            </w:tcMar>
-          </w:tcPr>
-          <w:p>
-            <w:r>
-              <w:rPr>
-                <w:b/>
-                <w:bCs/>
-              </w:rPr>
-              <w:t xml:space="preserve">Nghỉ phép (có lương)</w:t>
-            </w:r>
-            <w:r>
-              <w:t xml:space="preserve"> (vàng)</w:t>
-            </w:r>
-          </w:p>
-        </w:tc>
-        <w:tc>
-          <w:tcPr>
-            <w:tcW w:type="dxa" w:w="8226"/>
-            <w:tcBorders>
-              <w:top w:val="single" w:color="D6D3D1" w:sz="4"/>
-              <w:left w:val="single" w:color="D6D3D1" w:sz="4"/>
-              <w:bottom w:val="single" w:color="D6D3D1" w:sz="4"/>
-              <w:right w:val="single" w:color="D6D3D1" w:sz="4"/>
-            </w:tcBorders>
-            <w:tcMar>
-              <w:top w:type="dxa" w:w="60"/>
-              <w:left w:type="dxa" w:w="100"/>
-              <w:bottom w:type="dxa" w:w="60"/>
-              <w:right w:type="dxa" w:w="100"/>
-            </w:tcMar>
-          </w:tcPr>
-          <w:p>
-            <w:r>
-              <w:t xml:space="preserve">Ngày nghỉ vẫn được trả lương.</w:t>
+            <w:tcW w:type="dxa" w:w="1200"/>
+            <w:tcBorders>
+              <w:top w:val="single" w:color="D6D3D1" w:sz="4"/>
+              <w:left w:val="single" w:color="D6D3D1" w:sz="4"/>
+              <w:bottom w:val="single" w:color="D6D3D1" w:sz="4"/>
+              <w:right w:val="single" w:color="D6D3D1" w:sz="4"/>
+            </w:tcBorders>
+            <w:tcMar>
+              <w:top w:type="dxa" w:w="60"/>
+              <w:left w:type="dxa" w:w="100"/>
+              <w:bottom w:type="dxa" w:w="60"/>
+              <w:right w:type="dxa" w:w="100"/>
+            </w:tcMar>
+          </w:tcPr>
+          <w:p>
+            <w:r>
+              <w:t xml:space="preserve">3</w:t>
+            </w:r>
+          </w:p>
+        </w:tc>
+        <w:tc>
+          <w:tcPr>
+            <w:tcW w:type="dxa" w:w="1443"/>
+            <w:tcBorders>
+              <w:top w:val="single" w:color="D6D3D1" w:sz="4"/>
+              <w:left w:val="single" w:color="D6D3D1" w:sz="4"/>
+              <w:bottom w:val="single" w:color="D6D3D1" w:sz="4"/>
+              <w:right w:val="single" w:color="D6D3D1" w:sz="4"/>
+            </w:tcBorders>
+            <w:tcMar>
+              <w:top w:type="dxa" w:w="60"/>
+              <w:left w:type="dxa" w:w="100"/>
+              <w:bottom w:type="dxa" w:w="60"/>
+              <w:right w:type="dxa" w:w="100"/>
+            </w:tcMar>
+          </w:tcPr>
+          <w:p>
+            <w:r>
+              <w:rPr>
+                <w:b/>
+                <w:bCs/>
+              </w:rPr>
+              <w:t xml:space="preserve">Ngày đi làm</w:t>
+            </w:r>
+          </w:p>
+        </w:tc>
+        <w:tc>
+          <w:tcPr>
+            <w:tcW w:type="dxa" w:w="6995"/>
+            <w:tcBorders>
+              <w:top w:val="single" w:color="D6D3D1" w:sz="4"/>
+              <w:left w:val="single" w:color="D6D3D1" w:sz="4"/>
+              <w:bottom w:val="single" w:color="D6D3D1" w:sz="4"/>
+              <w:right w:val="single" w:color="D6D3D1" w:sz="4"/>
+            </w:tcBorders>
+            <w:tcMar>
+              <w:top w:type="dxa" w:w="60"/>
+              <w:left w:type="dxa" w:w="100"/>
+              <w:bottom w:type="dxa" w:w="60"/>
+              <w:right w:type="dxa" w:w="100"/>
+            </w:tcMar>
+          </w:tcPr>
+          <w:p>
+            <w:r>
+              <w:t xml:space="preserve">App </w:t>
+            </w:r>
+            <w:r>
+              <w:rPr>
+                <w:b/>
+                <w:bCs/>
+              </w:rPr>
+              <w:t xml:space="preserve">tự tính</w:t>
+            </w:r>
+            <w:r>
+              <w:t xml:space="preserve"> = công chuẩn − nghỉ phép − nghỉ không lương.</w:t>
             </w:r>
           </w:p>
         </w:tc>
@@ -949,7 +1086,7 @@
         </w:trPr>
         <w:tc>
           <w:tcPr>
-            <w:tcW w:type="dxa" w:w="1412"/>
+            <w:tcW w:type="dxa" w:w="1200"/>
             <w:tcBorders>
               <w:top w:val="single" w:color="D6D3D1" w:sz="4"/>
               <w:left w:val="single" w:color="D6D3D1" w:sz="4"/>
@@ -966,20 +1103,13 @@
           </w:tcPr>
           <w:p>
             <w:r>
-              <w:rPr>
-                <w:b/>
-                <w:bCs/>
-              </w:rPr>
-              <w:t xml:space="preserve">Nghỉ không lương</w:t>
-            </w:r>
-            <w:r>
-              <w:t xml:space="preserve"> (đỏ)</w:t>
-            </w:r>
-          </w:p>
-        </w:tc>
-        <w:tc>
-          <w:tcPr>
-            <w:tcW w:type="dxa" w:w="8226"/>
+              <w:t xml:space="preserve">4</w:t>
+            </w:r>
+          </w:p>
+        </w:tc>
+        <w:tc>
+          <w:tcPr>
+            <w:tcW w:type="dxa" w:w="1443"/>
             <w:tcBorders>
               <w:top w:val="single" w:color="D6D3D1" w:sz="4"/>
               <w:left w:val="single" w:color="D6D3D1" w:sz="4"/>
@@ -996,7 +1126,44 @@
           </w:tcPr>
           <w:p>
             <w:r>
-              <w:t xml:space="preserve">Ngày nghỉ không được trả lương.</w:t>
+              <w:rPr>
+                <w:b/>
+                <w:bCs/>
+              </w:rPr>
+              <w:t xml:space="preserve">Nghỉ phép (có lương)</w:t>
+            </w:r>
+          </w:p>
+        </w:tc>
+        <w:tc>
+          <w:tcPr>
+            <w:tcW w:type="dxa" w:w="6995"/>
+            <w:tcBorders>
+              <w:top w:val="single" w:color="D6D3D1" w:sz="4"/>
+              <w:left w:val="single" w:color="D6D3D1" w:sz="4"/>
+              <w:bottom w:val="single" w:color="D6D3D1" w:sz="4"/>
+              <w:right w:val="single" w:color="D6D3D1" w:sz="4"/>
+            </w:tcBorders>
+            <w:shd w:fill="FAFAF9" w:color="auto" w:val="clear"/>
+            <w:tcMar>
+              <w:top w:type="dxa" w:w="60"/>
+              <w:left w:type="dxa" w:w="100"/>
+              <w:bottom w:type="dxa" w:w="60"/>
+              <w:right w:type="dxa" w:w="100"/>
+            </w:tcMar>
+          </w:tcPr>
+          <w:p>
+            <w:r>
+              <w:t xml:space="preserve">Ngày nghỉ vẫn được trả lương. Nghỉ nửa ngày gõ </w:t>
+            </w:r>
+            <w:r>
+              <w:rPr>
+                <w:rFonts w:ascii="Consolas" w:cs="Consolas" w:eastAsia="Consolas" w:hAnsi="Consolas"/>
+                <w:shd w:fill="F3F4F6" w:color="auto" w:val="clear"/>
+              </w:rPr>
+              <w:t xml:space="preserve">0,5</w:t>
+            </w:r>
+            <w:r>
+              <w:t xml:space="preserve">.</w:t>
             </w:r>
           </w:p>
         </w:tc>
@@ -1007,13 +1174,112 @@
         </w:trPr>
         <w:tc>
           <w:tcPr>
-            <w:tcW w:type="dxa" w:w="1412"/>
-            <w:tcBorders>
-              <w:top w:val="single" w:color="D6D3D1" w:sz="4"/>
-              <w:left w:val="single" w:color="D6D3D1" w:sz="4"/>
-              <w:bottom w:val="single" w:color="D6D3D1" w:sz="4"/>
-              <w:right w:val="single" w:color="D6D3D1" w:sz="4"/>
-            </w:tcBorders>
+            <w:tcW w:type="dxa" w:w="1200"/>
+            <w:tcBorders>
+              <w:top w:val="single" w:color="D6D3D1" w:sz="4"/>
+              <w:left w:val="single" w:color="D6D3D1" w:sz="4"/>
+              <w:bottom w:val="single" w:color="D6D3D1" w:sz="4"/>
+              <w:right w:val="single" w:color="D6D3D1" w:sz="4"/>
+            </w:tcBorders>
+            <w:tcMar>
+              <w:top w:type="dxa" w:w="60"/>
+              <w:left w:type="dxa" w:w="100"/>
+              <w:bottom w:type="dxa" w:w="60"/>
+              <w:right w:type="dxa" w:w="100"/>
+            </w:tcMar>
+          </w:tcPr>
+          <w:p>
+            <w:r>
+              <w:t xml:space="preserve">5</w:t>
+            </w:r>
+          </w:p>
+        </w:tc>
+        <w:tc>
+          <w:tcPr>
+            <w:tcW w:type="dxa" w:w="1443"/>
+            <w:tcBorders>
+              <w:top w:val="single" w:color="D6D3D1" w:sz="4"/>
+              <w:left w:val="single" w:color="D6D3D1" w:sz="4"/>
+              <w:bottom w:val="single" w:color="D6D3D1" w:sz="4"/>
+              <w:right w:val="single" w:color="D6D3D1" w:sz="4"/>
+            </w:tcBorders>
+            <w:tcMar>
+              <w:top w:type="dxa" w:w="60"/>
+              <w:left w:type="dxa" w:w="100"/>
+              <w:bottom w:type="dxa" w:w="60"/>
+              <w:right w:type="dxa" w:w="100"/>
+            </w:tcMar>
+          </w:tcPr>
+          <w:p>
+            <w:r>
+              <w:rPr>
+                <w:b/>
+                <w:bCs/>
+              </w:rPr>
+              <w:t xml:space="preserve">Nghỉ không lương</w:t>
+            </w:r>
+          </w:p>
+        </w:tc>
+        <w:tc>
+          <w:tcPr>
+            <w:tcW w:type="dxa" w:w="6995"/>
+            <w:tcBorders>
+              <w:top w:val="single" w:color="D6D3D1" w:sz="4"/>
+              <w:left w:val="single" w:color="D6D3D1" w:sz="4"/>
+              <w:bottom w:val="single" w:color="D6D3D1" w:sz="4"/>
+              <w:right w:val="single" w:color="D6D3D1" w:sz="4"/>
+            </w:tcBorders>
+            <w:tcMar>
+              <w:top w:type="dxa" w:w="60"/>
+              <w:left w:type="dxa" w:w="100"/>
+              <w:bottom w:type="dxa" w:w="60"/>
+              <w:right w:type="dxa" w:w="100"/>
+            </w:tcMar>
+          </w:tcPr>
+          <w:p>
+            <w:r>
+              <w:t xml:space="preserve">Ngày nghỉ không được trả lương.</w:t>
+            </w:r>
+          </w:p>
+        </w:tc>
+      </w:tr>
+      <w:tr>
+        <w:trPr>
+          <w:tblHeader w:val="false"/>
+        </w:trPr>
+        <w:tc>
+          <w:tcPr>
+            <w:tcW w:type="dxa" w:w="1200"/>
+            <w:tcBorders>
+              <w:top w:val="single" w:color="D6D3D1" w:sz="4"/>
+              <w:left w:val="single" w:color="D6D3D1" w:sz="4"/>
+              <w:bottom w:val="single" w:color="D6D3D1" w:sz="4"/>
+              <w:right w:val="single" w:color="D6D3D1" w:sz="4"/>
+            </w:tcBorders>
+            <w:shd w:fill="FAFAF9" w:color="auto" w:val="clear"/>
+            <w:tcMar>
+              <w:top w:type="dxa" w:w="60"/>
+              <w:left w:type="dxa" w:w="100"/>
+              <w:bottom w:type="dxa" w:w="60"/>
+              <w:right w:type="dxa" w:w="100"/>
+            </w:tcMar>
+          </w:tcPr>
+          <w:p>
+            <w:r>
+              <w:t xml:space="preserve">6</w:t>
+            </w:r>
+          </w:p>
+        </w:tc>
+        <w:tc>
+          <w:tcPr>
+            <w:tcW w:type="dxa" w:w="1443"/>
+            <w:tcBorders>
+              <w:top w:val="single" w:color="D6D3D1" w:sz="4"/>
+              <w:left w:val="single" w:color="D6D3D1" w:sz="4"/>
+              <w:bottom w:val="single" w:color="D6D3D1" w:sz="4"/>
+              <w:right w:val="single" w:color="D6D3D1" w:sz="4"/>
+            </w:tcBorders>
+            <w:shd w:fill="FAFAF9" w:color="auto" w:val="clear"/>
             <w:tcMar>
               <w:top w:type="dxa" w:w="60"/>
               <w:left w:type="dxa" w:w="100"/>
@@ -1029,30 +1295,211 @@
               </w:rPr>
               <w:t xml:space="preserve">Số lần vi phạm tác phong</w:t>
             </w:r>
-            <w:r>
-              <w:t xml:space="preserve"> (tím)</w:t>
-            </w:r>
-          </w:p>
-        </w:tc>
-        <w:tc>
-          <w:tcPr>
-            <w:tcW w:type="dxa" w:w="8226"/>
-            <w:tcBorders>
-              <w:top w:val="single" w:color="D6D3D1" w:sz="4"/>
-              <w:left w:val="single" w:color="D6D3D1" w:sz="4"/>
-              <w:bottom w:val="single" w:color="D6D3D1" w:sz="4"/>
-              <w:right w:val="single" w:color="D6D3D1" w:sz="4"/>
-            </w:tcBorders>
-            <w:tcMar>
-              <w:top w:type="dxa" w:w="60"/>
-              <w:left w:type="dxa" w:w="100"/>
-              <w:bottom w:type="dxa" w:w="60"/>
-              <w:right w:type="dxa" w:w="100"/>
-            </w:tcMar>
-          </w:tcPr>
-          <w:p>
-            <w:r>
-              <w:t xml:space="preserve">Tự khai số lần vi phạm tác phong trong tháng. Mỗi lần trừ 20% tác phong của bạn (0 lần = 100%, 2 lần = 60%). Tác phong của cả phòng là trung bình mọi người — ảnh hưởng thưởng KPI phòng của cả phòng.</w:t>
+          </w:p>
+        </w:tc>
+        <w:tc>
+          <w:tcPr>
+            <w:tcW w:type="dxa" w:w="6995"/>
+            <w:tcBorders>
+              <w:top w:val="single" w:color="D6D3D1" w:sz="4"/>
+              <w:left w:val="single" w:color="D6D3D1" w:sz="4"/>
+              <w:bottom w:val="single" w:color="D6D3D1" w:sz="4"/>
+              <w:right w:val="single" w:color="D6D3D1" w:sz="4"/>
+            </w:tcBorders>
+            <w:shd w:fill="FAFAF9" w:color="auto" w:val="clear"/>
+            <w:tcMar>
+              <w:top w:type="dxa" w:w="60"/>
+              <w:left w:type="dxa" w:w="100"/>
+              <w:bottom w:type="dxa" w:w="60"/>
+              <w:right w:type="dxa" w:w="100"/>
+            </w:tcMar>
+          </w:tcPr>
+          <w:p>
+            <w:r>
+              <w:t xml:space="preserve">Tự khai. Mỗi lần trừ 20% tác phong của bạn (0 lần = 100%, 2 lần = 60%). Tác phong cả phòng là trung bình mọi người — ảnh hưởng thưởng KPI phòng của cả phòng.</w:t>
+            </w:r>
+          </w:p>
+        </w:tc>
+      </w:tr>
+      <w:tr>
+        <w:trPr>
+          <w:tblHeader w:val="false"/>
+        </w:trPr>
+        <w:tc>
+          <w:tcPr>
+            <w:tcW w:type="dxa" w:w="1200"/>
+            <w:tcBorders>
+              <w:top w:val="single" w:color="D6D3D1" w:sz="4"/>
+              <w:left w:val="single" w:color="D6D3D1" w:sz="4"/>
+              <w:bottom w:val="single" w:color="D6D3D1" w:sz="4"/>
+              <w:right w:val="single" w:color="D6D3D1" w:sz="4"/>
+            </w:tcBorders>
+            <w:tcMar>
+              <w:top w:type="dxa" w:w="60"/>
+              <w:left w:type="dxa" w:w="100"/>
+              <w:bottom w:type="dxa" w:w="60"/>
+              <w:right w:type="dxa" w:w="100"/>
+            </w:tcMar>
+          </w:tcPr>
+          <w:p>
+            <w:r>
+              <w:t xml:space="preserve">7</w:t>
+            </w:r>
+          </w:p>
+        </w:tc>
+        <w:tc>
+          <w:tcPr>
+            <w:tcW w:type="dxa" w:w="1443"/>
+            <w:tcBorders>
+              <w:top w:val="single" w:color="D6D3D1" w:sz="4"/>
+              <w:left w:val="single" w:color="D6D3D1" w:sz="4"/>
+              <w:bottom w:val="single" w:color="D6D3D1" w:sz="4"/>
+              <w:right w:val="single" w:color="D6D3D1" w:sz="4"/>
+            </w:tcBorders>
+            <w:tcMar>
+              <w:top w:type="dxa" w:w="60"/>
+              <w:left w:type="dxa" w:w="100"/>
+              <w:bottom w:type="dxa" w:w="60"/>
+              <w:right w:type="dxa" w:w="100"/>
+            </w:tcMar>
+          </w:tcPr>
+          <w:p>
+            <w:r>
+              <w:rPr>
+                <w:b/>
+                <w:bCs/>
+              </w:rPr>
+              <w:t xml:space="preserve">Ghi chú</w:t>
+            </w:r>
+          </w:p>
+        </w:tc>
+        <w:tc>
+          <w:tcPr>
+            <w:tcW w:type="dxa" w:w="6995"/>
+            <w:tcBorders>
+              <w:top w:val="single" w:color="D6D3D1" w:sz="4"/>
+              <w:left w:val="single" w:color="D6D3D1" w:sz="4"/>
+              <w:bottom w:val="single" w:color="D6D3D1" w:sz="4"/>
+              <w:right w:val="single" w:color="D6D3D1" w:sz="4"/>
+            </w:tcBorders>
+            <w:tcMar>
+              <w:top w:type="dxa" w:w="60"/>
+              <w:left w:type="dxa" w:w="100"/>
+              <w:bottom w:type="dxa" w:w="60"/>
+              <w:right w:type="dxa" w:w="100"/>
+            </w:tcMar>
+          </w:tcPr>
+          <w:p>
+            <w:r>
+              <w:t xml:space="preserve">Vd </w:t>
+            </w:r>
+            <w:r>
+              <w:rPr>
+                <w:i/>
+                <w:iCs/>
+              </w:rPr>
+              <w:t xml:space="preserve">nghỉ ốm ngày 08</w:t>
+            </w:r>
+            <w:r>
+              <w:t xml:space="preserve">, </w:t>
+            </w:r>
+            <w:r>
+              <w:rPr>
+                <w:i/>
+                <w:iCs/>
+              </w:rPr>
+              <w:t xml:space="preserve">vào làm từ ngày 15</w:t>
+            </w:r>
+            <w:r>
+              <w:t xml:space="preserve">.</w:t>
+            </w:r>
+          </w:p>
+        </w:tc>
+      </w:tr>
+      <w:tr>
+        <w:trPr>
+          <w:tblHeader w:val="false"/>
+        </w:trPr>
+        <w:tc>
+          <w:tcPr>
+            <w:tcW w:type="dxa" w:w="1200"/>
+            <w:tcBorders>
+              <w:top w:val="single" w:color="D6D3D1" w:sz="4"/>
+              <w:left w:val="single" w:color="D6D3D1" w:sz="4"/>
+              <w:bottom w:val="single" w:color="D6D3D1" w:sz="4"/>
+              <w:right w:val="single" w:color="D6D3D1" w:sz="4"/>
+            </w:tcBorders>
+            <w:shd w:fill="FAFAF9" w:color="auto" w:val="clear"/>
+            <w:tcMar>
+              <w:top w:type="dxa" w:w="60"/>
+              <w:left w:type="dxa" w:w="100"/>
+              <w:bottom w:type="dxa" w:w="60"/>
+              <w:right w:type="dxa" w:w="100"/>
+            </w:tcMar>
+          </w:tcPr>
+          <w:p>
+            <w:r>
+              <w:t xml:space="preserve">8</w:t>
+            </w:r>
+          </w:p>
+        </w:tc>
+        <w:tc>
+          <w:tcPr>
+            <w:tcW w:type="dxa" w:w="1443"/>
+            <w:tcBorders>
+              <w:top w:val="single" w:color="D6D3D1" w:sz="4"/>
+              <w:left w:val="single" w:color="D6D3D1" w:sz="4"/>
+              <w:bottom w:val="single" w:color="D6D3D1" w:sz="4"/>
+              <w:right w:val="single" w:color="D6D3D1" w:sz="4"/>
+            </w:tcBorders>
+            <w:shd w:fill="FAFAF9" w:color="auto" w:val="clear"/>
+            <w:tcMar>
+              <w:top w:type="dxa" w:w="60"/>
+              <w:left w:type="dxa" w:w="100"/>
+              <w:bottom w:type="dxa" w:w="60"/>
+              <w:right w:type="dxa" w:w="100"/>
+            </w:tcMar>
+          </w:tcPr>
+          <w:p>
+            <w:r>
+              <w:rPr>
+                <w:b/>
+                <w:bCs/>
+              </w:rPr>
+              <w:t xml:space="preserve">Xác nhận ngày công</w:t>
+            </w:r>
+          </w:p>
+        </w:tc>
+        <w:tc>
+          <w:tcPr>
+            <w:tcW w:type="dxa" w:w="6995"/>
+            <w:tcBorders>
+              <w:top w:val="single" w:color="D6D3D1" w:sz="4"/>
+              <w:left w:val="single" w:color="D6D3D1" w:sz="4"/>
+              <w:bottom w:val="single" w:color="D6D3D1" w:sz="4"/>
+              <w:right w:val="single" w:color="D6D3D1" w:sz="4"/>
+            </w:tcBorders>
+            <w:shd w:fill="FAFAF9" w:color="auto" w:val="clear"/>
+            <w:tcMar>
+              <w:top w:type="dxa" w:w="60"/>
+              <w:left w:type="dxa" w:w="100"/>
+              <w:bottom w:type="dxa" w:w="60"/>
+              <w:right w:type="dxa" w:w="100"/>
+            </w:tcMar>
+          </w:tcPr>
+          <w:p>
+            <w:r>
+              <w:t xml:space="preserve">Chốt bảng công tháng. Chưa chắc thì bấm </w:t>
+            </w:r>
+            <w:r>
+              <w:rPr>
+                <w:b/>
+                <w:bCs/>
+              </w:rPr>
+              <w:t xml:space="preserve">Lưu nháp</w:t>
+            </w:r>
+            <w:r>
+              <w:t xml:space="preserve"> bên cạnh.</w:t>
             </w:r>
           </w:p>
         </w:tc>
@@ -1064,7 +1511,7 @@
         <w:spacing w:after="120"/>
       </w:pPr>
       <w:r>
-        <w:t xml:space="preserve">Thanh màu bên dưới cho thấy tỉ lệ đi làm / phép / không lương so với công chuẩn, và dòng </w:t>
+        <w:t xml:space="preserve">Thanh màu ở giữa cho thấy tỉ lệ đi làm / phép / không lương so với công chuẩn; </w:t>
       </w:r>
       <w:r>
         <w:rPr>
@@ -1095,27 +1542,7 @@
         <w:spacing w:after="60"/>
       </w:pPr>
       <w:r>
-        <w:t xml:space="preserve">Chọn tháng cần khai (nút </w:t>
-      </w:r>
-      <w:r>
-        <w:rPr>
-          <w:b/>
-          <w:bCs/>
-        </w:rPr>
-        <w:t xml:space="preserve">Tháng này</w:t>
-      </w:r>
-      <w:r>
-        <w:t xml:space="preserve"> / </w:t>
-      </w:r>
-      <w:r>
-        <w:rPr>
-          <w:b/>
-          <w:bCs/>
-        </w:rPr>
-        <w:t xml:space="preserve">Tháng trước</w:t>
-      </w:r>
-      <w:r>
-        <w:t xml:space="preserve"> ở trên).</w:t>
+        <w:t xml:space="preserve">Chọn tháng cần khai ①.</w:t>
       </w:r>
     </w:p>
     <w:p>
@@ -1138,7 +1565,7 @@
         <w:t xml:space="preserve">nghỉ phép</w:t>
       </w:r>
       <w:r>
-        <w:t xml:space="preserve"> và </w:t>
+        <w:t xml:space="preserve"> ④ và </w:t>
       </w:r>
       <w:r>
         <w:rPr>
@@ -1148,27 +1575,17 @@
         <w:t xml:space="preserve">nghỉ không lương</w:t>
       </w:r>
       <w:r>
-        <w:t xml:space="preserve"> (nếu có). Ô </w:t>
-      </w:r>
-      <w:r>
-        <w:rPr>
-          <w:b/>
-          <w:bCs/>
-        </w:rPr>
-        <w:t xml:space="preserve">Ngày đi làm tự giảm</w:t>
-      </w:r>
-      <w:r>
-        <w:t xml:space="preserve"> theo, không cần tự trừ. Nghỉ nửa ngày thì gõ </w:t>
-      </w:r>
-      <w:r>
-        <w:rPr>
-          <w:rFonts w:ascii="Consolas" w:cs="Consolas" w:eastAsia="Consolas" w:hAnsi="Consolas"/>
-          <w:shd w:fill="F3F4F6" w:color="auto" w:val="clear"/>
-        </w:rPr>
-        <w:t xml:space="preserve">0,5</w:t>
-      </w:r>
-      <w:r>
-        <w:t xml:space="preserve">.</w:t>
+        <w:t xml:space="preserve"> ⑤ (nếu có). Ô </w:t>
+      </w:r>
+      <w:r>
+        <w:rPr>
+          <w:b/>
+          <w:bCs/>
+        </w:rPr>
+        <w:t xml:space="preserve">Ngày đi làm</w:t>
+      </w:r>
+      <w:r>
+        <w:t xml:space="preserve"> ③ tự giảm theo.</w:t>
       </w:r>
     </w:p>
     <w:p>
@@ -1191,7 +1608,7 @@
         <w:t xml:space="preserve">số lần vi phạm tác phong</w:t>
       </w:r>
       <w:r>
-        <w:t xml:space="preserve"> trong tháng (không có thì để 0).</w:t>
+        <w:t xml:space="preserve"> ⑥ (không có thì để 0).</w:t>
       </w:r>
     </w:p>
     <w:p>
@@ -1204,27 +1621,7 @@
         <w:spacing w:after="60"/>
       </w:pPr>
       <w:r>
-        <w:t xml:space="preserve">Ghi chú nếu cần (vd </w:t>
-      </w:r>
-      <w:r>
-        <w:rPr>
-          <w:i/>
-          <w:iCs/>
-        </w:rPr>
-        <w:t xml:space="preserve">nghỉ ốm ngày 08</w:t>
-      </w:r>
-      <w:r>
-        <w:t xml:space="preserve">, </w:t>
-      </w:r>
-      <w:r>
-        <w:rPr>
-          <w:i/>
-          <w:iCs/>
-        </w:rPr>
-        <w:t xml:space="preserve">về quê 20–21</w:t>
-      </w:r>
-      <w:r>
-        <w:t xml:space="preserve">).</w:t>
+        <w:t xml:space="preserve">Ghi chú nếu cần ⑦.</w:t>
       </w:r>
     </w:p>
     <w:p>
@@ -1270,7 +1667,7 @@
         <w:t xml:space="preserve">✓ Xác nhận ngày công</w:t>
       </w:r>
       <w:r>
-        <w:t xml:space="preserve">.</w:t>
+        <w:t xml:space="preserve"> ⑧.</w:t>
       </w:r>
     </w:p>
     <w:p>
@@ -1331,7 +1728,7 @@
         <w:t xml:space="preserve">Ngày đi làm</w:t>
       </w:r>
       <w:r>
-        <w:t xml:space="preserve"> số ngày thật (app thôi tự tính khi bạn gõ tay). Tổng ba ô sẽ ít hơn công chuẩn — app </w:t>
+        <w:t xml:space="preserve"> số ngày thật. Tổng ba ô sẽ ít hơn công chuẩn — app </w:t>
       </w:r>
       <w:r>
         <w:rPr>
@@ -1341,17 +1738,7 @@
         <w:t xml:space="preserve">bắt ghi chú lý do</w:t>
       </w:r>
       <w:r>
-        <w:t xml:space="preserve"> (vd </w:t>
-      </w:r>
-      <w:r>
-        <w:rPr>
-          <w:i/>
-          <w:iCs/>
-        </w:rPr>
-        <w:t xml:space="preserve">vào làm từ ngày 15</w:t>
-      </w:r>
-      <w:r>
-        <w:t xml:space="preserve">) mới cho xác nhận.</w:t>
+        <w:t xml:space="preserve"> mới cho xác nhận.</w:t>
       </w:r>
     </w:p>
     <w:p>
@@ -1391,45 +1778,7 @@
         <w:t xml:space="preserve">Ngày lễ trong tháng</w:t>
       </w:r>
       <w:r>
-        <w:t xml:space="preserve"> hiện thành nhãn tím dưới thanh màu, đã được trừ sẵn khỏi công chuẩn — không khai ngày lễ vào ô nghỉ.</w:t>
-      </w:r>
-    </w:p>
-    <w:p>
-      <w:pPr>
-        <w:spacing w:after="120"/>
-      </w:pPr>
-      <w:r>
-        <w:t xml:space="preserve">Nhãn ở góc phải cho biết trạng thái: </w:t>
-      </w:r>
-      <w:r>
-        <w:rPr>
-          <w:b/>
-          <w:bCs/>
-        </w:rPr>
-        <w:t xml:space="preserve">Chưa khai</w:t>
-      </w:r>
-      <w:r>
-        <w:t xml:space="preserve"> · </w:t>
-      </w:r>
-      <w:r>
-        <w:rPr>
-          <w:b/>
-          <w:bCs/>
-        </w:rPr>
-        <w:t xml:space="preserve">Đang nháp</w:t>
-      </w:r>
-      <w:r>
-        <w:t xml:space="preserve"> · </w:t>
-      </w:r>
-      <w:r>
-        <w:rPr>
-          <w:b/>
-          <w:bCs/>
-        </w:rPr>
-        <w:t xml:space="preserve">Đã xác nhận</w:t>
-      </w:r>
-      <w:r>
-        <w:t xml:space="preserve">.</w:t>
+        <w:t xml:space="preserve"> đã được trừ sẵn khỏi công chuẩn — không khai ngày lễ vào ô nghỉ.</w:t>
       </w:r>
     </w:p>
     <w:p>
@@ -1483,7 +1832,7 @@
         <w:t xml:space="preserve">mỗi người tự khai phần của mình</w:t>
       </w:r>
       <w:r>
-        <w:t xml:space="preserve"> với tỉ lệ của mình. Thưởng này </w:t>
+        <w:t xml:space="preserve">. Thưởng này </w:t>
       </w:r>
       <w:r>
         <w:rPr>
@@ -1512,70 +1861,6 @@
       </w:r>
       <w:r>
         <w:t xml:space="preserve">.</w:t>
-      </w:r>
-    </w:p>
-    <w:p>
-      <w:pPr>
-        <w:pStyle w:val="Heading2"/>
-      </w:pPr>
-      <w:r>
-        <w:t xml:space="preserve">Cách khai</w:t>
-      </w:r>
-    </w:p>
-    <w:p>
-      <w:pPr>
-        <w:pStyle w:val="ListParagraph"/>
-        <w:numPr>
-          <w:ilvl w:val="0"/>
-          <w:numId w:val="4"/>
-        </w:numPr>
-        <w:spacing w:after="60"/>
-      </w:pPr>
-      <w:r>
-        <w:t xml:space="preserve">Chọn </w:t>
-      </w:r>
-      <w:r>
-        <w:rPr>
-          <w:b/>
-          <w:bCs/>
-        </w:rPr>
-        <w:t xml:space="preserve">Kỳ lương</w:t>
-      </w:r>
-      <w:r>
-        <w:t xml:space="preserve"> muốn tính khoản thưởng vào (tháng này / tháng trước).</w:t>
-      </w:r>
-    </w:p>
-    <w:p>
-      <w:pPr>
-        <w:pStyle w:val="ListParagraph"/>
-        <w:numPr>
-          <w:ilvl w:val="0"/>
-          <w:numId w:val="4"/>
-        </w:numPr>
-        <w:spacing w:after="60"/>
-      </w:pPr>
-      <w:r>
-        <w:t xml:space="preserve">Bấm vào ô </w:t>
-      </w:r>
-      <w:r>
-        <w:rPr>
-          <w:b/>
-          <w:bCs/>
-        </w:rPr>
-        <w:t xml:space="preserve">Chọn hồ sơ dịch vụ khác</w:t>
-      </w:r>
-      <w:r>
-        <w:t xml:space="preserve"> (hoặc mũi tên ▾) → danh sách thả xuống hiện các hồ sơ </w:t>
-      </w:r>
-      <w:r>
-        <w:rPr>
-          <w:b/>
-          <w:bCs/>
-        </w:rPr>
-        <w:t xml:space="preserve">đã có tiền thu trên app</w:t>
-      </w:r>
-      <w:r>
-        <w:t xml:space="preserve"> của công ty mình phụ trách hoặc thuộc phòng mình. Gõ tên dịch vụ, tên công ty hay mã KH để lọc.</w:t>
       </w:r>
     </w:p>
     <w:p>
@@ -1586,9 +1871,9 @@
       <w:r>
         <w:drawing>
           <wp:inline distT="0" distB="0" distL="0" distR="0">
-            <wp:extent cx="5334000" cy="3143250"/>
+            <wp:extent cx="5715000" cy="2533650"/>
             <wp:effectExtent t="0" r="0" b="0" l="0"/>
-            <wp:docPr id="1" name="Chọn hồ sơ dịch vụ khác" descr="Chọn hồ sơ dịch vụ khác" title="Chọn hồ sơ dịch vụ khác"/>
+            <wp:docPr id="1" name="Màn hình Thưởng dịch vụ khác" descr="Màn hình Thưởng dịch vụ khác" title="Màn hình Thưởng dịch vụ khác"/>
             <wp:cNvGraphicFramePr>
               <a:graphicFrameLocks xmlns:a="http://schemas.openxmlformats.org/drawingml/2006/main" noChangeAspect="1"/>
             </wp:cNvGraphicFramePr>
@@ -1611,6 +1896,882 @@
                   <pic:spPr bwMode="auto">
                     <a:xfrm>
                       <a:off x="0" y="0"/>
+                      <a:ext cx="5715000" cy="2533650"/>
+                    </a:xfrm>
+                    <a:prstGeom prst="rect">
+                      <a:avLst/>
+                    </a:prstGeom>
+                  </pic:spPr>
+                </pic:pic>
+              </a:graphicData>
+            </a:graphic>
+          </wp:inline>
+        </w:drawing>
+      </w:r>
+    </w:p>
+    <w:p>
+      <w:pPr>
+        <w:spacing w:after="160"/>
+        <w:jc w:val="center"/>
+      </w:pPr>
+      <w:r>
+        <w:rPr>
+          <w:i/>
+          <w:iCs/>
+          <w:color w:val="6B7280"/>
+          <w:sz w:val="18"/>
+          <w:szCs w:val="18"/>
+        </w:rPr>
+        <w:t xml:space="preserve">Màn hình Thưởng dịch vụ khác</w:t>
+      </w:r>
+    </w:p>
+    <w:tbl>
+      <w:tblPr>
+        <w:tblW w:type="dxa" w:w="9638"/>
+        <w:tblBorders>
+          <w:top w:val="single" w:color="auto" w:sz="4"/>
+          <w:left w:val="single" w:color="auto" w:sz="4"/>
+          <w:bottom w:val="single" w:color="auto" w:sz="4"/>
+          <w:right w:val="single" w:color="auto" w:sz="4"/>
+          <w:insideH w:val="single" w:color="auto" w:sz="4"/>
+          <w:insideV w:val="single" w:color="auto" w:sz="4"/>
+        </w:tblBorders>
+      </w:tblPr>
+      <w:tblGrid>
+        <w:gridCol w:w="1200"/>
+        <w:gridCol w:w="2544"/>
+        <w:gridCol w:w="5894"/>
+      </w:tblGrid>
+      <w:tr>
+        <w:trPr>
+          <w:tblHeader/>
+        </w:trPr>
+        <w:tc>
+          <w:tcPr>
+            <w:tcW w:type="dxa" w:w="1200"/>
+            <w:tcBorders>
+              <w:top w:val="single" w:color="D6D3D1" w:sz="4"/>
+              <w:left w:val="single" w:color="D6D3D1" w:sz="4"/>
+              <w:bottom w:val="single" w:color="D6D3D1" w:sz="4"/>
+              <w:right w:val="single" w:color="D6D3D1" w:sz="4"/>
+            </w:tcBorders>
+            <w:shd w:fill="8B1A1A" w:color="auto" w:val="clear"/>
+            <w:tcMar>
+              <w:top w:type="dxa" w:w="60"/>
+              <w:left w:type="dxa" w:w="100"/>
+              <w:bottom w:type="dxa" w:w="60"/>
+              <w:right w:type="dxa" w:w="100"/>
+            </w:tcMar>
+          </w:tcPr>
+          <w:p>
+            <w:r>
+              <w:rPr>
+                <w:b/>
+                <w:bCs/>
+                <w:color w:val="FFFFFF"/>
+              </w:rPr>
+              <w:t xml:space="preserve">Số</w:t>
+            </w:r>
+          </w:p>
+        </w:tc>
+        <w:tc>
+          <w:tcPr>
+            <w:tcW w:type="dxa" w:w="2544"/>
+            <w:tcBorders>
+              <w:top w:val="single" w:color="D6D3D1" w:sz="4"/>
+              <w:left w:val="single" w:color="D6D3D1" w:sz="4"/>
+              <w:bottom w:val="single" w:color="D6D3D1" w:sz="4"/>
+              <w:right w:val="single" w:color="D6D3D1" w:sz="4"/>
+            </w:tcBorders>
+            <w:shd w:fill="8B1A1A" w:color="auto" w:val="clear"/>
+            <w:tcMar>
+              <w:top w:type="dxa" w:w="60"/>
+              <w:left w:type="dxa" w:w="100"/>
+              <w:bottom w:type="dxa" w:w="60"/>
+              <w:right w:type="dxa" w:w="100"/>
+            </w:tcMar>
+          </w:tcPr>
+          <w:p>
+            <w:r>
+              <w:rPr>
+                <w:b/>
+                <w:bCs/>
+                <w:color w:val="FFFFFF"/>
+              </w:rPr>
+              <w:t xml:space="preserve">Ô</w:t>
+            </w:r>
+          </w:p>
+        </w:tc>
+        <w:tc>
+          <w:tcPr>
+            <w:tcW w:type="dxa" w:w="5894"/>
+            <w:tcBorders>
+              <w:top w:val="single" w:color="D6D3D1" w:sz="4"/>
+              <w:left w:val="single" w:color="D6D3D1" w:sz="4"/>
+              <w:bottom w:val="single" w:color="D6D3D1" w:sz="4"/>
+              <w:right w:val="single" w:color="D6D3D1" w:sz="4"/>
+            </w:tcBorders>
+            <w:shd w:fill="8B1A1A" w:color="auto" w:val="clear"/>
+            <w:tcMar>
+              <w:top w:type="dxa" w:w="60"/>
+              <w:left w:type="dxa" w:w="100"/>
+              <w:bottom w:type="dxa" w:w="60"/>
+              <w:right w:type="dxa" w:w="100"/>
+            </w:tcMar>
+          </w:tcPr>
+          <w:p>
+            <w:r>
+              <w:rPr>
+                <w:b/>
+                <w:bCs/>
+                <w:color w:val="FFFFFF"/>
+              </w:rPr>
+              <w:t xml:space="preserve">Ý nghĩa</w:t>
+            </w:r>
+          </w:p>
+        </w:tc>
+      </w:tr>
+      <w:tr>
+        <w:trPr>
+          <w:tblHeader w:val="false"/>
+        </w:trPr>
+        <w:tc>
+          <w:tcPr>
+            <w:tcW w:type="dxa" w:w="1200"/>
+            <w:tcBorders>
+              <w:top w:val="single" w:color="D6D3D1" w:sz="4"/>
+              <w:left w:val="single" w:color="D6D3D1" w:sz="4"/>
+              <w:bottom w:val="single" w:color="D6D3D1" w:sz="4"/>
+              <w:right w:val="single" w:color="D6D3D1" w:sz="4"/>
+            </w:tcBorders>
+            <w:tcMar>
+              <w:top w:type="dxa" w:w="60"/>
+              <w:left w:type="dxa" w:w="100"/>
+              <w:bottom w:type="dxa" w:w="60"/>
+              <w:right w:type="dxa" w:w="100"/>
+            </w:tcMar>
+          </w:tcPr>
+          <w:p>
+            <w:r>
+              <w:t xml:space="preserve">1</w:t>
+            </w:r>
+          </w:p>
+        </w:tc>
+        <w:tc>
+          <w:tcPr>
+            <w:tcW w:type="dxa" w:w="2544"/>
+            <w:tcBorders>
+              <w:top w:val="single" w:color="D6D3D1" w:sz="4"/>
+              <w:left w:val="single" w:color="D6D3D1" w:sz="4"/>
+              <w:bottom w:val="single" w:color="D6D3D1" w:sz="4"/>
+              <w:right w:val="single" w:color="D6D3D1" w:sz="4"/>
+            </w:tcBorders>
+            <w:tcMar>
+              <w:top w:type="dxa" w:w="60"/>
+              <w:left w:type="dxa" w:w="100"/>
+              <w:bottom w:type="dxa" w:w="60"/>
+              <w:right w:type="dxa" w:w="100"/>
+            </w:tcMar>
+          </w:tcPr>
+          <w:p>
+            <w:r>
+              <w:rPr>
+                <w:b/>
+                <w:bCs/>
+              </w:rPr>
+              <w:t xml:space="preserve">Kỳ lương</w:t>
+            </w:r>
+          </w:p>
+        </w:tc>
+        <w:tc>
+          <w:tcPr>
+            <w:tcW w:type="dxa" w:w="5894"/>
+            <w:tcBorders>
+              <w:top w:val="single" w:color="D6D3D1" w:sz="4"/>
+              <w:left w:val="single" w:color="D6D3D1" w:sz="4"/>
+              <w:bottom w:val="single" w:color="D6D3D1" w:sz="4"/>
+              <w:right w:val="single" w:color="D6D3D1" w:sz="4"/>
+            </w:tcBorders>
+            <w:tcMar>
+              <w:top w:type="dxa" w:w="60"/>
+              <w:left w:type="dxa" w:w="100"/>
+              <w:bottom w:type="dxa" w:w="60"/>
+              <w:right w:type="dxa" w:w="100"/>
+            </w:tcMar>
+          </w:tcPr>
+          <w:p>
+            <w:r>
+              <w:t xml:space="preserve">Kỳ lương muốn tính khoản thưởng vào (tháng này / tháng trước).</w:t>
+            </w:r>
+          </w:p>
+        </w:tc>
+      </w:tr>
+      <w:tr>
+        <w:trPr>
+          <w:tblHeader w:val="false"/>
+        </w:trPr>
+        <w:tc>
+          <w:tcPr>
+            <w:tcW w:type="dxa" w:w="1200"/>
+            <w:tcBorders>
+              <w:top w:val="single" w:color="D6D3D1" w:sz="4"/>
+              <w:left w:val="single" w:color="D6D3D1" w:sz="4"/>
+              <w:bottom w:val="single" w:color="D6D3D1" w:sz="4"/>
+              <w:right w:val="single" w:color="D6D3D1" w:sz="4"/>
+            </w:tcBorders>
+            <w:shd w:fill="FAFAF9" w:color="auto" w:val="clear"/>
+            <w:tcMar>
+              <w:top w:type="dxa" w:w="60"/>
+              <w:left w:type="dxa" w:w="100"/>
+              <w:bottom w:type="dxa" w:w="60"/>
+              <w:right w:type="dxa" w:w="100"/>
+            </w:tcMar>
+          </w:tcPr>
+          <w:p>
+            <w:r>
+              <w:t xml:space="preserve">2</w:t>
+            </w:r>
+          </w:p>
+        </w:tc>
+        <w:tc>
+          <w:tcPr>
+            <w:tcW w:type="dxa" w:w="2544"/>
+            <w:tcBorders>
+              <w:top w:val="single" w:color="D6D3D1" w:sz="4"/>
+              <w:left w:val="single" w:color="D6D3D1" w:sz="4"/>
+              <w:bottom w:val="single" w:color="D6D3D1" w:sz="4"/>
+              <w:right w:val="single" w:color="D6D3D1" w:sz="4"/>
+            </w:tcBorders>
+            <w:shd w:fill="FAFAF9" w:color="auto" w:val="clear"/>
+            <w:tcMar>
+              <w:top w:type="dxa" w:w="60"/>
+              <w:left w:type="dxa" w:w="100"/>
+              <w:bottom w:type="dxa" w:w="60"/>
+              <w:right w:type="dxa" w:w="100"/>
+            </w:tcMar>
+          </w:tcPr>
+          <w:p>
+            <w:r>
+              <w:rPr>
+                <w:b/>
+                <w:bCs/>
+              </w:rPr>
+              <w:t xml:space="preserve">Dịch vụ chưa có trên app</w:t>
+            </w:r>
+          </w:p>
+        </w:tc>
+        <w:tc>
+          <w:tcPr>
+            <w:tcW w:type="dxa" w:w="5894"/>
+            <w:tcBorders>
+              <w:top w:val="single" w:color="D6D3D1" w:sz="4"/>
+              <w:left w:val="single" w:color="D6D3D1" w:sz="4"/>
+              <w:bottom w:val="single" w:color="D6D3D1" w:sz="4"/>
+              <w:right w:val="single" w:color="D6D3D1" w:sz="4"/>
+            </w:tcBorders>
+            <w:shd w:fill="FAFAF9" w:color="auto" w:val="clear"/>
+            <w:tcMar>
+              <w:top w:type="dxa" w:w="60"/>
+              <w:left w:type="dxa" w:w="100"/>
+              <w:bottom w:type="dxa" w:w="60"/>
+              <w:right w:type="dxa" w:w="100"/>
+            </w:tcMar>
+          </w:tcPr>
+          <w:p>
+            <w:r>
+              <w:t xml:space="preserve">Tick khi dịch vụ chưa nhập vào app — gõ tên dịch vụ · tên công ty, </w:t>
+            </w:r>
+            <w:r>
+              <w:rPr>
+                <w:b/>
+                <w:bCs/>
+              </w:rPr>
+              <w:t xml:space="preserve">bắt buộc ghi chú</w:t>
+            </w:r>
+            <w:r>
+              <w:t xml:space="preserve">.</w:t>
+            </w:r>
+          </w:p>
+        </w:tc>
+      </w:tr>
+      <w:tr>
+        <w:trPr>
+          <w:tblHeader w:val="false"/>
+        </w:trPr>
+        <w:tc>
+          <w:tcPr>
+            <w:tcW w:type="dxa" w:w="1200"/>
+            <w:tcBorders>
+              <w:top w:val="single" w:color="D6D3D1" w:sz="4"/>
+              <w:left w:val="single" w:color="D6D3D1" w:sz="4"/>
+              <w:bottom w:val="single" w:color="D6D3D1" w:sz="4"/>
+              <w:right w:val="single" w:color="D6D3D1" w:sz="4"/>
+            </w:tcBorders>
+            <w:tcMar>
+              <w:top w:type="dxa" w:w="60"/>
+              <w:left w:type="dxa" w:w="100"/>
+              <w:bottom w:type="dxa" w:w="60"/>
+              <w:right w:type="dxa" w:w="100"/>
+            </w:tcMar>
+          </w:tcPr>
+          <w:p>
+            <w:r>
+              <w:t xml:space="preserve">3</w:t>
+            </w:r>
+          </w:p>
+        </w:tc>
+        <w:tc>
+          <w:tcPr>
+            <w:tcW w:type="dxa" w:w="2544"/>
+            <w:tcBorders>
+              <w:top w:val="single" w:color="D6D3D1" w:sz="4"/>
+              <w:left w:val="single" w:color="D6D3D1" w:sz="4"/>
+              <w:bottom w:val="single" w:color="D6D3D1" w:sz="4"/>
+              <w:right w:val="single" w:color="D6D3D1" w:sz="4"/>
+            </w:tcBorders>
+            <w:tcMar>
+              <w:top w:type="dxa" w:w="60"/>
+              <w:left w:type="dxa" w:w="100"/>
+              <w:bottom w:type="dxa" w:w="60"/>
+              <w:right w:type="dxa" w:w="100"/>
+            </w:tcMar>
+          </w:tcPr>
+          <w:p>
+            <w:r>
+              <w:rPr>
+                <w:b/>
+                <w:bCs/>
+              </w:rPr>
+              <w:t xml:space="preserve">Chọn hồ sơ dịch vụ khác</w:t>
+            </w:r>
+          </w:p>
+        </w:tc>
+        <w:tc>
+          <w:tcPr>
+            <w:tcW w:type="dxa" w:w="5894"/>
+            <w:tcBorders>
+              <w:top w:val="single" w:color="D6D3D1" w:sz="4"/>
+              <w:left w:val="single" w:color="D6D3D1" w:sz="4"/>
+              <w:bottom w:val="single" w:color="D6D3D1" w:sz="4"/>
+              <w:right w:val="single" w:color="D6D3D1" w:sz="4"/>
+            </w:tcBorders>
+            <w:tcMar>
+              <w:top w:type="dxa" w:w="60"/>
+              <w:left w:type="dxa" w:w="100"/>
+              <w:bottom w:type="dxa" w:w="60"/>
+              <w:right w:type="dxa" w:w="100"/>
+            </w:tcMar>
+          </w:tcPr>
+          <w:p>
+            <w:r>
+              <w:t xml:space="preserve">Danh sách hồ sơ </w:t>
+            </w:r>
+            <w:r>
+              <w:rPr>
+                <w:b/>
+                <w:bCs/>
+              </w:rPr>
+              <w:t xml:space="preserve">đã có tiền thu trên app</w:t>
+            </w:r>
+            <w:r>
+              <w:t xml:space="preserve"> của công ty mình phụ trách / thuộc phòng mình.</w:t>
+            </w:r>
+          </w:p>
+        </w:tc>
+      </w:tr>
+      <w:tr>
+        <w:trPr>
+          <w:tblHeader w:val="false"/>
+        </w:trPr>
+        <w:tc>
+          <w:tcPr>
+            <w:tcW w:type="dxa" w:w="1200"/>
+            <w:tcBorders>
+              <w:top w:val="single" w:color="D6D3D1" w:sz="4"/>
+              <w:left w:val="single" w:color="D6D3D1" w:sz="4"/>
+              <w:bottom w:val="single" w:color="D6D3D1" w:sz="4"/>
+              <w:right w:val="single" w:color="D6D3D1" w:sz="4"/>
+            </w:tcBorders>
+            <w:shd w:fill="FAFAF9" w:color="auto" w:val="clear"/>
+            <w:tcMar>
+              <w:top w:type="dxa" w:w="60"/>
+              <w:left w:type="dxa" w:w="100"/>
+              <w:bottom w:type="dxa" w:w="60"/>
+              <w:right w:type="dxa" w:w="100"/>
+            </w:tcMar>
+          </w:tcPr>
+          <w:p>
+            <w:r>
+              <w:t xml:space="preserve">4</w:t>
+            </w:r>
+          </w:p>
+        </w:tc>
+        <w:tc>
+          <w:tcPr>
+            <w:tcW w:type="dxa" w:w="2544"/>
+            <w:tcBorders>
+              <w:top w:val="single" w:color="D6D3D1" w:sz="4"/>
+              <w:left w:val="single" w:color="D6D3D1" w:sz="4"/>
+              <w:bottom w:val="single" w:color="D6D3D1" w:sz="4"/>
+              <w:right w:val="single" w:color="D6D3D1" w:sz="4"/>
+            </w:tcBorders>
+            <w:shd w:fill="FAFAF9" w:color="auto" w:val="clear"/>
+            <w:tcMar>
+              <w:top w:type="dxa" w:w="60"/>
+              <w:left w:type="dxa" w:w="100"/>
+              <w:bottom w:type="dxa" w:w="60"/>
+              <w:right w:type="dxa" w:w="100"/>
+            </w:tcMar>
+          </w:tcPr>
+          <w:p>
+            <w:r>
+              <w:rPr>
+                <w:b/>
+                <w:bCs/>
+              </w:rPr>
+              <w:t xml:space="preserve">Số tiền thực nhận · Tỉ lệ (%)</w:t>
+            </w:r>
+          </w:p>
+        </w:tc>
+        <w:tc>
+          <w:tcPr>
+            <w:tcW w:type="dxa" w:w="5894"/>
+            <w:tcBorders>
+              <w:top w:val="single" w:color="D6D3D1" w:sz="4"/>
+              <w:left w:val="single" w:color="D6D3D1" w:sz="4"/>
+              <w:bottom w:val="single" w:color="D6D3D1" w:sz="4"/>
+              <w:right w:val="single" w:color="D6D3D1" w:sz="4"/>
+            </w:tcBorders>
+            <w:shd w:fill="FAFAF9" w:color="auto" w:val="clear"/>
+            <w:tcMar>
+              <w:top w:type="dxa" w:w="60"/>
+              <w:left w:type="dxa" w:w="100"/>
+              <w:bottom w:type="dxa" w:w="60"/>
+              <w:right w:type="dxa" w:w="100"/>
+            </w:tcMar>
+          </w:tcPr>
+          <w:p>
+            <w:r>
+              <w:t xml:space="preserve">Phần tiền của mình và tỉ lệ được hưởng → app tự ra </w:t>
+            </w:r>
+            <w:r>
+              <w:rPr>
+                <w:b/>
+                <w:bCs/>
+              </w:rPr>
+              <w:t xml:space="preserve">Thưởng</w:t>
+            </w:r>
+            <w:r>
+              <w:t xml:space="preserve">.</w:t>
+            </w:r>
+          </w:p>
+        </w:tc>
+      </w:tr>
+      <w:tr>
+        <w:trPr>
+          <w:tblHeader w:val="false"/>
+        </w:trPr>
+        <w:tc>
+          <w:tcPr>
+            <w:tcW w:type="dxa" w:w="1200"/>
+            <w:tcBorders>
+              <w:top w:val="single" w:color="D6D3D1" w:sz="4"/>
+              <w:left w:val="single" w:color="D6D3D1" w:sz="4"/>
+              <w:bottom w:val="single" w:color="D6D3D1" w:sz="4"/>
+              <w:right w:val="single" w:color="D6D3D1" w:sz="4"/>
+            </w:tcBorders>
+            <w:tcMar>
+              <w:top w:type="dxa" w:w="60"/>
+              <w:left w:type="dxa" w:w="100"/>
+              <w:bottom w:type="dxa" w:w="60"/>
+              <w:right w:type="dxa" w:w="100"/>
+            </w:tcMar>
+          </w:tcPr>
+          <w:p>
+            <w:r>
+              <w:t xml:space="preserve">5</w:t>
+            </w:r>
+          </w:p>
+        </w:tc>
+        <w:tc>
+          <w:tcPr>
+            <w:tcW w:type="dxa" w:w="2544"/>
+            <w:tcBorders>
+              <w:top w:val="single" w:color="D6D3D1" w:sz="4"/>
+              <w:left w:val="single" w:color="D6D3D1" w:sz="4"/>
+              <w:bottom w:val="single" w:color="D6D3D1" w:sz="4"/>
+              <w:right w:val="single" w:color="D6D3D1" w:sz="4"/>
+            </w:tcBorders>
+            <w:tcMar>
+              <w:top w:type="dxa" w:w="60"/>
+              <w:left w:type="dxa" w:w="100"/>
+              <w:bottom w:type="dxa" w:w="60"/>
+              <w:right w:type="dxa" w:w="100"/>
+            </w:tcMar>
+          </w:tcPr>
+          <w:p>
+            <w:r>
+              <w:rPr>
+                <w:b/>
+                <w:bCs/>
+              </w:rPr>
+              <w:t xml:space="preserve">Ghi chú</w:t>
+            </w:r>
+          </w:p>
+        </w:tc>
+        <w:tc>
+          <w:tcPr>
+            <w:tcW w:type="dxa" w:w="5894"/>
+            <w:tcBorders>
+              <w:top w:val="single" w:color="D6D3D1" w:sz="4"/>
+              <w:left w:val="single" w:color="D6D3D1" w:sz="4"/>
+              <w:bottom w:val="single" w:color="D6D3D1" w:sz="4"/>
+              <w:right w:val="single" w:color="D6D3D1" w:sz="4"/>
+            </w:tcBorders>
+            <w:tcMar>
+              <w:top w:type="dxa" w:w="60"/>
+              <w:left w:type="dxa" w:w="100"/>
+              <w:bottom w:type="dxa" w:w="60"/>
+              <w:right w:type="dxa" w:w="100"/>
+            </w:tcMar>
+          </w:tcPr>
+          <w:p>
+            <w:r>
+              <w:t xml:space="preserve">Vd </w:t>
+            </w:r>
+            <w:r>
+              <w:rPr>
+                <w:i/>
+                <w:iCs/>
+              </w:rPr>
+              <w:t xml:space="preserve">làm cùng chị X, phần của em 50%</w:t>
+            </w:r>
+            <w:r>
+              <w:t xml:space="preserve">.</w:t>
+            </w:r>
+          </w:p>
+        </w:tc>
+      </w:tr>
+      <w:tr>
+        <w:trPr>
+          <w:tblHeader w:val="false"/>
+        </w:trPr>
+        <w:tc>
+          <w:tcPr>
+            <w:tcW w:type="dxa" w:w="1200"/>
+            <w:tcBorders>
+              <w:top w:val="single" w:color="D6D3D1" w:sz="4"/>
+              <w:left w:val="single" w:color="D6D3D1" w:sz="4"/>
+              <w:bottom w:val="single" w:color="D6D3D1" w:sz="4"/>
+              <w:right w:val="single" w:color="D6D3D1" w:sz="4"/>
+            </w:tcBorders>
+            <w:shd w:fill="FAFAF9" w:color="auto" w:val="clear"/>
+            <w:tcMar>
+              <w:top w:type="dxa" w:w="60"/>
+              <w:left w:type="dxa" w:w="100"/>
+              <w:bottom w:type="dxa" w:w="60"/>
+              <w:right w:type="dxa" w:w="100"/>
+            </w:tcMar>
+          </w:tcPr>
+          <w:p>
+            <w:r>
+              <w:t xml:space="preserve">6</w:t>
+            </w:r>
+          </w:p>
+        </w:tc>
+        <w:tc>
+          <w:tcPr>
+            <w:tcW w:type="dxa" w:w="2544"/>
+            <w:tcBorders>
+              <w:top w:val="single" w:color="D6D3D1" w:sz="4"/>
+              <w:left w:val="single" w:color="D6D3D1" w:sz="4"/>
+              <w:bottom w:val="single" w:color="D6D3D1" w:sz="4"/>
+              <w:right w:val="single" w:color="D6D3D1" w:sz="4"/>
+            </w:tcBorders>
+            <w:shd w:fill="FAFAF9" w:color="auto" w:val="clear"/>
+            <w:tcMar>
+              <w:top w:type="dxa" w:w="60"/>
+              <w:left w:type="dxa" w:w="100"/>
+              <w:bottom w:type="dxa" w:w="60"/>
+              <w:right w:type="dxa" w:w="100"/>
+            </w:tcMar>
+          </w:tcPr>
+          <w:p>
+            <w:r>
+              <w:rPr>
+                <w:b/>
+                <w:bCs/>
+              </w:rPr>
+              <w:t xml:space="preserve">Gửi khai</w:t>
+            </w:r>
+          </w:p>
+        </w:tc>
+        <w:tc>
+          <w:tcPr>
+            <w:tcW w:type="dxa" w:w="5894"/>
+            <w:tcBorders>
+              <w:top w:val="single" w:color="D6D3D1" w:sz="4"/>
+              <w:left w:val="single" w:color="D6D3D1" w:sz="4"/>
+              <w:bottom w:val="single" w:color="D6D3D1" w:sz="4"/>
+              <w:right w:val="single" w:color="D6D3D1" w:sz="4"/>
+            </w:tcBorders>
+            <w:shd w:fill="FAFAF9" w:color="auto" w:val="clear"/>
+            <w:tcMar>
+              <w:top w:type="dxa" w:w="60"/>
+              <w:left w:type="dxa" w:w="100"/>
+              <w:bottom w:type="dxa" w:w="60"/>
+              <w:right w:type="dxa" w:w="100"/>
+            </w:tcMar>
+          </w:tcPr>
+          <w:p>
+            <w:r>
+              <w:t xml:space="preserve">Gửi dòng khai cho trưởng phòng duyệt.</w:t>
+            </w:r>
+          </w:p>
+        </w:tc>
+      </w:tr>
+      <w:tr>
+        <w:trPr>
+          <w:tblHeader w:val="false"/>
+        </w:trPr>
+        <w:tc>
+          <w:tcPr>
+            <w:tcW w:type="dxa" w:w="1200"/>
+            <w:tcBorders>
+              <w:top w:val="single" w:color="D6D3D1" w:sz="4"/>
+              <w:left w:val="single" w:color="D6D3D1" w:sz="4"/>
+              <w:bottom w:val="single" w:color="D6D3D1" w:sz="4"/>
+              <w:right w:val="single" w:color="D6D3D1" w:sz="4"/>
+            </w:tcBorders>
+            <w:tcMar>
+              <w:top w:type="dxa" w:w="60"/>
+              <w:left w:type="dxa" w:w="100"/>
+              <w:bottom w:type="dxa" w:w="60"/>
+              <w:right w:type="dxa" w:w="100"/>
+            </w:tcMar>
+          </w:tcPr>
+          <w:p>
+            <w:r>
+              <w:t xml:space="preserve">7</w:t>
+            </w:r>
+          </w:p>
+        </w:tc>
+        <w:tc>
+          <w:tcPr>
+            <w:tcW w:type="dxa" w:w="2544"/>
+            <w:tcBorders>
+              <w:top w:val="single" w:color="D6D3D1" w:sz="4"/>
+              <w:left w:val="single" w:color="D6D3D1" w:sz="4"/>
+              <w:bottom w:val="single" w:color="D6D3D1" w:sz="4"/>
+              <w:right w:val="single" w:color="D6D3D1" w:sz="4"/>
+            </w:tcBorders>
+            <w:tcMar>
+              <w:top w:type="dxa" w:w="60"/>
+              <w:left w:type="dxa" w:w="100"/>
+              <w:bottom w:type="dxa" w:w="60"/>
+              <w:right w:type="dxa" w:w="100"/>
+            </w:tcMar>
+          </w:tcPr>
+          <w:p>
+            <w:r>
+              <w:rPr>
+                <w:b/>
+                <w:bCs/>
+              </w:rPr>
+              <w:t xml:space="preserve">Dòng khai của tôi</w:t>
+            </w:r>
+          </w:p>
+        </w:tc>
+        <w:tc>
+          <w:tcPr>
+            <w:tcW w:type="dxa" w:w="5894"/>
+            <w:tcBorders>
+              <w:top w:val="single" w:color="D6D3D1" w:sz="4"/>
+              <w:left w:val="single" w:color="D6D3D1" w:sz="4"/>
+              <w:bottom w:val="single" w:color="D6D3D1" w:sz="4"/>
+              <w:right w:val="single" w:color="D6D3D1" w:sz="4"/>
+            </w:tcBorders>
+            <w:tcMar>
+              <w:top w:type="dxa" w:w="60"/>
+              <w:left w:type="dxa" w:w="100"/>
+              <w:bottom w:type="dxa" w:w="60"/>
+              <w:right w:type="dxa" w:w="100"/>
+            </w:tcMar>
+          </w:tcPr>
+          <w:p>
+            <w:r>
+              <w:t xml:space="preserve">Các dòng đã gửi kỳ này và trạng thái: Chờ duyệt · Đã duyệt · Trả lại.</w:t>
+            </w:r>
+          </w:p>
+        </w:tc>
+      </w:tr>
+      <w:tr>
+        <w:trPr>
+          <w:tblHeader w:val="false"/>
+        </w:trPr>
+        <w:tc>
+          <w:tcPr>
+            <w:tcW w:type="dxa" w:w="1200"/>
+            <w:tcBorders>
+              <w:top w:val="single" w:color="D6D3D1" w:sz="4"/>
+              <w:left w:val="single" w:color="D6D3D1" w:sz="4"/>
+              <w:bottom w:val="single" w:color="D6D3D1" w:sz="4"/>
+              <w:right w:val="single" w:color="D6D3D1" w:sz="4"/>
+            </w:tcBorders>
+            <w:shd w:fill="FAFAF9" w:color="auto" w:val="clear"/>
+            <w:tcMar>
+              <w:top w:type="dxa" w:w="60"/>
+              <w:left w:type="dxa" w:w="100"/>
+              <w:bottom w:type="dxa" w:w="60"/>
+              <w:right w:type="dxa" w:w="100"/>
+            </w:tcMar>
+          </w:tcPr>
+          <w:p>
+            <w:r>
+              <w:t xml:space="preserve">8</w:t>
+            </w:r>
+          </w:p>
+        </w:tc>
+        <w:tc>
+          <w:tcPr>
+            <w:tcW w:type="dxa" w:w="2544"/>
+            <w:tcBorders>
+              <w:top w:val="single" w:color="D6D3D1" w:sz="4"/>
+              <w:left w:val="single" w:color="D6D3D1" w:sz="4"/>
+              <w:bottom w:val="single" w:color="D6D3D1" w:sz="4"/>
+              <w:right w:val="single" w:color="D6D3D1" w:sz="4"/>
+            </w:tcBorders>
+            <w:shd w:fill="FAFAF9" w:color="auto" w:val="clear"/>
+            <w:tcMar>
+              <w:top w:type="dxa" w:w="60"/>
+              <w:left w:type="dxa" w:w="100"/>
+              <w:bottom w:type="dxa" w:w="60"/>
+              <w:right w:type="dxa" w:w="100"/>
+            </w:tcMar>
+          </w:tcPr>
+          <w:p>
+            <w:r>
+              <w:rPr>
+                <w:b/>
+                <w:bCs/>
+              </w:rPr>
+              <w:t xml:space="preserve">Duyệt thưởng</w:t>
+            </w:r>
+          </w:p>
+        </w:tc>
+        <w:tc>
+          <w:tcPr>
+            <w:tcW w:type="dxa" w:w="5894"/>
+            <w:tcBorders>
+              <w:top w:val="single" w:color="D6D3D1" w:sz="4"/>
+              <w:left w:val="single" w:color="D6D3D1" w:sz="4"/>
+              <w:bottom w:val="single" w:color="D6D3D1" w:sz="4"/>
+              <w:right w:val="single" w:color="D6D3D1" w:sz="4"/>
+            </w:tcBorders>
+            <w:shd w:fill="FAFAF9" w:color="auto" w:val="clear"/>
+            <w:tcMar>
+              <w:top w:type="dxa" w:w="60"/>
+              <w:left w:type="dxa" w:w="100"/>
+              <w:bottom w:type="dxa" w:w="60"/>
+              <w:right w:type="dxa" w:w="100"/>
+            </w:tcMar>
+          </w:tcPr>
+          <w:p>
+            <w:r>
+              <w:t xml:space="preserve">Chỉ trưởng phòng / quản trị dùng (xem Phần 4).</w:t>
+            </w:r>
+          </w:p>
+        </w:tc>
+      </w:tr>
+    </w:tbl>
+    <w:p/>
+    <w:p>
+      <w:pPr>
+        <w:pStyle w:val="Heading2"/>
+      </w:pPr>
+      <w:r>
+        <w:t xml:space="preserve">Cách khai</w:t>
+      </w:r>
+    </w:p>
+    <w:p>
+      <w:pPr>
+        <w:pStyle w:val="ListParagraph"/>
+        <w:numPr>
+          <w:ilvl w:val="0"/>
+          <w:numId w:val="4"/>
+        </w:numPr>
+        <w:spacing w:after="60"/>
+      </w:pPr>
+      <w:r>
+        <w:t xml:space="preserve">Chọn </w:t>
+      </w:r>
+      <w:r>
+        <w:rPr>
+          <w:b/>
+          <w:bCs/>
+        </w:rPr>
+        <w:t xml:space="preserve">Kỳ lương</w:t>
+      </w:r>
+      <w:r>
+        <w:t xml:space="preserve"> ①.</w:t>
+      </w:r>
+    </w:p>
+    <w:p>
+      <w:pPr>
+        <w:pStyle w:val="ListParagraph"/>
+        <w:numPr>
+          <w:ilvl w:val="0"/>
+          <w:numId w:val="4"/>
+        </w:numPr>
+        <w:spacing w:after="60"/>
+      </w:pPr>
+      <w:r>
+        <w:t xml:space="preserve">Bấm ô </w:t>
+      </w:r>
+      <w:r>
+        <w:rPr>
+          <w:b/>
+          <w:bCs/>
+        </w:rPr>
+        <w:t xml:space="preserve">Chọn hồ sơ dịch vụ khác</w:t>
+      </w:r>
+      <w:r>
+        <w:t xml:space="preserve"> ③ (hoặc mũi tên ▾), gõ tên dịch vụ, tên công ty hay mã KH để lọc.</w:t>
+      </w:r>
+    </w:p>
+    <w:p>
+      <w:pPr>
+        <w:spacing w:before="120" w:after="60"/>
+        <w:jc w:val="center"/>
+      </w:pPr>
+      <w:r>
+        <w:drawing>
+          <wp:inline distT="0" distB="0" distL="0" distR="0">
+            <wp:extent cx="5334000" cy="3143250"/>
+            <wp:effectExtent t="0" r="0" b="0" l="0"/>
+            <wp:docPr id="1" name="Chọn hồ sơ dịch vụ khác" descr="Chọn hồ sơ dịch vụ khác" title="Chọn hồ sơ dịch vụ khác"/>
+            <wp:cNvGraphicFramePr>
+              <a:graphicFrameLocks xmlns:a="http://schemas.openxmlformats.org/drawingml/2006/main" noChangeAspect="1"/>
+            </wp:cNvGraphicFramePr>
+            <a:graphic xmlns:a="http://schemas.openxmlformats.org/drawingml/2006/main">
+              <a:graphicData uri="http://schemas.openxmlformats.org/drawingml/2006/picture">
+                <pic:pic xmlns:pic="http://schemas.openxmlformats.org/drawingml/2006/picture">
+                  <pic:nvPicPr>
+                    <pic:cNvPr id="0" name="" descr=""/>
+                    <pic:cNvPicPr>
+                      <a:picLocks noChangeAspect="1" noChangeArrowheads="1"/>
+                    </pic:cNvPicPr>
+                  </pic:nvPicPr>
+                  <pic:blipFill>
+                    <a:blip r:embed="rId9" cstate="none"/>
+                    <a:srcRect/>
+                    <a:stretch>
+                      <a:fillRect/>
+                    </a:stretch>
+                  </pic:blipFill>
+                  <pic:spPr bwMode="auto">
+                    <a:xfrm>
+                      <a:off x="0" y="0"/>
                       <a:ext cx="5334000" cy="3143250"/>
                     </a:xfrm>
                     <a:prstGeom prst="rect">
@@ -1710,10 +2871,10 @@
           <w:b/>
           <w:bCs/>
         </w:rPr>
-        <w:t xml:space="preserve">Tỉ lệ được hưởng (%)</w:t>
-      </w:r>
-      <w:r>
-        <w:t xml:space="preserve"> → app tự ra </w:t>
+        <w:t xml:space="preserve">Tỉ lệ được hưởng</w:t>
+      </w:r>
+      <w:r>
+        <w:t xml:space="preserve"> ④ → app tự ra </w:t>
       </w:r>
       <w:r>
         <w:rPr>
@@ -1736,17 +2897,7 @@
         <w:spacing w:after="60"/>
       </w:pPr>
       <w:r>
-        <w:t xml:space="preserve">Ghi chú nếu làm chung (vd </w:t>
-      </w:r>
-      <w:r>
-        <w:rPr>
-          <w:i/>
-          <w:iCs/>
-        </w:rPr>
-        <w:t xml:space="preserve">làm cùng chị X, phần của em 50%</w:t>
-      </w:r>
-      <w:r>
-        <w:t xml:space="preserve">) → bấm </w:t>
+        <w:t xml:space="preserve">Ghi chú nếu làm chung ⑤ → bấm </w:t>
       </w:r>
       <w:r>
         <w:rPr>
@@ -1756,7 +2907,7 @@
         <w:t xml:space="preserve">Gửi khai</w:t>
       </w:r>
       <w:r>
-        <w:t xml:space="preserve">.</w:t>
+        <w:t xml:space="preserve"> ⑥.</w:t>
       </w:r>
     </w:p>
     <w:p>
@@ -1774,7 +2925,7 @@
         <w:t xml:space="preserve">Dòng khai của tôi</w:t>
       </w:r>
       <w:r>
-        <w:t xml:space="preserve"> với trạng thái </w:t>
+        <w:t xml:space="preserve"> ⑦ với trạng thái </w:t>
       </w:r>
       <w:r>
         <w:rPr>
@@ -1804,7 +2955,7 @@
         <w:t xml:space="preserve">Trả lại</w:t>
       </w:r>
       <w:r>
-        <w:t xml:space="preserve"> thì xem lý do, xoá dòng đó và khai lại. Dòng chưa duyệt tự xoá được; dòng đã duyệt muốn sửa phải nhờ trưởng phòng trả lại trước.</w:t>
+        <w:t xml:space="preserve"> thì xem lý do, xoá dòng đó và khai lại.</w:t>
       </w:r>
     </w:p>
     <w:p>
@@ -1832,62 +2983,6 @@
     </w:p>
     <w:p>
       <w:pPr>
-        <w:pStyle w:val="Heading2"/>
-      </w:pPr>
-      <w:r>
-        <w:t xml:space="preserve">Dịch vụ chưa có trên app</w:t>
-      </w:r>
-    </w:p>
-    <w:p>
-      <w:pPr>
-        <w:spacing w:after="120"/>
-      </w:pPr>
-      <w:r>
-        <w:t xml:space="preserve">Tick ô </w:t>
-      </w:r>
-      <w:r>
-        <w:rPr>
-          <w:b/>
-          <w:bCs/>
-        </w:rPr>
-        <w:t xml:space="preserve">Dịch vụ chưa có trên app</w:t>
-      </w:r>
-      <w:r>
-        <w:t xml:space="preserve"> → gõ </w:t>
-      </w:r>
-      <w:r>
-        <w:rPr>
-          <w:b/>
-          <w:bCs/>
-        </w:rPr>
-        <w:t xml:space="preserve">tên dịch vụ · tên công ty</w:t>
-      </w:r>
-      <w:r>
-        <w:t xml:space="preserve"> thay cho chọn hồ sơ. Trường hợp này </w:t>
-      </w:r>
-      <w:r>
-        <w:rPr>
-          <w:b/>
-          <w:bCs/>
-        </w:rPr>
-        <w:t xml:space="preserve">bắt buộc ghi chú</w:t>
-      </w:r>
-      <w:r>
-        <w:t xml:space="preserve"> (vì sao chưa nhập app, khách trả ngày nào…). Dòng khai có nhãn </w:t>
-      </w:r>
-      <w:r>
-        <w:rPr>
-          <w:i/>
-          <w:iCs/>
-        </w:rPr>
-        <w:t xml:space="preserve">[Ngoài app]</w:t>
-      </w:r>
-      <w:r>
-        <w:t xml:space="preserve"> để trưởng phòng kiểm theo ghi chú.</w:t>
-      </w:r>
-    </w:p>
-    <w:p>
-      <w:pPr>
         <w:pBdr>
           <w:bottom w:val="single" w:color="E7E5E4" w:sz="6" w:space="1"/>
         </w:pBdr>
@@ -1937,7 +3032,69 @@
         <w:t xml:space="preserve">chỉ thấy phiếu của chính mình</w:t>
       </w:r>
       <w:r>
-        <w:t xml:space="preserve">.</w:t>
+        <w:t xml:space="preserve">. Chưa có phiếu nào được gửi thì tab hiện như sau:</w:t>
+      </w:r>
+    </w:p>
+    <w:p>
+      <w:pPr>
+        <w:spacing w:before="120" w:after="60"/>
+        <w:jc w:val="center"/>
+      </w:pPr>
+      <w:r>
+        <w:drawing>
+          <wp:inline distT="0" distB="0" distL="0" distR="0">
+            <wp:extent cx="5715000" cy="1781175"/>
+            <wp:effectExtent t="0" r="0" b="0" l="0"/>
+            <wp:docPr id="1" name="Chưa có phiếu lương" descr="Chưa có phiếu lương" title="Chưa có phiếu lương"/>
+            <wp:cNvGraphicFramePr>
+              <a:graphicFrameLocks xmlns:a="http://schemas.openxmlformats.org/drawingml/2006/main" noChangeAspect="1"/>
+            </wp:cNvGraphicFramePr>
+            <a:graphic xmlns:a="http://schemas.openxmlformats.org/drawingml/2006/main">
+              <a:graphicData uri="http://schemas.openxmlformats.org/drawingml/2006/picture">
+                <pic:pic xmlns:pic="http://schemas.openxmlformats.org/drawingml/2006/picture">
+                  <pic:nvPicPr>
+                    <pic:cNvPr id="0" name="" descr=""/>
+                    <pic:cNvPicPr>
+                      <a:picLocks noChangeAspect="1" noChangeArrowheads="1"/>
+                    </pic:cNvPicPr>
+                  </pic:nvPicPr>
+                  <pic:blipFill>
+                    <a:blip r:embed="rId10" cstate="none"/>
+                    <a:srcRect/>
+                    <a:stretch>
+                      <a:fillRect/>
+                    </a:stretch>
+                  </pic:blipFill>
+                  <pic:spPr bwMode="auto">
+                    <a:xfrm>
+                      <a:off x="0" y="0"/>
+                      <a:ext cx="5715000" cy="1781175"/>
+                    </a:xfrm>
+                    <a:prstGeom prst="rect">
+                      <a:avLst/>
+                    </a:prstGeom>
+                  </pic:spPr>
+                </pic:pic>
+              </a:graphicData>
+            </a:graphic>
+          </wp:inline>
+        </w:drawing>
+      </w:r>
+    </w:p>
+    <w:p>
+      <w:pPr>
+        <w:spacing w:after="160"/>
+        <w:jc w:val="center"/>
+      </w:pPr>
+      <w:r>
+        <w:rPr>
+          <w:i/>
+          <w:iCs/>
+          <w:color w:val="6B7280"/>
+          <w:sz w:val="18"/>
+          <w:szCs w:val="18"/>
+        </w:rPr>
+        <w:t xml:space="preserve">Chưa có phiếu lương</w:t>
       </w:r>
     </w:p>
     <w:p>
@@ -1945,19 +3102,1086 @@
         <w:spacing w:after="120"/>
       </w:pPr>
       <w:r>
-        <w:t xml:space="preserve">Phiếu ghi đủ: lương cơ bản, ngày tính lương, lương theo công; các khoản thưởng (KPI công việc, KPI công nợ, doanh số, dịch vụ khác, KPI phòng); phụ cấp, điều chỉnh (kèm lý do); tổng thu nhập; khoản trừ BHXH / công đoàn / Đoàn phí; và </w:t>
-      </w:r>
-      <w:r>
-        <w:rPr>
-          <w:b/>
-          <w:bCs/>
-        </w:rPr>
-        <w:t xml:space="preserve">THỰC LĨNH</w:t>
-      </w:r>
-      <w:r>
-        <w:t xml:space="preserve">.</w:t>
-      </w:r>
-    </w:p>
+        <w:t xml:space="preserve">Khi đã có phiếu (ảnh dưới là </w:t>
+      </w:r>
+      <w:r>
+        <w:rPr>
+          <w:b/>
+          <w:bCs/>
+        </w:rPr>
+        <w:t xml:space="preserve">phiếu mẫu</w:t>
+      </w:r>
+      <w:r>
+        <w:t xml:space="preserve">, số liệu minh hoạ):</w:t>
+      </w:r>
+    </w:p>
+    <w:p>
+      <w:pPr>
+        <w:spacing w:before="120" w:after="60"/>
+        <w:jc w:val="center"/>
+      </w:pPr>
+      <w:r>
+        <w:drawing>
+          <wp:inline distT="0" distB="0" distL="0" distR="0">
+            <wp:extent cx="5715000" cy="4019550"/>
+            <wp:effectExtent t="0" r="0" b="0" l="0"/>
+            <wp:docPr id="1" name="Phiếu lương mẫu" descr="Phiếu lương mẫu" title="Phiếu lương mẫu"/>
+            <wp:cNvGraphicFramePr>
+              <a:graphicFrameLocks xmlns:a="http://schemas.openxmlformats.org/drawingml/2006/main" noChangeAspect="1"/>
+            </wp:cNvGraphicFramePr>
+            <a:graphic xmlns:a="http://schemas.openxmlformats.org/drawingml/2006/main">
+              <a:graphicData uri="http://schemas.openxmlformats.org/drawingml/2006/picture">
+                <pic:pic xmlns:pic="http://schemas.openxmlformats.org/drawingml/2006/picture">
+                  <pic:nvPicPr>
+                    <pic:cNvPr id="0" name="" descr=""/>
+                    <pic:cNvPicPr>
+                      <a:picLocks noChangeAspect="1" noChangeArrowheads="1"/>
+                    </pic:cNvPicPr>
+                  </pic:nvPicPr>
+                  <pic:blipFill>
+                    <a:blip r:embed="rId11" cstate="none"/>
+                    <a:srcRect/>
+                    <a:stretch>
+                      <a:fillRect/>
+                    </a:stretch>
+                  </pic:blipFill>
+                  <pic:spPr bwMode="auto">
+                    <a:xfrm>
+                      <a:off x="0" y="0"/>
+                      <a:ext cx="5715000" cy="4019550"/>
+                    </a:xfrm>
+                    <a:prstGeom prst="rect">
+                      <a:avLst/>
+                    </a:prstGeom>
+                  </pic:spPr>
+                </pic:pic>
+              </a:graphicData>
+            </a:graphic>
+          </wp:inline>
+        </w:drawing>
+      </w:r>
+    </w:p>
+    <w:p>
+      <w:pPr>
+        <w:spacing w:after="160"/>
+        <w:jc w:val="center"/>
+      </w:pPr>
+      <w:r>
+        <w:rPr>
+          <w:i/>
+          <w:iCs/>
+          <w:color w:val="6B7280"/>
+          <w:sz w:val="18"/>
+          <w:szCs w:val="18"/>
+        </w:rPr>
+        <w:t xml:space="preserve">Phiếu lương mẫu</w:t>
+      </w:r>
+    </w:p>
+    <w:tbl>
+      <w:tblPr>
+        <w:tblW w:type="dxa" w:w="9638"/>
+        <w:tblBorders>
+          <w:top w:val="single" w:color="auto" w:sz="4"/>
+          <w:left w:val="single" w:color="auto" w:sz="4"/>
+          <w:bottom w:val="single" w:color="auto" w:sz="4"/>
+          <w:right w:val="single" w:color="auto" w:sz="4"/>
+          <w:insideH w:val="single" w:color="auto" w:sz="4"/>
+          <w:insideV w:val="single" w:color="auto" w:sz="4"/>
+        </w:tblBorders>
+      </w:tblPr>
+      <w:tblGrid>
+        <w:gridCol w:w="1200"/>
+        <w:gridCol w:w="2042"/>
+        <w:gridCol w:w="6396"/>
+      </w:tblGrid>
+      <w:tr>
+        <w:trPr>
+          <w:tblHeader/>
+        </w:trPr>
+        <w:tc>
+          <w:tcPr>
+            <w:tcW w:type="dxa" w:w="1200"/>
+            <w:tcBorders>
+              <w:top w:val="single" w:color="D6D3D1" w:sz="4"/>
+              <w:left w:val="single" w:color="D6D3D1" w:sz="4"/>
+              <w:bottom w:val="single" w:color="D6D3D1" w:sz="4"/>
+              <w:right w:val="single" w:color="D6D3D1" w:sz="4"/>
+            </w:tcBorders>
+            <w:shd w:fill="8B1A1A" w:color="auto" w:val="clear"/>
+            <w:tcMar>
+              <w:top w:type="dxa" w:w="60"/>
+              <w:left w:type="dxa" w:w="100"/>
+              <w:bottom w:type="dxa" w:w="60"/>
+              <w:right w:type="dxa" w:w="100"/>
+            </w:tcMar>
+          </w:tcPr>
+          <w:p>
+            <w:r>
+              <w:rPr>
+                <w:b/>
+                <w:bCs/>
+                <w:color w:val="FFFFFF"/>
+              </w:rPr>
+              <w:t xml:space="preserve">Số</w:t>
+            </w:r>
+          </w:p>
+        </w:tc>
+        <w:tc>
+          <w:tcPr>
+            <w:tcW w:type="dxa" w:w="2042"/>
+            <w:tcBorders>
+              <w:top w:val="single" w:color="D6D3D1" w:sz="4"/>
+              <w:left w:val="single" w:color="D6D3D1" w:sz="4"/>
+              <w:bottom w:val="single" w:color="D6D3D1" w:sz="4"/>
+              <w:right w:val="single" w:color="D6D3D1" w:sz="4"/>
+            </w:tcBorders>
+            <w:shd w:fill="8B1A1A" w:color="auto" w:val="clear"/>
+            <w:tcMar>
+              <w:top w:type="dxa" w:w="60"/>
+              <w:left w:type="dxa" w:w="100"/>
+              <w:bottom w:type="dxa" w:w="60"/>
+              <w:right w:type="dxa" w:w="100"/>
+            </w:tcMar>
+          </w:tcPr>
+          <w:p>
+            <w:r>
+              <w:rPr>
+                <w:b/>
+                <w:bCs/>
+                <w:color w:val="FFFFFF"/>
+              </w:rPr>
+              <w:t xml:space="preserve">Phần</w:t>
+            </w:r>
+          </w:p>
+        </w:tc>
+        <w:tc>
+          <w:tcPr>
+            <w:tcW w:type="dxa" w:w="6396"/>
+            <w:tcBorders>
+              <w:top w:val="single" w:color="D6D3D1" w:sz="4"/>
+              <w:left w:val="single" w:color="D6D3D1" w:sz="4"/>
+              <w:bottom w:val="single" w:color="D6D3D1" w:sz="4"/>
+              <w:right w:val="single" w:color="D6D3D1" w:sz="4"/>
+            </w:tcBorders>
+            <w:shd w:fill="8B1A1A" w:color="auto" w:val="clear"/>
+            <w:tcMar>
+              <w:top w:type="dxa" w:w="60"/>
+              <w:left w:type="dxa" w:w="100"/>
+              <w:bottom w:type="dxa" w:w="60"/>
+              <w:right w:type="dxa" w:w="100"/>
+            </w:tcMar>
+          </w:tcPr>
+          <w:p>
+            <w:r>
+              <w:rPr>
+                <w:b/>
+                <w:bCs/>
+                <w:color w:val="FFFFFF"/>
+              </w:rPr>
+              <w:t xml:space="preserve">Ý nghĩa</w:t>
+            </w:r>
+          </w:p>
+        </w:tc>
+      </w:tr>
+      <w:tr>
+        <w:trPr>
+          <w:tblHeader w:val="false"/>
+        </w:trPr>
+        <w:tc>
+          <w:tcPr>
+            <w:tcW w:type="dxa" w:w="1200"/>
+            <w:tcBorders>
+              <w:top w:val="single" w:color="D6D3D1" w:sz="4"/>
+              <w:left w:val="single" w:color="D6D3D1" w:sz="4"/>
+              <w:bottom w:val="single" w:color="D6D3D1" w:sz="4"/>
+              <w:right w:val="single" w:color="D6D3D1" w:sz="4"/>
+            </w:tcBorders>
+            <w:tcMar>
+              <w:top w:type="dxa" w:w="60"/>
+              <w:left w:type="dxa" w:w="100"/>
+              <w:bottom w:type="dxa" w:w="60"/>
+              <w:right w:type="dxa" w:w="100"/>
+            </w:tcMar>
+          </w:tcPr>
+          <w:p>
+            <w:r>
+              <w:t xml:space="preserve">1</w:t>
+            </w:r>
+          </w:p>
+        </w:tc>
+        <w:tc>
+          <w:tcPr>
+            <w:tcW w:type="dxa" w:w="2042"/>
+            <w:tcBorders>
+              <w:top w:val="single" w:color="D6D3D1" w:sz="4"/>
+              <w:left w:val="single" w:color="D6D3D1" w:sz="4"/>
+              <w:bottom w:val="single" w:color="D6D3D1" w:sz="4"/>
+              <w:right w:val="single" w:color="D6D3D1" w:sz="4"/>
+            </w:tcBorders>
+            <w:tcMar>
+              <w:top w:type="dxa" w:w="60"/>
+              <w:left w:type="dxa" w:w="100"/>
+              <w:bottom w:type="dxa" w:w="60"/>
+              <w:right w:type="dxa" w:w="100"/>
+            </w:tcMar>
+          </w:tcPr>
+          <w:p>
+            <w:r>
+              <w:rPr>
+                <w:b/>
+                <w:bCs/>
+              </w:rPr>
+              <w:t xml:space="preserve">Chọn tháng lương</w:t>
+            </w:r>
+          </w:p>
+        </w:tc>
+        <w:tc>
+          <w:tcPr>
+            <w:tcW w:type="dxa" w:w="6396"/>
+            <w:tcBorders>
+              <w:top w:val="single" w:color="D6D3D1" w:sz="4"/>
+              <w:left w:val="single" w:color="D6D3D1" w:sz="4"/>
+              <w:bottom w:val="single" w:color="D6D3D1" w:sz="4"/>
+              <w:right w:val="single" w:color="D6D3D1" w:sz="4"/>
+            </w:tcBorders>
+            <w:tcMar>
+              <w:top w:type="dxa" w:w="60"/>
+              <w:left w:type="dxa" w:w="100"/>
+              <w:bottom w:type="dxa" w:w="60"/>
+              <w:right w:type="dxa" w:w="100"/>
+            </w:tcMar>
+          </w:tcPr>
+          <w:p>
+            <w:r>
+              <w:t xml:space="preserve">Tháng có phiếu đang chờ bạn xác nhận có dấu </w:t>
+            </w:r>
+            <w:r>
+              <w:rPr>
+                <w:b/>
+                <w:bCs/>
+              </w:rPr>
+              <w:t xml:space="preserve">•</w:t>
+            </w:r>
+            <w:r>
+              <w:t xml:space="preserve">.</w:t>
+            </w:r>
+          </w:p>
+        </w:tc>
+      </w:tr>
+      <w:tr>
+        <w:trPr>
+          <w:tblHeader w:val="false"/>
+        </w:trPr>
+        <w:tc>
+          <w:tcPr>
+            <w:tcW w:type="dxa" w:w="1200"/>
+            <w:tcBorders>
+              <w:top w:val="single" w:color="D6D3D1" w:sz="4"/>
+              <w:left w:val="single" w:color="D6D3D1" w:sz="4"/>
+              <w:bottom w:val="single" w:color="D6D3D1" w:sz="4"/>
+              <w:right w:val="single" w:color="D6D3D1" w:sz="4"/>
+            </w:tcBorders>
+            <w:shd w:fill="FAFAF9" w:color="auto" w:val="clear"/>
+            <w:tcMar>
+              <w:top w:type="dxa" w:w="60"/>
+              <w:left w:type="dxa" w:w="100"/>
+              <w:bottom w:type="dxa" w:w="60"/>
+              <w:right w:type="dxa" w:w="100"/>
+            </w:tcMar>
+          </w:tcPr>
+          <w:p>
+            <w:r>
+              <w:t xml:space="preserve">2</w:t>
+            </w:r>
+          </w:p>
+        </w:tc>
+        <w:tc>
+          <w:tcPr>
+            <w:tcW w:type="dxa" w:w="2042"/>
+            <w:tcBorders>
+              <w:top w:val="single" w:color="D6D3D1" w:sz="4"/>
+              <w:left w:val="single" w:color="D6D3D1" w:sz="4"/>
+              <w:bottom w:val="single" w:color="D6D3D1" w:sz="4"/>
+              <w:right w:val="single" w:color="D6D3D1" w:sz="4"/>
+            </w:tcBorders>
+            <w:shd w:fill="FAFAF9" w:color="auto" w:val="clear"/>
+            <w:tcMar>
+              <w:top w:type="dxa" w:w="60"/>
+              <w:left w:type="dxa" w:w="100"/>
+              <w:bottom w:type="dxa" w:w="60"/>
+              <w:right w:type="dxa" w:w="100"/>
+            </w:tcMar>
+          </w:tcPr>
+          <w:p>
+            <w:r>
+              <w:rPr>
+                <w:b/>
+                <w:bCs/>
+              </w:rPr>
+              <w:t xml:space="preserve">Tên · phòng · cấp bậc</w:t>
+            </w:r>
+          </w:p>
+        </w:tc>
+        <w:tc>
+          <w:tcPr>
+            <w:tcW w:type="dxa" w:w="6396"/>
+            <w:tcBorders>
+              <w:top w:val="single" w:color="D6D3D1" w:sz="4"/>
+              <w:left w:val="single" w:color="D6D3D1" w:sz="4"/>
+              <w:bottom w:val="single" w:color="D6D3D1" w:sz="4"/>
+              <w:right w:val="single" w:color="D6D3D1" w:sz="4"/>
+            </w:tcBorders>
+            <w:shd w:fill="FAFAF9" w:color="auto" w:val="clear"/>
+            <w:tcMar>
+              <w:top w:type="dxa" w:w="60"/>
+              <w:left w:type="dxa" w:w="100"/>
+              <w:bottom w:type="dxa" w:w="60"/>
+              <w:right w:type="dxa" w:w="100"/>
+            </w:tcMar>
+          </w:tcPr>
+          <w:p>
+            <w:r>
+              <w:t xml:space="preserve">Thông tin của bạn trong kỳ lương.</w:t>
+            </w:r>
+          </w:p>
+        </w:tc>
+      </w:tr>
+      <w:tr>
+        <w:trPr>
+          <w:tblHeader w:val="false"/>
+        </w:trPr>
+        <w:tc>
+          <w:tcPr>
+            <w:tcW w:type="dxa" w:w="1200"/>
+            <w:tcBorders>
+              <w:top w:val="single" w:color="D6D3D1" w:sz="4"/>
+              <w:left w:val="single" w:color="D6D3D1" w:sz="4"/>
+              <w:bottom w:val="single" w:color="D6D3D1" w:sz="4"/>
+              <w:right w:val="single" w:color="D6D3D1" w:sz="4"/>
+            </w:tcBorders>
+            <w:tcMar>
+              <w:top w:type="dxa" w:w="60"/>
+              <w:left w:type="dxa" w:w="100"/>
+              <w:bottom w:type="dxa" w:w="60"/>
+              <w:right w:type="dxa" w:w="100"/>
+            </w:tcMar>
+          </w:tcPr>
+          <w:p>
+            <w:r>
+              <w:t xml:space="preserve">3</w:t>
+            </w:r>
+          </w:p>
+        </w:tc>
+        <w:tc>
+          <w:tcPr>
+            <w:tcW w:type="dxa" w:w="2042"/>
+            <w:tcBorders>
+              <w:top w:val="single" w:color="D6D3D1" w:sz="4"/>
+              <w:left w:val="single" w:color="D6D3D1" w:sz="4"/>
+              <w:bottom w:val="single" w:color="D6D3D1" w:sz="4"/>
+              <w:right w:val="single" w:color="D6D3D1" w:sz="4"/>
+            </w:tcBorders>
+            <w:tcMar>
+              <w:top w:type="dxa" w:w="60"/>
+              <w:left w:type="dxa" w:w="100"/>
+              <w:bottom w:type="dxa" w:w="60"/>
+              <w:right w:type="dxa" w:w="100"/>
+            </w:tcMar>
+          </w:tcPr>
+          <w:p>
+            <w:r>
+              <w:rPr>
+                <w:b/>
+                <w:bCs/>
+              </w:rPr>
+              <w:t xml:space="preserve">Lương theo công</w:t>
+            </w:r>
+          </w:p>
+        </w:tc>
+        <w:tc>
+          <w:tcPr>
+            <w:tcW w:type="dxa" w:w="6396"/>
+            <w:tcBorders>
+              <w:top w:val="single" w:color="D6D3D1" w:sz="4"/>
+              <w:left w:val="single" w:color="D6D3D1" w:sz="4"/>
+              <w:bottom w:val="single" w:color="D6D3D1" w:sz="4"/>
+              <w:right w:val="single" w:color="D6D3D1" w:sz="4"/>
+            </w:tcBorders>
+            <w:tcMar>
+              <w:top w:type="dxa" w:w="60"/>
+              <w:left w:type="dxa" w:w="100"/>
+              <w:bottom w:type="dxa" w:w="60"/>
+              <w:right w:type="dxa" w:w="100"/>
+            </w:tcMar>
+          </w:tcPr>
+          <w:p>
+            <w:r>
+              <w:t xml:space="preserve">Lương cơ bản × ngày tính lương ÷ ngày công chuẩn.</w:t>
+            </w:r>
+          </w:p>
+        </w:tc>
+      </w:tr>
+      <w:tr>
+        <w:trPr>
+          <w:tblHeader w:val="false"/>
+        </w:trPr>
+        <w:tc>
+          <w:tcPr>
+            <w:tcW w:type="dxa" w:w="1200"/>
+            <w:tcBorders>
+              <w:top w:val="single" w:color="D6D3D1" w:sz="4"/>
+              <w:left w:val="single" w:color="D6D3D1" w:sz="4"/>
+              <w:bottom w:val="single" w:color="D6D3D1" w:sz="4"/>
+              <w:right w:val="single" w:color="D6D3D1" w:sz="4"/>
+            </w:tcBorders>
+            <w:shd w:fill="FAFAF9" w:color="auto" w:val="clear"/>
+            <w:tcMar>
+              <w:top w:type="dxa" w:w="60"/>
+              <w:left w:type="dxa" w:w="100"/>
+              <w:bottom w:type="dxa" w:w="60"/>
+              <w:right w:type="dxa" w:w="100"/>
+            </w:tcMar>
+          </w:tcPr>
+          <w:p>
+            <w:r>
+              <w:t xml:space="preserve">4</w:t>
+            </w:r>
+          </w:p>
+        </w:tc>
+        <w:tc>
+          <w:tcPr>
+            <w:tcW w:type="dxa" w:w="2042"/>
+            <w:tcBorders>
+              <w:top w:val="single" w:color="D6D3D1" w:sz="4"/>
+              <w:left w:val="single" w:color="D6D3D1" w:sz="4"/>
+              <w:bottom w:val="single" w:color="D6D3D1" w:sz="4"/>
+              <w:right w:val="single" w:color="D6D3D1" w:sz="4"/>
+            </w:tcBorders>
+            <w:shd w:fill="FAFAF9" w:color="auto" w:val="clear"/>
+            <w:tcMar>
+              <w:top w:type="dxa" w:w="60"/>
+              <w:left w:type="dxa" w:w="100"/>
+              <w:bottom w:type="dxa" w:w="60"/>
+              <w:right w:type="dxa" w:w="100"/>
+            </w:tcMar>
+          </w:tcPr>
+          <w:p>
+            <w:r>
+              <w:rPr>
+                <w:b/>
+                <w:bCs/>
+              </w:rPr>
+              <w:t xml:space="preserve">Thưởng</w:t>
+            </w:r>
+          </w:p>
+        </w:tc>
+        <w:tc>
+          <w:tcPr>
+            <w:tcW w:type="dxa" w:w="6396"/>
+            <w:tcBorders>
+              <w:top w:val="single" w:color="D6D3D1" w:sz="4"/>
+              <w:left w:val="single" w:color="D6D3D1" w:sz="4"/>
+              <w:bottom w:val="single" w:color="D6D3D1" w:sz="4"/>
+              <w:right w:val="single" w:color="D6D3D1" w:sz="4"/>
+            </w:tcBorders>
+            <w:shd w:fill="FAFAF9" w:color="auto" w:val="clear"/>
+            <w:tcMar>
+              <w:top w:type="dxa" w:w="60"/>
+              <w:left w:type="dxa" w:w="100"/>
+              <w:bottom w:type="dxa" w:w="60"/>
+              <w:right w:type="dxa" w:w="100"/>
+            </w:tcMar>
+          </w:tcPr>
+          <w:p>
+            <w:r>
+              <w:t xml:space="preserve">KPI công việc, KPI công nợ (kèm % và tháng lấy số), vượt doanh số, dịch vụ khác, KPI phòng.</w:t>
+            </w:r>
+          </w:p>
+        </w:tc>
+      </w:tr>
+      <w:tr>
+        <w:trPr>
+          <w:tblHeader w:val="false"/>
+        </w:trPr>
+        <w:tc>
+          <w:tcPr>
+            <w:tcW w:type="dxa" w:w="1200"/>
+            <w:tcBorders>
+              <w:top w:val="single" w:color="D6D3D1" w:sz="4"/>
+              <w:left w:val="single" w:color="D6D3D1" w:sz="4"/>
+              <w:bottom w:val="single" w:color="D6D3D1" w:sz="4"/>
+              <w:right w:val="single" w:color="D6D3D1" w:sz="4"/>
+            </w:tcBorders>
+            <w:tcMar>
+              <w:top w:type="dxa" w:w="60"/>
+              <w:left w:type="dxa" w:w="100"/>
+              <w:bottom w:type="dxa" w:w="60"/>
+              <w:right w:type="dxa" w:w="100"/>
+            </w:tcMar>
+          </w:tcPr>
+          <w:p>
+            <w:r>
+              <w:t xml:space="preserve">5</w:t>
+            </w:r>
+          </w:p>
+        </w:tc>
+        <w:tc>
+          <w:tcPr>
+            <w:tcW w:type="dxa" w:w="2042"/>
+            <w:tcBorders>
+              <w:top w:val="single" w:color="D6D3D1" w:sz="4"/>
+              <w:left w:val="single" w:color="D6D3D1" w:sz="4"/>
+              <w:bottom w:val="single" w:color="D6D3D1" w:sz="4"/>
+              <w:right w:val="single" w:color="D6D3D1" w:sz="4"/>
+            </w:tcBorders>
+            <w:tcMar>
+              <w:top w:type="dxa" w:w="60"/>
+              <w:left w:type="dxa" w:w="100"/>
+              <w:bottom w:type="dxa" w:w="60"/>
+              <w:right w:type="dxa" w:w="100"/>
+            </w:tcMar>
+          </w:tcPr>
+          <w:p>
+            <w:r>
+              <w:rPr>
+                <w:b/>
+                <w:bCs/>
+              </w:rPr>
+              <w:t xml:space="preserve">Khoản khác</w:t>
+            </w:r>
+          </w:p>
+        </w:tc>
+        <w:tc>
+          <w:tcPr>
+            <w:tcW w:type="dxa" w:w="6396"/>
+            <w:tcBorders>
+              <w:top w:val="single" w:color="D6D3D1" w:sz="4"/>
+              <w:left w:val="single" w:color="D6D3D1" w:sz="4"/>
+              <w:bottom w:val="single" w:color="D6D3D1" w:sz="4"/>
+              <w:right w:val="single" w:color="D6D3D1" w:sz="4"/>
+            </w:tcBorders>
+            <w:tcMar>
+              <w:top w:type="dxa" w:w="60"/>
+              <w:left w:type="dxa" w:w="100"/>
+              <w:bottom w:type="dxa" w:w="60"/>
+              <w:right w:type="dxa" w:w="100"/>
+            </w:tcMar>
+          </w:tcPr>
+          <w:p>
+            <w:r>
+              <w:t xml:space="preserve">Phụ cấp, điều chỉnh (kèm lý do) và </w:t>
+            </w:r>
+            <w:r>
+              <w:rPr>
+                <w:b/>
+                <w:bCs/>
+              </w:rPr>
+              <w:t xml:space="preserve">Tổng thu nhập</w:t>
+            </w:r>
+            <w:r>
+              <w:t xml:space="preserve">.</w:t>
+            </w:r>
+          </w:p>
+        </w:tc>
+      </w:tr>
+      <w:tr>
+        <w:trPr>
+          <w:tblHeader w:val="false"/>
+        </w:trPr>
+        <w:tc>
+          <w:tcPr>
+            <w:tcW w:type="dxa" w:w="1200"/>
+            <w:tcBorders>
+              <w:top w:val="single" w:color="D6D3D1" w:sz="4"/>
+              <w:left w:val="single" w:color="D6D3D1" w:sz="4"/>
+              <w:bottom w:val="single" w:color="D6D3D1" w:sz="4"/>
+              <w:right w:val="single" w:color="D6D3D1" w:sz="4"/>
+            </w:tcBorders>
+            <w:shd w:fill="FAFAF9" w:color="auto" w:val="clear"/>
+            <w:tcMar>
+              <w:top w:type="dxa" w:w="60"/>
+              <w:left w:type="dxa" w:w="100"/>
+              <w:bottom w:type="dxa" w:w="60"/>
+              <w:right w:type="dxa" w:w="100"/>
+            </w:tcMar>
+          </w:tcPr>
+          <w:p>
+            <w:r>
+              <w:t xml:space="preserve">6</w:t>
+            </w:r>
+          </w:p>
+        </w:tc>
+        <w:tc>
+          <w:tcPr>
+            <w:tcW w:type="dxa" w:w="2042"/>
+            <w:tcBorders>
+              <w:top w:val="single" w:color="D6D3D1" w:sz="4"/>
+              <w:left w:val="single" w:color="D6D3D1" w:sz="4"/>
+              <w:bottom w:val="single" w:color="D6D3D1" w:sz="4"/>
+              <w:right w:val="single" w:color="D6D3D1" w:sz="4"/>
+            </w:tcBorders>
+            <w:shd w:fill="FAFAF9" w:color="auto" w:val="clear"/>
+            <w:tcMar>
+              <w:top w:type="dxa" w:w="60"/>
+              <w:left w:type="dxa" w:w="100"/>
+              <w:bottom w:type="dxa" w:w="60"/>
+              <w:right w:type="dxa" w:w="100"/>
+            </w:tcMar>
+          </w:tcPr>
+          <w:p>
+            <w:r>
+              <w:rPr>
+                <w:b/>
+                <w:bCs/>
+              </w:rPr>
+              <w:t xml:space="preserve">Khoản trừ</w:t>
+            </w:r>
+          </w:p>
+        </w:tc>
+        <w:tc>
+          <w:tcPr>
+            <w:tcW w:type="dxa" w:w="6396"/>
+            <w:tcBorders>
+              <w:top w:val="single" w:color="D6D3D1" w:sz="4"/>
+              <w:left w:val="single" w:color="D6D3D1" w:sz="4"/>
+              <w:bottom w:val="single" w:color="D6D3D1" w:sz="4"/>
+              <w:right w:val="single" w:color="D6D3D1" w:sz="4"/>
+            </w:tcBorders>
+            <w:shd w:fill="FAFAF9" w:color="auto" w:val="clear"/>
+            <w:tcMar>
+              <w:top w:type="dxa" w:w="60"/>
+              <w:left w:type="dxa" w:w="100"/>
+              <w:bottom w:type="dxa" w:w="60"/>
+              <w:right w:type="dxa" w:w="100"/>
+            </w:tcMar>
+          </w:tcPr>
+          <w:p>
+            <w:r>
+              <w:t xml:space="preserve">BHXH 10,5%, công đoàn 0,5%, phí Đoàn 40.000đ — chỉ người tham gia BHXH.</w:t>
+            </w:r>
+          </w:p>
+        </w:tc>
+      </w:tr>
+      <w:tr>
+        <w:trPr>
+          <w:tblHeader w:val="false"/>
+        </w:trPr>
+        <w:tc>
+          <w:tcPr>
+            <w:tcW w:type="dxa" w:w="1200"/>
+            <w:tcBorders>
+              <w:top w:val="single" w:color="D6D3D1" w:sz="4"/>
+              <w:left w:val="single" w:color="D6D3D1" w:sz="4"/>
+              <w:bottom w:val="single" w:color="D6D3D1" w:sz="4"/>
+              <w:right w:val="single" w:color="D6D3D1" w:sz="4"/>
+            </w:tcBorders>
+            <w:tcMar>
+              <w:top w:type="dxa" w:w="60"/>
+              <w:left w:type="dxa" w:w="100"/>
+              <w:bottom w:type="dxa" w:w="60"/>
+              <w:right w:type="dxa" w:w="100"/>
+            </w:tcMar>
+          </w:tcPr>
+          <w:p>
+            <w:r>
+              <w:t xml:space="preserve">7</w:t>
+            </w:r>
+          </w:p>
+        </w:tc>
+        <w:tc>
+          <w:tcPr>
+            <w:tcW w:type="dxa" w:w="2042"/>
+            <w:tcBorders>
+              <w:top w:val="single" w:color="D6D3D1" w:sz="4"/>
+              <w:left w:val="single" w:color="D6D3D1" w:sz="4"/>
+              <w:bottom w:val="single" w:color="D6D3D1" w:sz="4"/>
+              <w:right w:val="single" w:color="D6D3D1" w:sz="4"/>
+            </w:tcBorders>
+            <w:tcMar>
+              <w:top w:type="dxa" w:w="60"/>
+              <w:left w:type="dxa" w:w="100"/>
+              <w:bottom w:type="dxa" w:w="60"/>
+              <w:right w:type="dxa" w:w="100"/>
+            </w:tcMar>
+          </w:tcPr>
+          <w:p>
+            <w:r>
+              <w:rPr>
+                <w:b/>
+                <w:bCs/>
+              </w:rPr>
+              <w:t xml:space="preserve">Thuế TNCN</w:t>
+            </w:r>
+          </w:p>
+        </w:tc>
+        <w:tc>
+          <w:tcPr>
+            <w:tcW w:type="dxa" w:w="6396"/>
+            <w:tcBorders>
+              <w:top w:val="single" w:color="D6D3D1" w:sz="4"/>
+              <w:left w:val="single" w:color="D6D3D1" w:sz="4"/>
+              <w:bottom w:val="single" w:color="D6D3D1" w:sz="4"/>
+              <w:right w:val="single" w:color="D6D3D1" w:sz="4"/>
+            </w:tcBorders>
+            <w:tcMar>
+              <w:top w:type="dxa" w:w="60"/>
+              <w:left w:type="dxa" w:w="100"/>
+              <w:bottom w:type="dxa" w:w="60"/>
+              <w:right w:type="dxa" w:w="100"/>
+            </w:tcMar>
+          </w:tcPr>
+          <w:p>
+            <w:r>
+              <w:t xml:space="preserve">Thu nhập chịu thuế · thu nhập tính thuế · </w:t>
+            </w:r>
+            <w:r>
+              <w:rPr>
+                <w:b/>
+                <w:bCs/>
+              </w:rPr>
+              <w:t xml:space="preserve">thuế phải nộp</w:t>
+            </w:r>
+            <w:r>
+              <w:t xml:space="preserve"> (xem Hỏi đáp).</w:t>
+            </w:r>
+          </w:p>
+        </w:tc>
+      </w:tr>
+      <w:tr>
+        <w:trPr>
+          <w:tblHeader w:val="false"/>
+        </w:trPr>
+        <w:tc>
+          <w:tcPr>
+            <w:tcW w:type="dxa" w:w="1200"/>
+            <w:tcBorders>
+              <w:top w:val="single" w:color="D6D3D1" w:sz="4"/>
+              <w:left w:val="single" w:color="D6D3D1" w:sz="4"/>
+              <w:bottom w:val="single" w:color="D6D3D1" w:sz="4"/>
+              <w:right w:val="single" w:color="D6D3D1" w:sz="4"/>
+            </w:tcBorders>
+            <w:shd w:fill="FAFAF9" w:color="auto" w:val="clear"/>
+            <w:tcMar>
+              <w:top w:type="dxa" w:w="60"/>
+              <w:left w:type="dxa" w:w="100"/>
+              <w:bottom w:type="dxa" w:w="60"/>
+              <w:right w:type="dxa" w:w="100"/>
+            </w:tcMar>
+          </w:tcPr>
+          <w:p>
+            <w:r>
+              <w:t xml:space="preserve">8</w:t>
+            </w:r>
+          </w:p>
+        </w:tc>
+        <w:tc>
+          <w:tcPr>
+            <w:tcW w:type="dxa" w:w="2042"/>
+            <w:tcBorders>
+              <w:top w:val="single" w:color="D6D3D1" w:sz="4"/>
+              <w:left w:val="single" w:color="D6D3D1" w:sz="4"/>
+              <w:bottom w:val="single" w:color="D6D3D1" w:sz="4"/>
+              <w:right w:val="single" w:color="D6D3D1" w:sz="4"/>
+            </w:tcBorders>
+            <w:shd w:fill="FAFAF9" w:color="auto" w:val="clear"/>
+            <w:tcMar>
+              <w:top w:type="dxa" w:w="60"/>
+              <w:left w:type="dxa" w:w="100"/>
+              <w:bottom w:type="dxa" w:w="60"/>
+              <w:right w:type="dxa" w:w="100"/>
+            </w:tcMar>
+          </w:tcPr>
+          <w:p>
+            <w:r>
+              <w:rPr>
+                <w:b/>
+                <w:bCs/>
+              </w:rPr>
+              <w:t xml:space="preserve">Tài khoản ngân hàng</w:t>
+            </w:r>
+          </w:p>
+        </w:tc>
+        <w:tc>
+          <w:tcPr>
+            <w:tcW w:type="dxa" w:w="6396"/>
+            <w:tcBorders>
+              <w:top w:val="single" w:color="D6D3D1" w:sz="4"/>
+              <w:left w:val="single" w:color="D6D3D1" w:sz="4"/>
+              <w:bottom w:val="single" w:color="D6D3D1" w:sz="4"/>
+              <w:right w:val="single" w:color="D6D3D1" w:sz="4"/>
+            </w:tcBorders>
+            <w:shd w:fill="FAFAF9" w:color="auto" w:val="clear"/>
+            <w:tcMar>
+              <w:top w:type="dxa" w:w="60"/>
+              <w:left w:type="dxa" w:w="100"/>
+              <w:bottom w:type="dxa" w:w="60"/>
+              <w:right w:type="dxa" w:w="100"/>
+            </w:tcMar>
+          </w:tcPr>
+          <w:p>
+            <w:r>
+              <w:t xml:space="preserve">Ngân hàng, số tài khoản, chủ tài khoản nhận lương. </w:t>
+            </w:r>
+            <w:r>
+              <w:rPr>
+                <w:b/>
+                <w:bCs/>
+              </w:rPr>
+              <w:t xml:space="preserve">Sai thì báo ngay</w:t>
+            </w:r>
+            <w:r>
+              <w:t xml:space="preserve"> bằng nút Báo sai.</w:t>
+            </w:r>
+          </w:p>
+        </w:tc>
+      </w:tr>
+      <w:tr>
+        <w:trPr>
+          <w:tblHeader w:val="false"/>
+        </w:trPr>
+        <w:tc>
+          <w:tcPr>
+            <w:tcW w:type="dxa" w:w="1200"/>
+            <w:tcBorders>
+              <w:top w:val="single" w:color="D6D3D1" w:sz="4"/>
+              <w:left w:val="single" w:color="D6D3D1" w:sz="4"/>
+              <w:bottom w:val="single" w:color="D6D3D1" w:sz="4"/>
+              <w:right w:val="single" w:color="D6D3D1" w:sz="4"/>
+            </w:tcBorders>
+            <w:tcMar>
+              <w:top w:type="dxa" w:w="60"/>
+              <w:left w:type="dxa" w:w="100"/>
+              <w:bottom w:type="dxa" w:w="60"/>
+              <w:right w:type="dxa" w:w="100"/>
+            </w:tcMar>
+          </w:tcPr>
+          <w:p>
+            <w:r>
+              <w:t xml:space="preserve">9</w:t>
+            </w:r>
+          </w:p>
+        </w:tc>
+        <w:tc>
+          <w:tcPr>
+            <w:tcW w:type="dxa" w:w="2042"/>
+            <w:tcBorders>
+              <w:top w:val="single" w:color="D6D3D1" w:sz="4"/>
+              <w:left w:val="single" w:color="D6D3D1" w:sz="4"/>
+              <w:bottom w:val="single" w:color="D6D3D1" w:sz="4"/>
+              <w:right w:val="single" w:color="D6D3D1" w:sz="4"/>
+            </w:tcBorders>
+            <w:tcMar>
+              <w:top w:type="dxa" w:w="60"/>
+              <w:left w:type="dxa" w:w="100"/>
+              <w:bottom w:type="dxa" w:w="60"/>
+              <w:right w:type="dxa" w:w="100"/>
+            </w:tcMar>
+          </w:tcPr>
+          <w:p>
+            <w:r>
+              <w:rPr>
+                <w:b/>
+                <w:bCs/>
+              </w:rPr>
+              <w:t xml:space="preserve">THỰC LĨNH</w:t>
+            </w:r>
+          </w:p>
+        </w:tc>
+        <w:tc>
+          <w:tcPr>
+            <w:tcW w:type="dxa" w:w="6396"/>
+            <w:tcBorders>
+              <w:top w:val="single" w:color="D6D3D1" w:sz="4"/>
+              <w:left w:val="single" w:color="D6D3D1" w:sz="4"/>
+              <w:bottom w:val="single" w:color="D6D3D1" w:sz="4"/>
+              <w:right w:val="single" w:color="D6D3D1" w:sz="4"/>
+            </w:tcBorders>
+            <w:tcMar>
+              <w:top w:type="dxa" w:w="60"/>
+              <w:left w:type="dxa" w:w="100"/>
+              <w:bottom w:type="dxa" w:w="60"/>
+              <w:right w:type="dxa" w:w="100"/>
+            </w:tcMar>
+          </w:tcPr>
+          <w:p>
+            <w:r>
+              <w:t xml:space="preserve">Số tiền chuyển vào tài khoản của bạn = tổng thu nhập − khoản trừ − thuế TNCN.</w:t>
+            </w:r>
+          </w:p>
+        </w:tc>
+      </w:tr>
+      <w:tr>
+        <w:trPr>
+          <w:tblHeader w:val="false"/>
+        </w:trPr>
+        <w:tc>
+          <w:tcPr>
+            <w:tcW w:type="dxa" w:w="1200"/>
+            <w:tcBorders>
+              <w:top w:val="single" w:color="D6D3D1" w:sz="4"/>
+              <w:left w:val="single" w:color="D6D3D1" w:sz="4"/>
+              <w:bottom w:val="single" w:color="D6D3D1" w:sz="4"/>
+              <w:right w:val="single" w:color="D6D3D1" w:sz="4"/>
+            </w:tcBorders>
+            <w:shd w:fill="FAFAF9" w:color="auto" w:val="clear"/>
+            <w:tcMar>
+              <w:top w:type="dxa" w:w="60"/>
+              <w:left w:type="dxa" w:w="100"/>
+              <w:bottom w:type="dxa" w:w="60"/>
+              <w:right w:type="dxa" w:w="100"/>
+            </w:tcMar>
+          </w:tcPr>
+          <w:p>
+            <w:r>
+              <w:t xml:space="preserve">10</w:t>
+            </w:r>
+          </w:p>
+        </w:tc>
+        <w:tc>
+          <w:tcPr>
+            <w:tcW w:type="dxa" w:w="2042"/>
+            <w:tcBorders>
+              <w:top w:val="single" w:color="D6D3D1" w:sz="4"/>
+              <w:left w:val="single" w:color="D6D3D1" w:sz="4"/>
+              <w:bottom w:val="single" w:color="D6D3D1" w:sz="4"/>
+              <w:right w:val="single" w:color="D6D3D1" w:sz="4"/>
+            </w:tcBorders>
+            <w:shd w:fill="FAFAF9" w:color="auto" w:val="clear"/>
+            <w:tcMar>
+              <w:top w:type="dxa" w:w="60"/>
+              <w:left w:type="dxa" w:w="100"/>
+              <w:bottom w:type="dxa" w:w="60"/>
+              <w:right w:type="dxa" w:w="100"/>
+            </w:tcMar>
+          </w:tcPr>
+          <w:p>
+            <w:r>
+              <w:rPr>
+                <w:b/>
+                <w:bCs/>
+              </w:rPr>
+              <w:t xml:space="preserve">Xác nhận phiếu lương</w:t>
+            </w:r>
+          </w:p>
+        </w:tc>
+        <w:tc>
+          <w:tcPr>
+            <w:tcW w:type="dxa" w:w="6396"/>
+            <w:tcBorders>
+              <w:top w:val="single" w:color="D6D3D1" w:sz="4"/>
+              <w:left w:val="single" w:color="D6D3D1" w:sz="4"/>
+              <w:bottom w:val="single" w:color="D6D3D1" w:sz="4"/>
+              <w:right w:val="single" w:color="D6D3D1" w:sz="4"/>
+            </w:tcBorders>
+            <w:shd w:fill="FAFAF9" w:color="auto" w:val="clear"/>
+            <w:tcMar>
+              <w:top w:type="dxa" w:w="60"/>
+              <w:left w:type="dxa" w:w="100"/>
+              <w:bottom w:type="dxa" w:w="60"/>
+              <w:right w:type="dxa" w:w="100"/>
+            </w:tcMar>
+          </w:tcPr>
+          <w:p>
+            <w:r>
+              <w:rPr>
+                <w:b/>
+                <w:bCs/>
+              </w:rPr>
+              <w:t xml:space="preserve">✓ Xác nhận đúng</w:t>
+            </w:r>
+            <w:r>
+              <w:t xml:space="preserve"> hoặc </w:t>
+            </w:r>
+            <w:r>
+              <w:rPr>
+                <w:b/>
+                <w:bCs/>
+              </w:rPr>
+              <w:t xml:space="preserve">⚠ Báo sai</w:t>
+            </w:r>
+            <w:r>
+              <w:t xml:space="preserve">.</w:t>
+            </w:r>
+          </w:p>
+        </w:tc>
+      </w:tr>
+      <w:tr>
+        <w:trPr>
+          <w:tblHeader w:val="false"/>
+        </w:trPr>
+        <w:tc>
+          <w:tcPr>
+            <w:tcW w:type="dxa" w:w="1200"/>
+            <w:tcBorders>
+              <w:top w:val="single" w:color="D6D3D1" w:sz="4"/>
+              <w:left w:val="single" w:color="D6D3D1" w:sz="4"/>
+              <w:bottom w:val="single" w:color="D6D3D1" w:sz="4"/>
+              <w:right w:val="single" w:color="D6D3D1" w:sz="4"/>
+            </w:tcBorders>
+            <w:tcMar>
+              <w:top w:type="dxa" w:w="60"/>
+              <w:left w:type="dxa" w:w="100"/>
+              <w:bottom w:type="dxa" w:w="60"/>
+              <w:right w:type="dxa" w:w="100"/>
+            </w:tcMar>
+          </w:tcPr>
+          <w:p>
+            <w:r>
+              <w:t xml:space="preserve">11</w:t>
+            </w:r>
+          </w:p>
+        </w:tc>
+        <w:tc>
+          <w:tcPr>
+            <w:tcW w:type="dxa" w:w="2042"/>
+            <w:tcBorders>
+              <w:top w:val="single" w:color="D6D3D1" w:sz="4"/>
+              <w:left w:val="single" w:color="D6D3D1" w:sz="4"/>
+              <w:bottom w:val="single" w:color="D6D3D1" w:sz="4"/>
+              <w:right w:val="single" w:color="D6D3D1" w:sz="4"/>
+            </w:tcBorders>
+            <w:tcMar>
+              <w:top w:type="dxa" w:w="60"/>
+              <w:left w:type="dxa" w:w="100"/>
+              <w:bottom w:type="dxa" w:w="60"/>
+              <w:right w:type="dxa" w:w="100"/>
+            </w:tcMar>
+          </w:tcPr>
+          <w:p>
+            <w:r>
+              <w:rPr>
+                <w:b/>
+                <w:bCs/>
+              </w:rPr>
+              <w:t xml:space="preserve">Trạng thái</w:t>
+            </w:r>
+          </w:p>
+        </w:tc>
+        <w:tc>
+          <w:tcPr>
+            <w:tcW w:type="dxa" w:w="6396"/>
+            <w:tcBorders>
+              <w:top w:val="single" w:color="D6D3D1" w:sz="4"/>
+              <w:left w:val="single" w:color="D6D3D1" w:sz="4"/>
+              <w:bottom w:val="single" w:color="D6D3D1" w:sz="4"/>
+              <w:right w:val="single" w:color="D6D3D1" w:sz="4"/>
+            </w:tcBorders>
+            <w:tcMar>
+              <w:top w:type="dxa" w:w="60"/>
+              <w:left w:type="dxa" w:w="100"/>
+              <w:bottom w:type="dxa" w:w="60"/>
+              <w:right w:type="dxa" w:w="100"/>
+            </w:tcMar>
+          </w:tcPr>
+          <w:p>
+            <w:r>
+              <w:t xml:space="preserve">Chờ bạn xác nhận · Đã xác nhận · Đã báo sai.</w:t>
+            </w:r>
+          </w:p>
+        </w:tc>
+      </w:tr>
+    </w:tbl>
+    <w:p/>
     <w:p>
       <w:pPr>
         <w:pStyle w:val="ListParagraph"/>
@@ -2021,6 +4245,16 @@
         <w:t xml:space="preserve">chưa có thưởng hồ sơ X</w:t>
       </w:r>
       <w:r>
+        <w:t xml:space="preserve">, </w:t>
+      </w:r>
+      <w:r>
+        <w:rPr>
+          <w:i/>
+          <w:iCs/>
+        </w:rPr>
+        <w:t xml:space="preserve">sai số tài khoản</w:t>
+      </w:r>
+      <w:r>
         <w:t xml:space="preserve">) → </w:t>
       </w:r>
       <w:r>
@@ -2044,17 +4278,17 @@
         <w:spacing w:after="60"/>
       </w:pPr>
       <w:r>
-        <w:t xml:space="preserve">Tháng nào có phiếu đang chờ bạn xác nhận thì nút tháng đó có dấu </w:t>
-      </w:r>
-      <w:r>
-        <w:rPr>
-          <w:b/>
-          <w:bCs/>
-        </w:rPr>
-        <w:t xml:space="preserve">•</w:t>
-      </w:r>
-      <w:r>
-        <w:t xml:space="preserve">.</w:t>
+        <w:t xml:space="preserve">Phiếu đã xác nhận mà kế toán sửa làm </w:t>
+      </w:r>
+      <w:r>
+        <w:rPr>
+          <w:b/>
+          <w:bCs/>
+        </w:rPr>
+        <w:t xml:space="preserve">thực lĩnh thay đổi</w:t>
+      </w:r>
+      <w:r>
+        <w:t xml:space="preserve"> thì phải xác nhận lại.</w:t>
       </w:r>
     </w:p>
     <w:p>
@@ -2121,98 +4355,578 @@
     </w:p>
     <w:p>
       <w:pPr>
-        <w:pStyle w:val="ListParagraph"/>
-        <w:numPr>
-          <w:ilvl w:val="0"/>
-          <w:numId w:val="6"/>
-        </w:numPr>
-        <w:spacing w:after="60"/>
-      </w:pPr>
-      <w:r>
-        <w:t xml:space="preserve">Tab </w:t>
-      </w:r>
-      <w:r>
-        <w:rPr>
-          <w:b/>
-          <w:bCs/>
-        </w:rPr>
-        <w:t xml:space="preserve">Chấm công phòng</w:t>
-      </w:r>
-      <w:r>
-        <w:t xml:space="preserve"> → chọn tháng (mặc định tháng này, xem lại được 6 tháng).</w:t>
-      </w:r>
-    </w:p>
-    <w:p>
-      <w:pPr>
-        <w:pStyle w:val="ListParagraph"/>
-        <w:numPr>
-          <w:ilvl w:val="0"/>
-          <w:numId w:val="6"/>
-        </w:numPr>
-        <w:spacing w:after="60"/>
-      </w:pPr>
-      <w:r>
-        <w:t xml:space="preserve">Bốn thẻ trên đầu: </w:t>
-      </w:r>
-      <w:r>
-        <w:rPr>
-          <w:b/>
-          <w:bCs/>
-        </w:rPr>
-        <w:t xml:space="preserve">Ngày công chuẩn</w:t>
-      </w:r>
-      <w:r>
-        <w:t xml:space="preserve"> · </w:t>
-      </w:r>
-      <w:r>
-        <w:rPr>
-          <w:b/>
-          <w:bCs/>
-        </w:rPr>
-        <w:t xml:space="preserve">Đã xác nhận</w:t>
-      </w:r>
-      <w:r>
-        <w:t xml:space="preserve"> · </w:t>
-      </w:r>
-      <w:r>
-        <w:rPr>
-          <w:b/>
-          <w:bCs/>
-        </w:rPr>
-        <w:t xml:space="preserve">Đang nháp</w:t>
-      </w:r>
-      <w:r>
-        <w:t xml:space="preserve"> · </w:t>
-      </w:r>
-      <w:r>
-        <w:rPr>
-          <w:b/>
-          <w:bCs/>
-        </w:rPr>
-        <w:t xml:space="preserve">Chưa khai</w:t>
-      </w:r>
-      <w:r>
-        <w:t xml:space="preserve">. Bấm vào thẻ để lọc đúng nhóm đó (bấm lần nữa để bỏ lọc) — đầu tháng nên bấm </w:t>
-      </w:r>
-      <w:r>
-        <w:rPr>
-          <w:b/>
-          <w:bCs/>
-        </w:rPr>
-        <w:t xml:space="preserve">Chưa khai</w:t>
-      </w:r>
-      <w:r>
-        <w:t xml:space="preserve"> để nhắc mọi người.</w:t>
-      </w:r>
-    </w:p>
-    <w:p>
-      <w:pPr>
-        <w:pStyle w:val="ListParagraph"/>
-        <w:numPr>
-          <w:ilvl w:val="0"/>
-          <w:numId w:val="6"/>
-        </w:numPr>
-        <w:spacing w:after="60"/>
+        <w:spacing w:before="120" w:after="60"/>
+        <w:jc w:val="center"/>
+      </w:pPr>
+      <w:r>
+        <w:drawing>
+          <wp:inline distT="0" distB="0" distL="0" distR="0">
+            <wp:extent cx="5715000" cy="2266950"/>
+            <wp:effectExtent t="0" r="0" b="0" l="0"/>
+            <wp:docPr id="1" name="Màn hình chấm công của phòng" descr="Màn hình chấm công của phòng" title="Màn hình chấm công của phòng"/>
+            <wp:cNvGraphicFramePr>
+              <a:graphicFrameLocks xmlns:a="http://schemas.openxmlformats.org/drawingml/2006/main" noChangeAspect="1"/>
+            </wp:cNvGraphicFramePr>
+            <a:graphic xmlns:a="http://schemas.openxmlformats.org/drawingml/2006/main">
+              <a:graphicData uri="http://schemas.openxmlformats.org/drawingml/2006/picture">
+                <pic:pic xmlns:pic="http://schemas.openxmlformats.org/drawingml/2006/picture">
+                  <pic:nvPicPr>
+                    <pic:cNvPr id="0" name="" descr=""/>
+                    <pic:cNvPicPr>
+                      <a:picLocks noChangeAspect="1" noChangeArrowheads="1"/>
+                    </pic:cNvPicPr>
+                  </pic:nvPicPr>
+                  <pic:blipFill>
+                    <a:blip r:embed="rId12" cstate="none"/>
+                    <a:srcRect/>
+                    <a:stretch>
+                      <a:fillRect/>
+                    </a:stretch>
+                  </pic:blipFill>
+                  <pic:spPr bwMode="auto">
+                    <a:xfrm>
+                      <a:off x="0" y="0"/>
+                      <a:ext cx="5715000" cy="2266950"/>
+                    </a:xfrm>
+                    <a:prstGeom prst="rect">
+                      <a:avLst/>
+                    </a:prstGeom>
+                  </pic:spPr>
+                </pic:pic>
+              </a:graphicData>
+            </a:graphic>
+          </wp:inline>
+        </w:drawing>
+      </w:r>
+    </w:p>
+    <w:p>
+      <w:pPr>
+        <w:spacing w:after="160"/>
+        <w:jc w:val="center"/>
+      </w:pPr>
+      <w:r>
+        <w:rPr>
+          <w:i/>
+          <w:iCs/>
+          <w:color w:val="6B7280"/>
+          <w:sz w:val="18"/>
+          <w:szCs w:val="18"/>
+        </w:rPr>
+        <w:t xml:space="preserve">Màn hình chấm công của phòng</w:t>
+      </w:r>
+    </w:p>
+    <w:tbl>
+      <w:tblPr>
+        <w:tblW w:type="dxa" w:w="9638"/>
+        <w:tblBorders>
+          <w:top w:val="single" w:color="auto" w:sz="4"/>
+          <w:left w:val="single" w:color="auto" w:sz="4"/>
+          <w:bottom w:val="single" w:color="auto" w:sz="4"/>
+          <w:right w:val="single" w:color="auto" w:sz="4"/>
+          <w:insideH w:val="single" w:color="auto" w:sz="4"/>
+          <w:insideV w:val="single" w:color="auto" w:sz="4"/>
+        </w:tblBorders>
+      </w:tblPr>
+      <w:tblGrid>
+        <w:gridCol w:w="1200"/>
+        <w:gridCol w:w="2540"/>
+        <w:gridCol w:w="5898"/>
+      </w:tblGrid>
+      <w:tr>
+        <w:trPr>
+          <w:tblHeader/>
+        </w:trPr>
+        <w:tc>
+          <w:tcPr>
+            <w:tcW w:type="dxa" w:w="1200"/>
+            <w:tcBorders>
+              <w:top w:val="single" w:color="D6D3D1" w:sz="4"/>
+              <w:left w:val="single" w:color="D6D3D1" w:sz="4"/>
+              <w:bottom w:val="single" w:color="D6D3D1" w:sz="4"/>
+              <w:right w:val="single" w:color="D6D3D1" w:sz="4"/>
+            </w:tcBorders>
+            <w:shd w:fill="8B1A1A" w:color="auto" w:val="clear"/>
+            <w:tcMar>
+              <w:top w:type="dxa" w:w="60"/>
+              <w:left w:type="dxa" w:w="100"/>
+              <w:bottom w:type="dxa" w:w="60"/>
+              <w:right w:type="dxa" w:w="100"/>
+            </w:tcMar>
+          </w:tcPr>
+          <w:p>
+            <w:r>
+              <w:rPr>
+                <w:b/>
+                <w:bCs/>
+                <w:color w:val="FFFFFF"/>
+              </w:rPr>
+              <w:t xml:space="preserve">Số</w:t>
+            </w:r>
+          </w:p>
+        </w:tc>
+        <w:tc>
+          <w:tcPr>
+            <w:tcW w:type="dxa" w:w="2540"/>
+            <w:tcBorders>
+              <w:top w:val="single" w:color="D6D3D1" w:sz="4"/>
+              <w:left w:val="single" w:color="D6D3D1" w:sz="4"/>
+              <w:bottom w:val="single" w:color="D6D3D1" w:sz="4"/>
+              <w:right w:val="single" w:color="D6D3D1" w:sz="4"/>
+            </w:tcBorders>
+            <w:shd w:fill="8B1A1A" w:color="auto" w:val="clear"/>
+            <w:tcMar>
+              <w:top w:type="dxa" w:w="60"/>
+              <w:left w:type="dxa" w:w="100"/>
+              <w:bottom w:type="dxa" w:w="60"/>
+              <w:right w:type="dxa" w:w="100"/>
+            </w:tcMar>
+          </w:tcPr>
+          <w:p>
+            <w:r>
+              <w:rPr>
+                <w:b/>
+                <w:bCs/>
+                <w:color w:val="FFFFFF"/>
+              </w:rPr>
+              <w:t xml:space="preserve">Ô</w:t>
+            </w:r>
+          </w:p>
+        </w:tc>
+        <w:tc>
+          <w:tcPr>
+            <w:tcW w:type="dxa" w:w="5898"/>
+            <w:tcBorders>
+              <w:top w:val="single" w:color="D6D3D1" w:sz="4"/>
+              <w:left w:val="single" w:color="D6D3D1" w:sz="4"/>
+              <w:bottom w:val="single" w:color="D6D3D1" w:sz="4"/>
+              <w:right w:val="single" w:color="D6D3D1" w:sz="4"/>
+            </w:tcBorders>
+            <w:shd w:fill="8B1A1A" w:color="auto" w:val="clear"/>
+            <w:tcMar>
+              <w:top w:type="dxa" w:w="60"/>
+              <w:left w:type="dxa" w:w="100"/>
+              <w:bottom w:type="dxa" w:w="60"/>
+              <w:right w:type="dxa" w:w="100"/>
+            </w:tcMar>
+          </w:tcPr>
+          <w:p>
+            <w:r>
+              <w:rPr>
+                <w:b/>
+                <w:bCs/>
+                <w:color w:val="FFFFFF"/>
+              </w:rPr>
+              <w:t xml:space="preserve">Ý nghĩa</w:t>
+            </w:r>
+          </w:p>
+        </w:tc>
+      </w:tr>
+      <w:tr>
+        <w:trPr>
+          <w:tblHeader w:val="false"/>
+        </w:trPr>
+        <w:tc>
+          <w:tcPr>
+            <w:tcW w:type="dxa" w:w="1200"/>
+            <w:tcBorders>
+              <w:top w:val="single" w:color="D6D3D1" w:sz="4"/>
+              <w:left w:val="single" w:color="D6D3D1" w:sz="4"/>
+              <w:bottom w:val="single" w:color="D6D3D1" w:sz="4"/>
+              <w:right w:val="single" w:color="D6D3D1" w:sz="4"/>
+            </w:tcBorders>
+            <w:tcMar>
+              <w:top w:type="dxa" w:w="60"/>
+              <w:left w:type="dxa" w:w="100"/>
+              <w:bottom w:type="dxa" w:w="60"/>
+              <w:right w:type="dxa" w:w="100"/>
+            </w:tcMar>
+          </w:tcPr>
+          <w:p>
+            <w:r>
+              <w:t xml:space="preserve">1</w:t>
+            </w:r>
+          </w:p>
+        </w:tc>
+        <w:tc>
+          <w:tcPr>
+            <w:tcW w:type="dxa" w:w="2540"/>
+            <w:tcBorders>
+              <w:top w:val="single" w:color="D6D3D1" w:sz="4"/>
+              <w:left w:val="single" w:color="D6D3D1" w:sz="4"/>
+              <w:bottom w:val="single" w:color="D6D3D1" w:sz="4"/>
+              <w:right w:val="single" w:color="D6D3D1" w:sz="4"/>
+            </w:tcBorders>
+            <w:tcMar>
+              <w:top w:type="dxa" w:w="60"/>
+              <w:left w:type="dxa" w:w="100"/>
+              <w:bottom w:type="dxa" w:w="60"/>
+              <w:right w:type="dxa" w:w="100"/>
+            </w:tcMar>
+          </w:tcPr>
+          <w:p>
+            <w:r>
+              <w:rPr>
+                <w:b/>
+                <w:bCs/>
+              </w:rPr>
+              <w:t xml:space="preserve">Chọn tháng</w:t>
+            </w:r>
+          </w:p>
+        </w:tc>
+        <w:tc>
+          <w:tcPr>
+            <w:tcW w:type="dxa" w:w="5898"/>
+            <w:tcBorders>
+              <w:top w:val="single" w:color="D6D3D1" w:sz="4"/>
+              <w:left w:val="single" w:color="D6D3D1" w:sz="4"/>
+              <w:bottom w:val="single" w:color="D6D3D1" w:sz="4"/>
+              <w:right w:val="single" w:color="D6D3D1" w:sz="4"/>
+            </w:tcBorders>
+            <w:tcMar>
+              <w:top w:type="dxa" w:w="60"/>
+              <w:left w:type="dxa" w:w="100"/>
+              <w:bottom w:type="dxa" w:w="60"/>
+              <w:right w:type="dxa" w:w="100"/>
+            </w:tcMar>
+          </w:tcPr>
+          <w:p>
+            <w:r>
+              <w:t xml:space="preserve">Mặc định tháng này, xem lại được 6 tháng.</w:t>
+            </w:r>
+          </w:p>
+        </w:tc>
+      </w:tr>
+      <w:tr>
+        <w:trPr>
+          <w:tblHeader w:val="false"/>
+        </w:trPr>
+        <w:tc>
+          <w:tcPr>
+            <w:tcW w:type="dxa" w:w="1200"/>
+            <w:tcBorders>
+              <w:top w:val="single" w:color="D6D3D1" w:sz="4"/>
+              <w:left w:val="single" w:color="D6D3D1" w:sz="4"/>
+              <w:bottom w:val="single" w:color="D6D3D1" w:sz="4"/>
+              <w:right w:val="single" w:color="D6D3D1" w:sz="4"/>
+            </w:tcBorders>
+            <w:shd w:fill="FAFAF9" w:color="auto" w:val="clear"/>
+            <w:tcMar>
+              <w:top w:type="dxa" w:w="60"/>
+              <w:left w:type="dxa" w:w="100"/>
+              <w:bottom w:type="dxa" w:w="60"/>
+              <w:right w:type="dxa" w:w="100"/>
+            </w:tcMar>
+          </w:tcPr>
+          <w:p>
+            <w:r>
+              <w:t xml:space="preserve">2</w:t>
+            </w:r>
+          </w:p>
+        </w:tc>
+        <w:tc>
+          <w:tcPr>
+            <w:tcW w:type="dxa" w:w="2540"/>
+            <w:tcBorders>
+              <w:top w:val="single" w:color="D6D3D1" w:sz="4"/>
+              <w:left w:val="single" w:color="D6D3D1" w:sz="4"/>
+              <w:bottom w:val="single" w:color="D6D3D1" w:sz="4"/>
+              <w:right w:val="single" w:color="D6D3D1" w:sz="4"/>
+            </w:tcBorders>
+            <w:shd w:fill="FAFAF9" w:color="auto" w:val="clear"/>
+            <w:tcMar>
+              <w:top w:type="dxa" w:w="60"/>
+              <w:left w:type="dxa" w:w="100"/>
+              <w:bottom w:type="dxa" w:w="60"/>
+              <w:right w:type="dxa" w:w="100"/>
+            </w:tcMar>
+          </w:tcPr>
+          <w:p>
+            <w:r>
+              <w:rPr>
+                <w:b/>
+                <w:bCs/>
+              </w:rPr>
+              <w:t xml:space="preserve">Tìm nhân viên</w:t>
+            </w:r>
+          </w:p>
+        </w:tc>
+        <w:tc>
+          <w:tcPr>
+            <w:tcW w:type="dxa" w:w="5898"/>
+            <w:tcBorders>
+              <w:top w:val="single" w:color="D6D3D1" w:sz="4"/>
+              <w:left w:val="single" w:color="D6D3D1" w:sz="4"/>
+              <w:bottom w:val="single" w:color="D6D3D1" w:sz="4"/>
+              <w:right w:val="single" w:color="D6D3D1" w:sz="4"/>
+            </w:tcBorders>
+            <w:shd w:fill="FAFAF9" w:color="auto" w:val="clear"/>
+            <w:tcMar>
+              <w:top w:type="dxa" w:w="60"/>
+              <w:left w:type="dxa" w:w="100"/>
+              <w:bottom w:type="dxa" w:w="60"/>
+              <w:right w:type="dxa" w:w="100"/>
+            </w:tcMar>
+          </w:tcPr>
+          <w:p>
+            <w:r>
+              <w:t xml:space="preserve">Gõ tên để lọc nhanh.</w:t>
+            </w:r>
+          </w:p>
+        </w:tc>
+      </w:tr>
+      <w:tr>
+        <w:trPr>
+          <w:tblHeader w:val="false"/>
+        </w:trPr>
+        <w:tc>
+          <w:tcPr>
+            <w:tcW w:type="dxa" w:w="1200"/>
+            <w:tcBorders>
+              <w:top w:val="single" w:color="D6D3D1" w:sz="4"/>
+              <w:left w:val="single" w:color="D6D3D1" w:sz="4"/>
+              <w:bottom w:val="single" w:color="D6D3D1" w:sz="4"/>
+              <w:right w:val="single" w:color="D6D3D1" w:sz="4"/>
+            </w:tcBorders>
+            <w:tcMar>
+              <w:top w:type="dxa" w:w="60"/>
+              <w:left w:type="dxa" w:w="100"/>
+              <w:bottom w:type="dxa" w:w="60"/>
+              <w:right w:type="dxa" w:w="100"/>
+            </w:tcMar>
+          </w:tcPr>
+          <w:p>
+            <w:r>
+              <w:t xml:space="preserve">3</w:t>
+            </w:r>
+          </w:p>
+        </w:tc>
+        <w:tc>
+          <w:tcPr>
+            <w:tcW w:type="dxa" w:w="2540"/>
+            <w:tcBorders>
+              <w:top w:val="single" w:color="D6D3D1" w:sz="4"/>
+              <w:left w:val="single" w:color="D6D3D1" w:sz="4"/>
+              <w:bottom w:val="single" w:color="D6D3D1" w:sz="4"/>
+              <w:right w:val="single" w:color="D6D3D1" w:sz="4"/>
+            </w:tcBorders>
+            <w:tcMar>
+              <w:top w:type="dxa" w:w="60"/>
+              <w:left w:type="dxa" w:w="100"/>
+              <w:bottom w:type="dxa" w:w="60"/>
+              <w:right w:type="dxa" w:w="100"/>
+            </w:tcMar>
+          </w:tcPr>
+          <w:p>
+            <w:r>
+              <w:rPr>
+                <w:b/>
+                <w:bCs/>
+              </w:rPr>
+              <w:t xml:space="preserve">Ngày công chuẩn</w:t>
+            </w:r>
+          </w:p>
+        </w:tc>
+        <w:tc>
+          <w:tcPr>
+            <w:tcW w:type="dxa" w:w="5898"/>
+            <w:tcBorders>
+              <w:top w:val="single" w:color="D6D3D1" w:sz="4"/>
+              <w:left w:val="single" w:color="D6D3D1" w:sz="4"/>
+              <w:bottom w:val="single" w:color="D6D3D1" w:sz="4"/>
+              <w:right w:val="single" w:color="D6D3D1" w:sz="4"/>
+            </w:tcBorders>
+            <w:tcMar>
+              <w:top w:type="dxa" w:w="60"/>
+              <w:left w:type="dxa" w:w="100"/>
+              <w:bottom w:type="dxa" w:w="60"/>
+              <w:right w:type="dxa" w:w="100"/>
+            </w:tcMar>
+          </w:tcPr>
+          <w:p>
+            <w:r>
+              <w:t xml:space="preserve">Công chuẩn của tháng đang xem.</w:t>
+            </w:r>
+          </w:p>
+        </w:tc>
+      </w:tr>
+      <w:tr>
+        <w:trPr>
+          <w:tblHeader w:val="false"/>
+        </w:trPr>
+        <w:tc>
+          <w:tcPr>
+            <w:tcW w:type="dxa" w:w="1200"/>
+            <w:tcBorders>
+              <w:top w:val="single" w:color="D6D3D1" w:sz="4"/>
+              <w:left w:val="single" w:color="D6D3D1" w:sz="4"/>
+              <w:bottom w:val="single" w:color="D6D3D1" w:sz="4"/>
+              <w:right w:val="single" w:color="D6D3D1" w:sz="4"/>
+            </w:tcBorders>
+            <w:shd w:fill="FAFAF9" w:color="auto" w:val="clear"/>
+            <w:tcMar>
+              <w:top w:type="dxa" w:w="60"/>
+              <w:left w:type="dxa" w:w="100"/>
+              <w:bottom w:type="dxa" w:w="60"/>
+              <w:right w:type="dxa" w:w="100"/>
+            </w:tcMar>
+          </w:tcPr>
+          <w:p>
+            <w:r>
+              <w:t xml:space="preserve">4 · 5 · 6</w:t>
+            </w:r>
+          </w:p>
+        </w:tc>
+        <w:tc>
+          <w:tcPr>
+            <w:tcW w:type="dxa" w:w="2540"/>
+            <w:tcBorders>
+              <w:top w:val="single" w:color="D6D3D1" w:sz="4"/>
+              <w:left w:val="single" w:color="D6D3D1" w:sz="4"/>
+              <w:bottom w:val="single" w:color="D6D3D1" w:sz="4"/>
+              <w:right w:val="single" w:color="D6D3D1" w:sz="4"/>
+            </w:tcBorders>
+            <w:shd w:fill="FAFAF9" w:color="auto" w:val="clear"/>
+            <w:tcMar>
+              <w:top w:type="dxa" w:w="60"/>
+              <w:left w:type="dxa" w:w="100"/>
+              <w:bottom w:type="dxa" w:w="60"/>
+              <w:right w:type="dxa" w:w="100"/>
+            </w:tcMar>
+          </w:tcPr>
+          <w:p>
+            <w:r>
+              <w:rPr>
+                <w:b/>
+                <w:bCs/>
+              </w:rPr>
+              <w:t xml:space="preserve">Đã xác nhận · Đang nháp · Chưa khai</w:t>
+            </w:r>
+          </w:p>
+        </w:tc>
+        <w:tc>
+          <w:tcPr>
+            <w:tcW w:type="dxa" w:w="5898"/>
+            <w:tcBorders>
+              <w:top w:val="single" w:color="D6D3D1" w:sz="4"/>
+              <w:left w:val="single" w:color="D6D3D1" w:sz="4"/>
+              <w:bottom w:val="single" w:color="D6D3D1" w:sz="4"/>
+              <w:right w:val="single" w:color="D6D3D1" w:sz="4"/>
+            </w:tcBorders>
+            <w:shd w:fill="FAFAF9" w:color="auto" w:val="clear"/>
+            <w:tcMar>
+              <w:top w:type="dxa" w:w="60"/>
+              <w:left w:type="dxa" w:w="100"/>
+              <w:bottom w:type="dxa" w:w="60"/>
+              <w:right w:type="dxa" w:w="100"/>
+            </w:tcMar>
+          </w:tcPr>
+          <w:p>
+            <w:r>
+              <w:t xml:space="preserve">Bấm vào thẻ để lọc đúng nhóm đó (bấm lần nữa bỏ lọc). Đầu tháng bấm </w:t>
+            </w:r>
+            <w:r>
+              <w:rPr>
+                <w:b/>
+                <w:bCs/>
+              </w:rPr>
+              <w:t xml:space="preserve">Chưa khai</w:t>
+            </w:r>
+            <w:r>
+              <w:t xml:space="preserve"> để nhắc mọi người.</w:t>
+            </w:r>
+          </w:p>
+        </w:tc>
+      </w:tr>
+      <w:tr>
+        <w:trPr>
+          <w:tblHeader w:val="false"/>
+        </w:trPr>
+        <w:tc>
+          <w:tcPr>
+            <w:tcW w:type="dxa" w:w="1200"/>
+            <w:tcBorders>
+              <w:top w:val="single" w:color="D6D3D1" w:sz="4"/>
+              <w:left w:val="single" w:color="D6D3D1" w:sz="4"/>
+              <w:bottom w:val="single" w:color="D6D3D1" w:sz="4"/>
+              <w:right w:val="single" w:color="D6D3D1" w:sz="4"/>
+            </w:tcBorders>
+            <w:tcMar>
+              <w:top w:type="dxa" w:w="60"/>
+              <w:left w:type="dxa" w:w="100"/>
+              <w:bottom w:type="dxa" w:w="60"/>
+              <w:right w:type="dxa" w:w="100"/>
+            </w:tcMar>
+          </w:tcPr>
+          <w:p>
+            <w:r>
+              <w:t xml:space="preserve">7</w:t>
+            </w:r>
+          </w:p>
+        </w:tc>
+        <w:tc>
+          <w:tcPr>
+            <w:tcW w:type="dxa" w:w="2540"/>
+            <w:tcBorders>
+              <w:top w:val="single" w:color="D6D3D1" w:sz="4"/>
+              <w:left w:val="single" w:color="D6D3D1" w:sz="4"/>
+              <w:bottom w:val="single" w:color="D6D3D1" w:sz="4"/>
+              <w:right w:val="single" w:color="D6D3D1" w:sz="4"/>
+            </w:tcBorders>
+            <w:tcMar>
+              <w:top w:type="dxa" w:w="60"/>
+              <w:left w:type="dxa" w:w="100"/>
+              <w:bottom w:type="dxa" w:w="60"/>
+              <w:right w:type="dxa" w:w="100"/>
+            </w:tcMar>
+          </w:tcPr>
+          <w:p>
+            <w:r>
+              <w:rPr>
+                <w:b/>
+                <w:bCs/>
+              </w:rPr>
+              <w:t xml:space="preserve">Trạng thái từng người</w:t>
+            </w:r>
+          </w:p>
+        </w:tc>
+        <w:tc>
+          <w:tcPr>
+            <w:tcW w:type="dxa" w:w="5898"/>
+            <w:tcBorders>
+              <w:top w:val="single" w:color="D6D3D1" w:sz="4"/>
+              <w:left w:val="single" w:color="D6D3D1" w:sz="4"/>
+              <w:bottom w:val="single" w:color="D6D3D1" w:sz="4"/>
+              <w:right w:val="single" w:color="D6D3D1" w:sz="4"/>
+            </w:tcBorders>
+            <w:tcMar>
+              <w:top w:type="dxa" w:w="60"/>
+              <w:left w:type="dxa" w:w="100"/>
+              <w:bottom w:type="dxa" w:w="60"/>
+              <w:right w:type="dxa" w:w="100"/>
+            </w:tcMar>
+          </w:tcPr>
+          <w:p>
+            <w:r>
+              <w:t xml:space="preserve">Danh sách xếp theo phòng, trưởng phòng đứng đầu (nhãn </w:t>
+            </w:r>
+            <w:r>
+              <w:rPr>
+                <w:b/>
+                <w:bCs/>
+              </w:rPr>
+              <w:t xml:space="preserve">TP</w:t>
+            </w:r>
+            <w:r>
+              <w:t xml:space="preserve">).</w:t>
+            </w:r>
+          </w:p>
+        </w:tc>
+      </w:tr>
+    </w:tbl>
+    <w:p/>
+    <w:p>
+      <w:pPr>
+        <w:spacing w:after="120"/>
       </w:pPr>
       <w:r>
         <w:t xml:space="preserve">Nhân viên báo khai sai → bấm </w:t>
@@ -2245,20 +4959,7 @@
         <w:t xml:space="preserve">Lưu</w:t>
       </w:r>
       <w:r>
-        <w:t xml:space="preserve">. Bảng công vẫn ở trạng thái đã xác nhận; app lưu lại ai sửa, sửa từ số nào thành số nào, lý do gì.</w:t>
-      </w:r>
-    </w:p>
-    <w:p>
-      <w:pPr>
-        <w:pStyle w:val="ListParagraph"/>
-        <w:numPr>
-          <w:ilvl w:val="0"/>
-          <w:numId w:val="6"/>
-        </w:numPr>
-        <w:spacing w:after="60"/>
-      </w:pPr>
-      <w:r>
-        <w:t xml:space="preserve">Trưởng phòng </w:t>
+        <w:t xml:space="preserve">. App lưu lại ai sửa, sửa từ số nào thành số nào, lý do gì. Trưởng phòng </w:t>
       </w:r>
       <w:r>
         <w:rPr>
@@ -2273,56 +4974,38 @@
     </w:p>
     <w:p>
       <w:pPr>
+        <w:pStyle w:val="Heading2"/>
+      </w:pPr>
+      <w:r>
+        <w:t xml:space="preserve">Duyệt thưởng dịch vụ khác</w:t>
+      </w:r>
+    </w:p>
+    <w:p>
+      <w:pPr>
         <w:spacing w:after="120"/>
       </w:pPr>
       <w:r>
-        <w:t xml:space="preserve">Danh sách xếp theo phòng, trưởng phòng đứng đầu (nhãn </w:t>
-      </w:r>
-      <w:r>
-        <w:rPr>
-          <w:b/>
-          <w:bCs/>
-        </w:rPr>
-        <w:t xml:space="preserve">TP</w:t>
-      </w:r>
-      <w:r>
-        <w:t xml:space="preserve">).</w:t>
-      </w:r>
-    </w:p>
-    <w:p>
-      <w:pPr>
-        <w:pStyle w:val="Heading2"/>
-      </w:pPr>
-      <w:r>
+        <w:t xml:space="preserve">Ở tab </w:t>
+      </w:r>
+      <w:r>
+        <w:rPr>
+          <w:b/>
+          <w:bCs/>
+        </w:rPr>
+        <w:t xml:space="preserve">Thưởng dịch vụ khác</w:t>
+      </w:r>
+      <w:r>
+        <w:t xml:space="preserve">, khung </w:t>
+      </w:r>
+      <w:r>
+        <w:rPr>
+          <w:b/>
+          <w:bCs/>
+        </w:rPr>
         <w:t xml:space="preserve">Duyệt thưởng dịch vụ khác</w:t>
       </w:r>
-    </w:p>
-    <w:p>
-      <w:pPr>
-        <w:spacing w:after="120"/>
-      </w:pPr>
-      <w:r>
-        <w:t xml:space="preserve">Ở tab </w:t>
-      </w:r>
-      <w:r>
-        <w:rPr>
-          <w:b/>
-          <w:bCs/>
-        </w:rPr>
-        <w:t xml:space="preserve">Thưởng dịch vụ khác</w:t>
-      </w:r>
-      <w:r>
-        <w:t xml:space="preserve">, phía dưới có khung </w:t>
-      </w:r>
-      <w:r>
-        <w:rPr>
-          <w:b/>
-          <w:bCs/>
-        </w:rPr>
-        <w:t xml:space="preserve">Duyệt thưởng dịch vụ khác</w:t>
-      </w:r>
-      <w:r>
-        <w:t xml:space="preserve"> cho kỳ đang chọn.</w:t>
+      <w:r>
+        <w:t xml:space="preserve"> (số ⑧ ở ảnh Phần 2) liệt kê dòng khai của phòng cho kỳ đang chọn.</w:t>
       </w:r>
     </w:p>
     <w:p>
@@ -2395,7 +5078,7 @@
         <w:t xml:space="preserve">Trả lại</w:t>
       </w:r>
       <w:r>
-        <w:t xml:space="preserve"> → bắt buộc ghi lý do, nhân viên thấy lý do để sửa.</w:t>
+        <w:t xml:space="preserve"> → bắt buộc ghi lý do.</w:t>
       </w:r>
     </w:p>
     <w:p>
@@ -2439,14 +5122,34 @@
         <w:t xml:space="preserve">Lương của tôi tính thế nào?</w:t>
       </w:r>
       <w:r>
-        <w:t xml:space="preserve"> Lương theo công = lương cơ bản × ngày tính lương ÷ ngày công chuẩn, cộng các khoản thưởng (KPI công việc, KPI công nợ, doanh số, dịch vụ khác, KPI phòng), phụ cấp và điều chỉnh, trừ BHXH 10,5% + kinh phí công đoàn 0,5% + phí Đoàn 40.000đ (chỉ người đóng BHXH). Bạn xem đủ các khoản ở tab </w:t>
-      </w:r>
-      <w:r>
-        <w:rPr>
-          <w:b/>
-          <w:bCs/>
-        </w:rPr>
-        <w:t xml:space="preserve">Phiếu lương của tôi</w:t>
+        <w:t xml:space="preserve"> Lương theo công = lương cơ bản × ngày tính lương ÷ ngày công chuẩn. Cộng các khoản thưởng (KPI công việc, KPI công nợ, doanh số, dịch vụ khác, KPI phòng), phụ cấp và điều chỉnh = </w:t>
+      </w:r>
+      <w:r>
+        <w:rPr>
+          <w:b/>
+          <w:bCs/>
+        </w:rPr>
+        <w:t xml:space="preserve">tổng thu nhập</w:t>
+      </w:r>
+      <w:r>
+        <w:t xml:space="preserve">. Trừ BHXH 10,5% + công đoàn 0,5% + phí Đoàn 40.000đ (chỉ người đóng BHXH) và </w:t>
+      </w:r>
+      <w:r>
+        <w:rPr>
+          <w:b/>
+          <w:bCs/>
+        </w:rPr>
+        <w:t xml:space="preserve">thuế TNCN</w:t>
+      </w:r>
+      <w:r>
+        <w:t xml:space="preserve"> = </w:t>
+      </w:r>
+      <w:r>
+        <w:rPr>
+          <w:b/>
+          <w:bCs/>
+        </w:rPr>
+        <w:t xml:space="preserve">thực lĩnh</w:t>
       </w:r>
       <w:r>
         <w:t xml:space="preserve">.</w:t>
@@ -2461,10 +5164,122 @@
           <w:b/>
           <w:bCs/>
         </w:rPr>
+        <w:t xml:space="preserve">Thuế TNCN tính thế nào?</w:t>
+      </w:r>
+    </w:p>
+    <w:p>
+      <w:pPr>
+        <w:pStyle w:val="ListParagraph"/>
+        <w:numPr>
+          <w:ilvl w:val="0"/>
+          <w:numId w:val="3"/>
+        </w:numPr>
+        <w:spacing w:after="60"/>
+      </w:pPr>
+      <w:r>
+        <w:rPr>
+          <w:b/>
+          <w:bCs/>
+        </w:rPr>
+        <w:t xml:space="preserve">Nhân viên chính thức (có đóng BHXH):</w:t>
+      </w:r>
+      <w:r>
+        <w:t xml:space="preserve"> thu nhập tính thuế = tổng thu nhập − 15.500.000đ (giảm trừ bản thân) − 6.200.000đ × số người phụ thuộc − tiền BHXH bạn đóng. Phần còn lại tính theo biểu lũy tiến: đến 10 triệu 5% · trên 10–30 triệu 10% · trên 30–60 triệu 20% · trên 60–100 triệu 30% · trên 100 triệu 35%. Thu nhập thấp hơn tổng giảm trừ thì </w:t>
+      </w:r>
+      <w:r>
+        <w:rPr>
+          <w:b/>
+          <w:bCs/>
+        </w:rPr>
+        <w:t xml:space="preserve">thuế = 0</w:t>
+      </w:r>
+      <w:r>
+        <w:t xml:space="preserve">.</w:t>
+      </w:r>
+    </w:p>
+    <w:p>
+      <w:pPr>
+        <w:pStyle w:val="ListParagraph"/>
+        <w:numPr>
+          <w:ilvl w:val="0"/>
+          <w:numId w:val="3"/>
+        </w:numPr>
+        <w:spacing w:after="60"/>
+      </w:pPr>
+      <w:r>
+        <w:rPr>
+          <w:b/>
+          <w:bCs/>
+        </w:rPr>
+        <w:t xml:space="preserve">Thử việc / học việc (chưa đóng BHXH):</w:t>
+      </w:r>
+      <w:r>
+        <w:t xml:space="preserve"> khấu trừ </w:t>
+      </w:r>
+      <w:r>
+        <w:rPr>
+          <w:b/>
+          <w:bCs/>
+        </w:rPr>
+        <w:t xml:space="preserve">10% trên tổng thu nhập</w:t>
+      </w:r>
+      <w:r>
+        <w:t xml:space="preserve">.</w:t>
+      </w:r>
+    </w:p>
+    <w:p>
+      <w:pPr>
+        <w:spacing w:after="120"/>
+      </w:pPr>
+      <w:r>
+        <w:rPr>
+          <w:b/>
+          <w:bCs/>
+        </w:rPr>
+        <w:t xml:space="preserve">Tôi có người phụ thuộc (con, cha mẹ…)?</w:t>
+      </w:r>
+      <w:r>
+        <w:t xml:space="preserve"> Báo kế toán nội bộ và nộp hồ sơ đăng ký người phụ thuộc. Kế toán cập nhật số người phụ thuộc thì tháng lương sau được giảm trừ.</w:t>
+      </w:r>
+    </w:p>
+    <w:p>
+      <w:pPr>
+        <w:spacing w:after="120"/>
+      </w:pPr>
+      <w:r>
+        <w:rPr>
+          <w:b/>
+          <w:bCs/>
+        </w:rPr>
+        <w:t xml:space="preserve">Số tài khoản trên phiếu sai hoặc tôi đổi tài khoản?</w:t>
+      </w:r>
+      <w:r>
+        <w:t xml:space="preserve"> Bấm </w:t>
+      </w:r>
+      <w:r>
+        <w:rPr>
+          <w:b/>
+          <w:bCs/>
+        </w:rPr>
+        <w:t xml:space="preserve">Báo sai</w:t>
+      </w:r>
+      <w:r>
+        <w:t xml:space="preserve"> trên phiếu, ghi số tài khoản đúng — hoặc báo kế toán nội bộ trước kỳ chốt lương.</w:t>
+      </w:r>
+    </w:p>
+    <w:p>
+      <w:pPr>
+        <w:spacing w:after="120"/>
+      </w:pPr>
+      <w:r>
+        <w:rPr>
+          <w:b/>
+          <w:bCs/>
+        </w:rPr>
         <w:t xml:space="preserve">Thưởng KPI phòng tính thế nào?</w:t>
       </w:r>
       <w:r>
-        <w:t xml:space="preserve"> Điểm KPI phòng = trung bình 3 tiêu chí: %-công việc, %-công nợ và %-tác phong của phòng. Mỗi người trong phòng nhận đủ mức: dưới 80% không thưởng · 80–90% được 300.000đ · trên 90% được 500.000đ. Vì vậy một người vi phạm tác phong cũng kéo thưởng của cả phòng.</w:t>
+        <w:t xml:space="preserve"> Điểm KPI phòng = trung bình 3 tiêu chí: %-công việc, %-công nợ và %-tác phong của phòng. Mỗi người trong phòng nhận đủ mức: dưới 80% không thưởng · 80–90% được 300.000đ · trên 90% được 500.000đ.</w:t>
       </w:r>
     </w:p>
     <w:p>
@@ -2499,7 +5314,7 @@
         <w:t xml:space="preserve">%-công nợ tháng N−1</w:t>
       </w:r>
       <w:r>
-        <w:t xml:space="preserve"> (vd lương tháng 10: công việc tháng 10, công nợ tháng 9) — đúng số trên Báo cáo KPI. Doanh thu tính thưởng doanh số cũng lấy tháng N. Mỗi chỉ số: dưới 80% không thưởng · 80–90% được 300.000đ · trên 90% được 500.000đ.</w:t>
+        <w:t xml:space="preserve"> (vd lương tháng 10: công việc tháng 10, công nợ tháng 9) — đúng số trên Báo cáo KPI. Doanh thu tính thưởng doanh số cũng lấy tháng N.</w:t>
       </w:r>
     </w:p>
     <w:p>
@@ -2798,12 +5613,6 @@
     </w:lvlOverride>
   </w:num>
   <w:num w:numId="5">
-    <w:abstractNumId w:val="2"/>
-    <w:lvlOverride w:ilvl="0">
-      <w:startOverride w:val="1"/>
-    </w:lvlOverride>
-  </w:num>
-  <w:num w:numId="6">
     <w:abstractNumId w:val="2"/>
     <w:lvlOverride w:ilvl="0">
       <w:startOverride w:val="1"/>
